--- a/Tongue and Groove Word Library.docx
+++ b/Tongue and Groove Word Library.docx
@@ -57,7 +57,7 @@
           <w:b/>
           <w:spacing w:val="0"/>
         </w:rPr>
-        <w:t xml:space="preserve">Totals: 276 pool words (tiers 2–5) + 104 place-switchers · 73 drill sentences · 342 scenario sentences</w:t>
+        <w:t xml:space="preserve">Totals: 276 pool words (tiers 2–5) + 104 place-switchers · 121 drill sentences · 342 scenario sentences</w:t>
       </w:r>
       <w:r>
         <w:rPr>
@@ -1850,7 +1850,7 @@
           <w:b/>
           <w:spacing w:val="0"/>
         </w:rPr>
-        <w:t xml:space="preserve">TH sounds (13)</w:t>
+        <w:t xml:space="preserve">TH sounds (21)</w:t>
       </w:r>
     </w:p>
     <w:p>
@@ -2189,6 +2189,214 @@
           <w:spacing w:val="0"/>
         </w:rPr>
         <w:t xml:space="preserve">Breathe deeply, think it through, and say thanks. (tri ×1)</w:t>
+      </w:r>
+    </w:p>
+    <w:p>
+      <w:pPr>
+        <w:ind w:left="720" w:first-line="-720"/>
+      </w:pPr>
+      <w:r>
+        <w:rPr>
+          <w:rFonts w:ascii="Helvetica" w:hAnsi="Helvetica" w:cs="Helvetica"/>
+          <w:sz w:val="24"/>
+          <w:sz-cs w:val="24"/>
+        </w:rPr>
+        <w:t xml:space="preserve"/>
+        <w:tab/>
+        <w:t xml:space="preserve">•</w:t>
+        <w:tab/>
+        <w:t xml:space="preserve"/>
+      </w:r>
+      <w:r>
+        <w:rPr>
+          <w:rFonts w:ascii="Helvetica" w:hAnsi="Helvetica" w:cs="Helvetica"/>
+          <w:sz w:val="24"/>
+          <w:sz-cs w:val="24"/>
+          <w:spacing w:val="0"/>
+        </w:rPr>
+        <w:t xml:space="preserve">Thursday's weather turned out worse than they thought. (th ×3)</w:t>
+      </w:r>
+    </w:p>
+    <w:p>
+      <w:pPr>
+        <w:ind w:left="720" w:first-line="-720"/>
+      </w:pPr>
+      <w:r>
+        <w:rPr>
+          <w:rFonts w:ascii="Helvetica" w:hAnsi="Helvetica" w:cs="Helvetica"/>
+          <w:sz w:val="24"/>
+          <w:sz-cs w:val="24"/>
+        </w:rPr>
+        <w:t xml:space="preserve"/>
+        <w:tab/>
+        <w:t xml:space="preserve">•</w:t>
+        <w:tab/>
+        <w:t xml:space="preserve"/>
+      </w:r>
+      <w:r>
+        <w:rPr>
+          <w:rFonts w:ascii="Helvetica" w:hAnsi="Helvetica" w:cs="Helvetica"/>
+          <w:sz w:val="24"/>
+          <w:sz-cs w:val="24"/>
+          <w:spacing w:val="0"/>
+        </w:rPr>
+        <w:t xml:space="preserve">Both brothers thought the third path was smoother. (th ×5)</w:t>
+      </w:r>
+    </w:p>
+    <w:p>
+      <w:pPr>
+        <w:ind w:left="720" w:first-line="-720"/>
+      </w:pPr>
+      <w:r>
+        <w:rPr>
+          <w:rFonts w:ascii="Helvetica" w:hAnsi="Helvetica" w:cs="Helvetica"/>
+          <w:sz w:val="24"/>
+          <w:sz-cs w:val="24"/>
+        </w:rPr>
+        <w:t xml:space="preserve"/>
+        <w:tab/>
+        <w:t xml:space="preserve">•</w:t>
+        <w:tab/>
+        <w:t xml:space="preserve"/>
+      </w:r>
+      <w:r>
+        <w:rPr>
+          <w:rFonts w:ascii="Helvetica" w:hAnsi="Helvetica" w:cs="Helvetica"/>
+          <w:sz w:val="24"/>
+          <w:sz-cs w:val="24"/>
+          <w:spacing w:val="0"/>
+        </w:rPr>
+        <w:t xml:space="preserve">Their mother thanked them for everything this month. (th ×4)</w:t>
+      </w:r>
+    </w:p>
+    <w:p>
+      <w:pPr>
+        <w:ind w:left="720" w:first-line="-720"/>
+      </w:pPr>
+      <w:r>
+        <w:rPr>
+          <w:rFonts w:ascii="Helvetica" w:hAnsi="Helvetica" w:cs="Helvetica"/>
+          <w:sz w:val="24"/>
+          <w:sz-cs w:val="24"/>
+        </w:rPr>
+        <w:t xml:space="preserve"/>
+        <w:tab/>
+        <w:t xml:space="preserve">•</w:t>
+        <w:tab/>
+        <w:t xml:space="preserve"/>
+      </w:r>
+      <w:r>
+        <w:rPr>
+          <w:rFonts w:ascii="Helvetica" w:hAnsi="Helvetica" w:cs="Helvetica"/>
+          <w:sz w:val="24"/>
+          <w:sz-cs w:val="24"/>
+          <w:spacing w:val="0"/>
+        </w:rPr>
+        <w:t xml:space="preserve">I think both things are worth doing together. (th ×4)</w:t>
+      </w:r>
+    </w:p>
+    <w:p>
+      <w:pPr>
+        <w:ind w:left="720" w:first-line="-720"/>
+      </w:pPr>
+      <w:r>
+        <w:rPr>
+          <w:rFonts w:ascii="Helvetica" w:hAnsi="Helvetica" w:cs="Helvetica"/>
+          <w:sz w:val="24"/>
+          <w:sz-cs w:val="24"/>
+        </w:rPr>
+        <w:t xml:space="preserve"/>
+        <w:tab/>
+        <w:t xml:space="preserve">•</w:t>
+        <w:tab/>
+        <w:t xml:space="preserve"/>
+      </w:r>
+      <w:r>
+        <w:rPr>
+          <w:rFonts w:ascii="Helvetica" w:hAnsi="Helvetica" w:cs="Helvetica"/>
+          <w:sz w:val="24"/>
+          <w:sz-cs w:val="24"/>
+          <w:spacing w:val="0"/>
+        </w:rPr>
+        <w:t xml:space="preserve">Neither brother thought the weather would change their birthday. (th ×5)</w:t>
+      </w:r>
+    </w:p>
+    <w:p>
+      <w:pPr>
+        <w:ind w:left="720" w:first-line="-720"/>
+      </w:pPr>
+      <w:r>
+        <w:rPr>
+          <w:rFonts w:ascii="Helvetica" w:hAnsi="Helvetica" w:cs="Helvetica"/>
+          <w:sz w:val="24"/>
+          <w:sz-cs w:val="24"/>
+        </w:rPr>
+        <w:t xml:space="preserve"/>
+        <w:tab/>
+        <w:t xml:space="preserve">•</w:t>
+        <w:tab/>
+        <w:t xml:space="preserve"/>
+      </w:r>
+      <w:r>
+        <w:rPr>
+          <w:rFonts w:ascii="Helvetica" w:hAnsi="Helvetica" w:cs="Helvetica"/>
+          <w:sz w:val="24"/>
+          <w:sz-cs w:val="24"/>
+          <w:spacing w:val="0"/>
+        </w:rPr>
+        <w:t xml:space="preserve">The author thanked them both in the third chapter. (th ×3)</w:t>
+      </w:r>
+    </w:p>
+    <w:p>
+      <w:pPr>
+        <w:ind w:left="720" w:first-line="-720"/>
+      </w:pPr>
+      <w:r>
+        <w:rPr>
+          <w:rFonts w:ascii="Helvetica" w:hAnsi="Helvetica" w:cs="Helvetica"/>
+          <w:sz w:val="24"/>
+          <w:sz-cs w:val="24"/>
+        </w:rPr>
+        <w:t xml:space="preserve"/>
+        <w:tab/>
+        <w:t xml:space="preserve">•</w:t>
+        <w:tab/>
+        <w:t xml:space="preserve"/>
+      </w:r>
+      <w:r>
+        <w:rPr>
+          <w:rFonts w:ascii="Helvetica" w:hAnsi="Helvetica" w:cs="Helvetica"/>
+          <w:sz w:val="24"/>
+          <w:sz-cs w:val="24"/>
+          <w:spacing w:val="0"/>
+        </w:rPr>
+        <w:t xml:space="preserve">Something about that theory bothered both of them. (th ×3)</w:t>
+      </w:r>
+    </w:p>
+    <w:p>
+      <w:pPr>
+        <w:ind w:left="720" w:first-line="-720"/>
+      </w:pPr>
+      <w:r>
+        <w:rPr>
+          <w:rFonts w:ascii="Helvetica" w:hAnsi="Helvetica" w:cs="Helvetica"/>
+          <w:sz w:val="24"/>
+          <w:sz-cs w:val="24"/>
+        </w:rPr>
+        <w:t xml:space="preserve"/>
+        <w:tab/>
+        <w:t xml:space="preserve">•</w:t>
+        <w:tab/>
+        <w:t xml:space="preserve"/>
+      </w:r>
+      <w:r>
+        <w:rPr>
+          <w:rFonts w:ascii="Helvetica" w:hAnsi="Helvetica" w:cs="Helvetica"/>
+          <w:sz w:val="24"/>
+          <w:sz-cs w:val="24"/>
+          <w:spacing w:val="0"/>
+        </w:rPr>
+        <w:t xml:space="preserve">Breathe, gather your thoughts, and thank them both. (th ×4)</w:t>
       </w:r>
     </w:p>
     <w:p>
@@ -2203,7 +2411,7 @@
           <w:b/>
           <w:spacing w:val="0"/>
         </w:rPr>
-        <w:t xml:space="preserve">3-consonant clusters (12)</w:t>
+        <w:t xml:space="preserve">3-consonant clusters (20)</w:t>
       </w:r>
     </w:p>
     <w:p>
@@ -2516,6 +2724,214 @@
           <w:spacing w:val="0"/>
         </w:rPr>
         <w:t xml:space="preserve">The string stretched straight across the stream. (tri ×4)</w:t>
+      </w:r>
+    </w:p>
+    <w:p>
+      <w:pPr>
+        <w:ind w:left="720" w:first-line="-720"/>
+      </w:pPr>
+      <w:r>
+        <w:rPr>
+          <w:rFonts w:ascii="Helvetica" w:hAnsi="Helvetica" w:cs="Helvetica"/>
+          <w:sz w:val="24"/>
+          <w:sz-cs w:val="24"/>
+        </w:rPr>
+        <w:t xml:space="preserve"/>
+        <w:tab/>
+        <w:t xml:space="preserve">•</w:t>
+        <w:tab/>
+        <w:t xml:space="preserve"/>
+      </w:r>
+      <w:r>
+        <w:rPr>
+          <w:rFonts w:ascii="Helvetica" w:hAnsi="Helvetica" w:cs="Helvetica"/>
+          <w:sz w:val="24"/>
+          <w:sz-cs w:val="24"/>
+          <w:spacing w:val="0"/>
+        </w:rPr>
+        <w:t xml:space="preserve">Strong springs stretched across the scratched street. (tri ×5)</w:t>
+      </w:r>
+    </w:p>
+    <w:p>
+      <w:pPr>
+        <w:ind w:left="720" w:first-line="-720"/>
+      </w:pPr>
+      <w:r>
+        <w:rPr>
+          <w:rFonts w:ascii="Helvetica" w:hAnsi="Helvetica" w:cs="Helvetica"/>
+          <w:sz w:val="24"/>
+          <w:sz-cs w:val="24"/>
+        </w:rPr>
+        <w:t xml:space="preserve"/>
+        <w:tab/>
+        <w:t xml:space="preserve">•</w:t>
+        <w:tab/>
+        <w:t xml:space="preserve"/>
+      </w:r>
+      <w:r>
+        <w:rPr>
+          <w:rFonts w:ascii="Helvetica" w:hAnsi="Helvetica" w:cs="Helvetica"/>
+          <w:sz w:val="24"/>
+          <w:sz-cs w:val="24"/>
+          <w:spacing w:val="0"/>
+        </w:rPr>
+        <w:t xml:space="preserve">She scrubbed the screen, then sprayed the strawberry stems. (tri ×4)</w:t>
+      </w:r>
+    </w:p>
+    <w:p>
+      <w:pPr>
+        <w:ind w:left="720" w:first-line="-720"/>
+      </w:pPr>
+      <w:r>
+        <w:rPr>
+          <w:rFonts w:ascii="Helvetica" w:hAnsi="Helvetica" w:cs="Helvetica"/>
+          <w:sz w:val="24"/>
+          <w:sz-cs w:val="24"/>
+        </w:rPr>
+        <w:t xml:space="preserve"/>
+        <w:tab/>
+        <w:t xml:space="preserve">•</w:t>
+        <w:tab/>
+        <w:t xml:space="preserve"/>
+      </w:r>
+      <w:r>
+        <w:rPr>
+          <w:rFonts w:ascii="Helvetica" w:hAnsi="Helvetica" w:cs="Helvetica"/>
+          <w:sz w:val="24"/>
+          <w:sz-cs w:val="24"/>
+          <w:spacing w:val="0"/>
+        </w:rPr>
+        <w:t xml:space="preserve">Three straight streets stretch past the strip mall. (tri ×5)</w:t>
+      </w:r>
+    </w:p>
+    <w:p>
+      <w:pPr>
+        <w:ind w:left="720" w:first-line="-720"/>
+      </w:pPr>
+      <w:r>
+        <w:rPr>
+          <w:rFonts w:ascii="Helvetica" w:hAnsi="Helvetica" w:cs="Helvetica"/>
+          <w:sz w:val="24"/>
+          <w:sz-cs w:val="24"/>
+        </w:rPr>
+        <w:t xml:space="preserve"/>
+        <w:tab/>
+        <w:t xml:space="preserve">•</w:t>
+        <w:tab/>
+        <w:t xml:space="preserve"/>
+      </w:r>
+      <w:r>
+        <w:rPr>
+          <w:rFonts w:ascii="Helvetica" w:hAnsi="Helvetica" w:cs="Helvetica"/>
+          <w:sz w:val="24"/>
+          <w:sz-cs w:val="24"/>
+          <w:spacing w:val="0"/>
+        </w:rPr>
+        <w:t xml:space="preserve">Spread the straw, scrape the steps, and stretch your back. (tri ×4)</w:t>
+      </w:r>
+    </w:p>
+    <w:p>
+      <w:pPr>
+        <w:ind w:left="720" w:first-line="-720"/>
+      </w:pPr>
+      <w:r>
+        <w:rPr>
+          <w:rFonts w:ascii="Helvetica" w:hAnsi="Helvetica" w:cs="Helvetica"/>
+          <w:sz w:val="24"/>
+          <w:sz-cs w:val="24"/>
+        </w:rPr>
+        <w:t xml:space="preserve"/>
+        <w:tab/>
+        <w:t xml:space="preserve">•</w:t>
+        <w:tab/>
+        <w:t xml:space="preserve"/>
+      </w:r>
+      <w:r>
+        <w:rPr>
+          <w:rFonts w:ascii="Helvetica" w:hAnsi="Helvetica" w:cs="Helvetica"/>
+          <w:sz w:val="24"/>
+          <w:sz-cs w:val="24"/>
+          <w:spacing w:val="0"/>
+        </w:rPr>
+        <w:t xml:space="preserve">A strong stream splashed straight across the stones. (tri ×4)</w:t>
+      </w:r>
+    </w:p>
+    <w:p>
+      <w:pPr>
+        <w:ind w:left="720" w:first-line="-720"/>
+      </w:pPr>
+      <w:r>
+        <w:rPr>
+          <w:rFonts w:ascii="Helvetica" w:hAnsi="Helvetica" w:cs="Helvetica"/>
+          <w:sz w:val="24"/>
+          <w:sz-cs w:val="24"/>
+        </w:rPr>
+        <w:t xml:space="preserve"/>
+        <w:tab/>
+        <w:t xml:space="preserve">•</w:t>
+        <w:tab/>
+        <w:t xml:space="preserve"/>
+      </w:r>
+      <w:r>
+        <w:rPr>
+          <w:rFonts w:ascii="Helvetica" w:hAnsi="Helvetica" w:cs="Helvetica"/>
+          <w:sz w:val="24"/>
+          <w:sz-cs w:val="24"/>
+          <w:spacing w:val="0"/>
+        </w:rPr>
+        <w:t xml:space="preserve">Strange scripts scrolled across the split screen. (tri ×5)</w:t>
+      </w:r>
+    </w:p>
+    <w:p>
+      <w:pPr>
+        <w:ind w:left="720" w:first-line="-720"/>
+      </w:pPr>
+      <w:r>
+        <w:rPr>
+          <w:rFonts w:ascii="Helvetica" w:hAnsi="Helvetica" w:cs="Helvetica"/>
+          <w:sz w:val="24"/>
+          <w:sz-cs w:val="24"/>
+        </w:rPr>
+        <w:t xml:space="preserve"/>
+        <w:tab/>
+        <w:t xml:space="preserve">•</w:t>
+        <w:tab/>
+        <w:t xml:space="preserve"/>
+      </w:r>
+      <w:r>
+        <w:rPr>
+          <w:rFonts w:ascii="Helvetica" w:hAnsi="Helvetica" w:cs="Helvetica"/>
+          <w:sz w:val="24"/>
+          <w:sz-cs w:val="24"/>
+          <w:spacing w:val="0"/>
+        </w:rPr>
+        <w:t xml:space="preserve">Screw the strap straight onto the stroller. (tri ×4)</w:t>
+      </w:r>
+    </w:p>
+    <w:p>
+      <w:pPr>
+        <w:ind w:left="720" w:first-line="-720"/>
+      </w:pPr>
+      <w:r>
+        <w:rPr>
+          <w:rFonts w:ascii="Helvetica" w:hAnsi="Helvetica" w:cs="Helvetica"/>
+          <w:sz w:val="24"/>
+          <w:sz-cs w:val="24"/>
+        </w:rPr>
+        <w:t xml:space="preserve"/>
+        <w:tab/>
+        <w:t xml:space="preserve">•</w:t>
+        <w:tab/>
+        <w:t xml:space="preserve"/>
+      </w:r>
+      <w:r>
+        <w:rPr>
+          <w:rFonts w:ascii="Helvetica" w:hAnsi="Helvetica" w:cs="Helvetica"/>
+          <w:sz w:val="24"/>
+          <w:sz-cs w:val="24"/>
+          <w:spacing w:val="0"/>
+        </w:rPr>
+        <w:t xml:space="preserve">Students sprinted straight up the steep street. (tri ×3)</w:t>
       </w:r>
     </w:p>
     <w:p>
@@ -2530,7 +2946,7 @@
           <w:b/>
           <w:spacing w:val="0"/>
         </w:rPr>
-        <w:t xml:space="preserve">L-blends (12)</w:t>
+        <w:t xml:space="preserve">L-blends (20)</w:t>
       </w:r>
     </w:p>
     <w:p>
@@ -2843,6 +3259,214 @@
           <w:spacing w:val="0"/>
         </w:rPr>
         <w:t xml:space="preserve">Slide the glass slowly across the table. (lb ×3)</w:t>
+      </w:r>
+    </w:p>
+    <w:p>
+      <w:pPr>
+        <w:ind w:left="720" w:first-line="-720"/>
+      </w:pPr>
+      <w:r>
+        <w:rPr>
+          <w:rFonts w:ascii="Helvetica" w:hAnsi="Helvetica" w:cs="Helvetica"/>
+          <w:sz w:val="24"/>
+          <w:sz-cs w:val="24"/>
+        </w:rPr>
+        <w:t xml:space="preserve"/>
+        <w:tab/>
+        <w:t xml:space="preserve">•</w:t>
+        <w:tab/>
+        <w:t xml:space="preserve"/>
+      </w:r>
+      <w:r>
+        <w:rPr>
+          <w:rFonts w:ascii="Helvetica" w:hAnsi="Helvetica" w:cs="Helvetica"/>
+          <w:sz w:val="24"/>
+          <w:sz-cs w:val="24"/>
+          <w:spacing w:val="0"/>
+        </w:rPr>
+        <w:t xml:space="preserve">Please place the blue glass clock on the flat shelf. (lb ×6)</w:t>
+      </w:r>
+    </w:p>
+    <w:p>
+      <w:pPr>
+        <w:ind w:left="720" w:first-line="-720"/>
+      </w:pPr>
+      <w:r>
+        <w:rPr>
+          <w:rFonts w:ascii="Helvetica" w:hAnsi="Helvetica" w:cs="Helvetica"/>
+          <w:sz w:val="24"/>
+          <w:sz-cs w:val="24"/>
+        </w:rPr>
+        <w:t xml:space="preserve"/>
+        <w:tab/>
+        <w:t xml:space="preserve">•</w:t>
+        <w:tab/>
+        <w:t xml:space="preserve"/>
+      </w:r>
+      <w:r>
+        <w:rPr>
+          <w:rFonts w:ascii="Helvetica" w:hAnsi="Helvetica" w:cs="Helvetica"/>
+          <w:sz w:val="24"/>
+          <w:sz-cs w:val="24"/>
+          <w:spacing w:val="0"/>
+        </w:rPr>
+        <w:t xml:space="preserve">The black flag flapped slowly above the playground. (lb ×5)</w:t>
+      </w:r>
+    </w:p>
+    <w:p>
+      <w:pPr>
+        <w:ind w:left="720" w:first-line="-720"/>
+      </w:pPr>
+      <w:r>
+        <w:rPr>
+          <w:rFonts w:ascii="Helvetica" w:hAnsi="Helvetica" w:cs="Helvetica"/>
+          <w:sz w:val="24"/>
+          <w:sz-cs w:val="24"/>
+        </w:rPr>
+        <w:t xml:space="preserve"/>
+        <w:tab/>
+        <w:t xml:space="preserve">•</w:t>
+        <w:tab/>
+        <w:t xml:space="preserve"/>
+      </w:r>
+      <w:r>
+        <w:rPr>
+          <w:rFonts w:ascii="Helvetica" w:hAnsi="Helvetica" w:cs="Helvetica"/>
+          <w:sz w:val="24"/>
+          <w:sz-cs w:val="24"/>
+          <w:spacing w:val="0"/>
+        </w:rPr>
+        <w:t xml:space="preserve">Glad flames glowed while we cleaned the fireplace. (lb ×5)</w:t>
+      </w:r>
+    </w:p>
+    <w:p>
+      <w:pPr>
+        <w:ind w:left="720" w:first-line="-720"/>
+      </w:pPr>
+      <w:r>
+        <w:rPr>
+          <w:rFonts w:ascii="Helvetica" w:hAnsi="Helvetica" w:cs="Helvetica"/>
+          <w:sz w:val="24"/>
+          <w:sz-cs w:val="24"/>
+        </w:rPr>
+        <w:t xml:space="preserve"/>
+        <w:tab/>
+        <w:t xml:space="preserve">•</w:t>
+        <w:tab/>
+        <w:t xml:space="preserve"/>
+      </w:r>
+      <w:r>
+        <w:rPr>
+          <w:rFonts w:ascii="Helvetica" w:hAnsi="Helvetica" w:cs="Helvetica"/>
+          <w:sz w:val="24"/>
+          <w:sz-cs w:val="24"/>
+          <w:spacing w:val="0"/>
+        </w:rPr>
+        <w:t xml:space="preserve">Slide the plates closer and please clear the glasses. (lb ×6)</w:t>
+      </w:r>
+    </w:p>
+    <w:p>
+      <w:pPr>
+        <w:ind w:left="720" w:first-line="-720"/>
+      </w:pPr>
+      <w:r>
+        <w:rPr>
+          <w:rFonts w:ascii="Helvetica" w:hAnsi="Helvetica" w:cs="Helvetica"/>
+          <w:sz w:val="24"/>
+          <w:sz-cs w:val="24"/>
+        </w:rPr>
+        <w:t xml:space="preserve"/>
+        <w:tab/>
+        <w:t xml:space="preserve">•</w:t>
+        <w:tab/>
+        <w:t xml:space="preserve"/>
+      </w:r>
+      <w:r>
+        <w:rPr>
+          <w:rFonts w:ascii="Helvetica" w:hAnsi="Helvetica" w:cs="Helvetica"/>
+          <w:sz w:val="24"/>
+          <w:sz-cs w:val="24"/>
+          <w:spacing w:val="0"/>
+        </w:rPr>
+        <w:t xml:space="preserve">Blue clouds floated slowly across the clear sky. (lb ×5)</w:t>
+      </w:r>
+    </w:p>
+    <w:p>
+      <w:pPr>
+        <w:ind w:left="720" w:first-line="-720"/>
+      </w:pPr>
+      <w:r>
+        <w:rPr>
+          <w:rFonts w:ascii="Helvetica" w:hAnsi="Helvetica" w:cs="Helvetica"/>
+          <w:sz w:val="24"/>
+          <w:sz-cs w:val="24"/>
+        </w:rPr>
+        <w:t xml:space="preserve"/>
+        <w:tab/>
+        <w:t xml:space="preserve">•</w:t>
+        <w:tab/>
+        <w:t xml:space="preserve"/>
+      </w:r>
+      <w:r>
+        <w:rPr>
+          <w:rFonts w:ascii="Helvetica" w:hAnsi="Helvetica" w:cs="Helvetica"/>
+          <w:sz w:val="24"/>
+          <w:sz-cs w:val="24"/>
+          <w:spacing w:val="0"/>
+        </w:rPr>
+        <w:t xml:space="preserve">Plant the flowers close to the flat blue planter. (lb ×6)</w:t>
+      </w:r>
+    </w:p>
+    <w:p>
+      <w:pPr>
+        <w:ind w:left="720" w:first-line="-720"/>
+      </w:pPr>
+      <w:r>
+        <w:rPr>
+          <w:rFonts w:ascii="Helvetica" w:hAnsi="Helvetica" w:cs="Helvetica"/>
+          <w:sz w:val="24"/>
+          <w:sz-cs w:val="24"/>
+        </w:rPr>
+        <w:t xml:space="preserve"/>
+        <w:tab/>
+        <w:t xml:space="preserve">•</w:t>
+        <w:tab/>
+        <w:t xml:space="preserve"/>
+      </w:r>
+      <w:r>
+        <w:rPr>
+          <w:rFonts w:ascii="Helvetica" w:hAnsi="Helvetica" w:cs="Helvetica"/>
+          <w:sz w:val="24"/>
+          <w:sz-cs w:val="24"/>
+          <w:spacing w:val="0"/>
+        </w:rPr>
+        <w:t xml:space="preserve">The clever player claimed the last clean plate. (lb ×5)</w:t>
+      </w:r>
+    </w:p>
+    <w:p>
+      <w:pPr>
+        <w:ind w:left="720" w:first-line="-720"/>
+      </w:pPr>
+      <w:r>
+        <w:rPr>
+          <w:rFonts w:ascii="Helvetica" w:hAnsi="Helvetica" w:cs="Helvetica"/>
+          <w:sz w:val="24"/>
+          <w:sz-cs w:val="24"/>
+        </w:rPr>
+        <w:t xml:space="preserve"/>
+        <w:tab/>
+        <w:t xml:space="preserve">•</w:t>
+        <w:tab/>
+        <w:t xml:space="preserve"/>
+      </w:r>
+      <w:r>
+        <w:rPr>
+          <w:rFonts w:ascii="Helvetica" w:hAnsi="Helvetica" w:cs="Helvetica"/>
+          <w:sz w:val="24"/>
+          <w:sz-cs w:val="24"/>
+          <w:spacing w:val="0"/>
+        </w:rPr>
+        <w:t xml:space="preserve">Clip the blue clamp onto the plastic plank. (lb ×5)</w:t>
       </w:r>
     </w:p>
     <w:p>
@@ -2857,7 +3481,7 @@
           <w:b/>
           <w:spacing w:val="0"/>
         </w:rPr>
-        <w:t xml:space="preserve">R-blends (12)</w:t>
+        <w:t xml:space="preserve">R-blends (20)</w:t>
       </w:r>
     </w:p>
     <w:p>
@@ -3170,6 +3794,214 @@
           <w:spacing w:val="0"/>
         </w:rPr>
         <w:t xml:space="preserve">The brave crew crossed the frozen creek. (rb ×5)</w:t>
+      </w:r>
+    </w:p>
+    <w:p>
+      <w:pPr>
+        <w:ind w:left="720" w:first-line="-720"/>
+      </w:pPr>
+      <w:r>
+        <w:rPr>
+          <w:rFonts w:ascii="Helvetica" w:hAnsi="Helvetica" w:cs="Helvetica"/>
+          <w:sz w:val="24"/>
+          <w:sz-cs w:val="24"/>
+        </w:rPr>
+        <w:t xml:space="preserve"/>
+        <w:tab/>
+        <w:t xml:space="preserve">•</w:t>
+        <w:tab/>
+        <w:t xml:space="preserve"/>
+      </w:r>
+      <w:r>
+        <w:rPr>
+          <w:rFonts w:ascii="Helvetica" w:hAnsi="Helvetica" w:cs="Helvetica"/>
+          <w:sz w:val="24"/>
+          <w:sz-cs w:val="24"/>
+          <w:spacing w:val="0"/>
+        </w:rPr>
+        <w:t xml:space="preserve">Fresh bread and green grapes travel well on a trip. (rb ×6)</w:t>
+      </w:r>
+    </w:p>
+    <w:p>
+      <w:pPr>
+        <w:ind w:left="720" w:first-line="-720"/>
+      </w:pPr>
+      <w:r>
+        <w:rPr>
+          <w:rFonts w:ascii="Helvetica" w:hAnsi="Helvetica" w:cs="Helvetica"/>
+          <w:sz w:val="24"/>
+          <w:sz-cs w:val="24"/>
+        </w:rPr>
+        <w:t xml:space="preserve"/>
+        <w:tab/>
+        <w:t xml:space="preserve">•</w:t>
+        <w:tab/>
+        <w:t xml:space="preserve"/>
+      </w:r>
+      <w:r>
+        <w:rPr>
+          <w:rFonts w:ascii="Helvetica" w:hAnsi="Helvetica" w:cs="Helvetica"/>
+          <w:sz w:val="24"/>
+          <w:sz-cs w:val="24"/>
+          <w:spacing w:val="0"/>
+        </w:rPr>
+        <w:t xml:space="preserve">Grandma drove the truck across the broken bridge. (rb ×6)</w:t>
+      </w:r>
+    </w:p>
+    <w:p>
+      <w:pPr>
+        <w:ind w:left="720" w:first-line="-720"/>
+      </w:pPr>
+      <w:r>
+        <w:rPr>
+          <w:rFonts w:ascii="Helvetica" w:hAnsi="Helvetica" w:cs="Helvetica"/>
+          <w:sz w:val="24"/>
+          <w:sz-cs w:val="24"/>
+        </w:rPr>
+        <w:t xml:space="preserve"/>
+        <w:tab/>
+        <w:t xml:space="preserve">•</w:t>
+        <w:tab/>
+        <w:t xml:space="preserve"/>
+      </w:r>
+      <w:r>
+        <w:rPr>
+          <w:rFonts w:ascii="Helvetica" w:hAnsi="Helvetica" w:cs="Helvetica"/>
+          <w:sz w:val="24"/>
+          <w:sz-cs w:val="24"/>
+          <w:spacing w:val="0"/>
+        </w:rPr>
+        <w:t xml:space="preserve">My brother brought fresh fruit from the grocery truck. (rb ×6)</w:t>
+      </w:r>
+    </w:p>
+    <w:p>
+      <w:pPr>
+        <w:ind w:left="720" w:first-line="-720"/>
+      </w:pPr>
+      <w:r>
+        <w:rPr>
+          <w:rFonts w:ascii="Helvetica" w:hAnsi="Helvetica" w:cs="Helvetica"/>
+          <w:sz w:val="24"/>
+          <w:sz-cs w:val="24"/>
+        </w:rPr>
+        <w:t xml:space="preserve"/>
+        <w:tab/>
+        <w:t xml:space="preserve">•</w:t>
+        <w:tab/>
+        <w:t xml:space="preserve"/>
+      </w:r>
+      <w:r>
+        <w:rPr>
+          <w:rFonts w:ascii="Helvetica" w:hAnsi="Helvetica" w:cs="Helvetica"/>
+          <w:sz w:val="24"/>
+          <w:sz-cs w:val="24"/>
+          <w:spacing w:val="0"/>
+        </w:rPr>
+        <w:t xml:space="preserve">Press the brake, drive carefully, and cross the bridge. (rb ×5)</w:t>
+      </w:r>
+    </w:p>
+    <w:p>
+      <w:pPr>
+        <w:ind w:left="720" w:first-line="-720"/>
+      </w:pPr>
+      <w:r>
+        <w:rPr>
+          <w:rFonts w:ascii="Helvetica" w:hAnsi="Helvetica" w:cs="Helvetica"/>
+          <w:sz w:val="24"/>
+          <w:sz-cs w:val="24"/>
+        </w:rPr>
+        <w:t xml:space="preserve"/>
+        <w:tab/>
+        <w:t xml:space="preserve">•</w:t>
+        <w:tab/>
+        <w:t xml:space="preserve"/>
+      </w:r>
+      <w:r>
+        <w:rPr>
+          <w:rFonts w:ascii="Helvetica" w:hAnsi="Helvetica" w:cs="Helvetica"/>
+          <w:sz w:val="24"/>
+          <w:sz-cs w:val="24"/>
+          <w:spacing w:val="0"/>
+        </w:rPr>
+        <w:t xml:space="preserve">The proud crew practiced driving through traffic. (rb ×5)</w:t>
+      </w:r>
+    </w:p>
+    <w:p>
+      <w:pPr>
+        <w:ind w:left="720" w:first-line="-720"/>
+      </w:pPr>
+      <w:r>
+        <w:rPr>
+          <w:rFonts w:ascii="Helvetica" w:hAnsi="Helvetica" w:cs="Helvetica"/>
+          <w:sz w:val="24"/>
+          <w:sz-cs w:val="24"/>
+        </w:rPr>
+        <w:t xml:space="preserve"/>
+        <w:tab/>
+        <w:t xml:space="preserve">•</w:t>
+        <w:tab/>
+        <w:t xml:space="preserve"/>
+      </w:r>
+      <w:r>
+        <w:rPr>
+          <w:rFonts w:ascii="Helvetica" w:hAnsi="Helvetica" w:cs="Helvetica"/>
+          <w:sz w:val="24"/>
+          <w:sz-cs w:val="24"/>
+          <w:spacing w:val="0"/>
+        </w:rPr>
+        <w:t xml:space="preserve">Brown branches broke free from the great green tree. (rb ×7)</w:t>
+      </w:r>
+    </w:p>
+    <w:p>
+      <w:pPr>
+        <w:ind w:left="720" w:first-line="-720"/>
+      </w:pPr>
+      <w:r>
+        <w:rPr>
+          <w:rFonts w:ascii="Helvetica" w:hAnsi="Helvetica" w:cs="Helvetica"/>
+          <w:sz w:val="24"/>
+          <w:sz-cs w:val="24"/>
+        </w:rPr>
+        <w:t xml:space="preserve"/>
+        <w:tab/>
+        <w:t xml:space="preserve">•</w:t>
+        <w:tab/>
+        <w:t xml:space="preserve"/>
+      </w:r>
+      <w:r>
+        <w:rPr>
+          <w:rFonts w:ascii="Helvetica" w:hAnsi="Helvetica" w:cs="Helvetica"/>
+          <w:sz w:val="24"/>
+          <w:sz-cs w:val="24"/>
+          <w:spacing w:val="0"/>
+        </w:rPr>
+        <w:t xml:space="preserve">Try a fresh drink before the friends drive across town. (rb ×6)</w:t>
+      </w:r>
+    </w:p>
+    <w:p>
+      <w:pPr>
+        <w:ind w:left="720" w:first-line="-720"/>
+      </w:pPr>
+      <w:r>
+        <w:rPr>
+          <w:rFonts w:ascii="Helvetica" w:hAnsi="Helvetica" w:cs="Helvetica"/>
+          <w:sz w:val="24"/>
+          <w:sz-cs w:val="24"/>
+        </w:rPr>
+        <w:t xml:space="preserve"/>
+        <w:tab/>
+        <w:t xml:space="preserve">•</w:t>
+        <w:tab/>
+        <w:t xml:space="preserve"/>
+      </w:r>
+      <w:r>
+        <w:rPr>
+          <w:rFonts w:ascii="Helvetica" w:hAnsi="Helvetica" w:cs="Helvetica"/>
+          <w:sz w:val="24"/>
+          <w:sz-cs w:val="24"/>
+          <w:spacing w:val="0"/>
+        </w:rPr>
+        <w:t xml:space="preserve">They brought printed programs to the practice group. (rb ×6)</w:t>
       </w:r>
     </w:p>
     <w:p>
@@ -3184,7 +4016,7 @@
           <w:b/>
           <w:spacing w:val="0"/>
         </w:rPr>
-        <w:t xml:space="preserve">S-blends (12)</w:t>
+        <w:t xml:space="preserve">S-blends (20)</w:t>
       </w:r>
     </w:p>
     <w:p>
@@ -3497,6 +4329,214 @@
           <w:spacing w:val="0"/>
         </w:rPr>
         <w:t xml:space="preserve">Skip the small stones and stay on the path. (sb ×4)</w:t>
+      </w:r>
+    </w:p>
+    <w:p>
+      <w:pPr>
+        <w:ind w:left="720" w:first-line="-720"/>
+      </w:pPr>
+      <w:r>
+        <w:rPr>
+          <w:rFonts w:ascii="Helvetica" w:hAnsi="Helvetica" w:cs="Helvetica"/>
+          <w:sz w:val="24"/>
+          <w:sz-cs w:val="24"/>
+        </w:rPr>
+        <w:t xml:space="preserve"/>
+        <w:tab/>
+        <w:t xml:space="preserve">•</w:t>
+        <w:tab/>
+        <w:t xml:space="preserve"/>
+      </w:r>
+      <w:r>
+        <w:rPr>
+          <w:rFonts w:ascii="Helvetica" w:hAnsi="Helvetica" w:cs="Helvetica"/>
+          <w:sz w:val="24"/>
+          <w:sz-cs w:val="24"/>
+          <w:spacing w:val="0"/>
+        </w:rPr>
+        <w:t xml:space="preserve">Stop at the store and stack the small snacks. (sb ×5)</w:t>
+      </w:r>
+    </w:p>
+    <w:p>
+      <w:pPr>
+        <w:ind w:left="720" w:first-line="-720"/>
+      </w:pPr>
+      <w:r>
+        <w:rPr>
+          <w:rFonts w:ascii="Helvetica" w:hAnsi="Helvetica" w:cs="Helvetica"/>
+          <w:sz w:val="24"/>
+          <w:sz-cs w:val="24"/>
+        </w:rPr>
+        <w:t xml:space="preserve"/>
+        <w:tab/>
+        <w:t xml:space="preserve">•</w:t>
+        <w:tab/>
+        <w:t xml:space="preserve"/>
+      </w:r>
+      <w:r>
+        <w:rPr>
+          <w:rFonts w:ascii="Helvetica" w:hAnsi="Helvetica" w:cs="Helvetica"/>
+          <w:sz w:val="24"/>
+          <w:sz-cs w:val="24"/>
+          <w:spacing w:val="0"/>
+        </w:rPr>
+        <w:t xml:space="preserve">She spun the spoon and smelled the sweet steam. (sb ×5)</w:t>
+      </w:r>
+    </w:p>
+    <w:p>
+      <w:pPr>
+        <w:ind w:left="720" w:first-line="-720"/>
+      </w:pPr>
+      <w:r>
+        <w:rPr>
+          <w:rFonts w:ascii="Helvetica" w:hAnsi="Helvetica" w:cs="Helvetica"/>
+          <w:sz w:val="24"/>
+          <w:sz-cs w:val="24"/>
+        </w:rPr>
+        <w:t xml:space="preserve"/>
+        <w:tab/>
+        <w:t xml:space="preserve">•</w:t>
+        <w:tab/>
+        <w:t xml:space="preserve"/>
+      </w:r>
+      <w:r>
+        <w:rPr>
+          <w:rFonts w:ascii="Helvetica" w:hAnsi="Helvetica" w:cs="Helvetica"/>
+          <w:sz w:val="24"/>
+          <w:sz-cs w:val="24"/>
+          <w:spacing w:val="0"/>
+        </w:rPr>
+        <w:t xml:space="preserve">Stand still, speak with care, and stay steady. (sb ×5)</w:t>
+      </w:r>
+    </w:p>
+    <w:p>
+      <w:pPr>
+        <w:ind w:left="720" w:first-line="-720"/>
+      </w:pPr>
+      <w:r>
+        <w:rPr>
+          <w:rFonts w:ascii="Helvetica" w:hAnsi="Helvetica" w:cs="Helvetica"/>
+          <w:sz w:val="24"/>
+          <w:sz-cs w:val="24"/>
+        </w:rPr>
+        <w:t xml:space="preserve"/>
+        <w:tab/>
+        <w:t xml:space="preserve">•</w:t>
+        <w:tab/>
+        <w:t xml:space="preserve"/>
+      </w:r>
+      <w:r>
+        <w:rPr>
+          <w:rFonts w:ascii="Helvetica" w:hAnsi="Helvetica" w:cs="Helvetica"/>
+          <w:sz w:val="24"/>
+          <w:sz-cs w:val="24"/>
+          <w:spacing w:val="0"/>
+        </w:rPr>
+        <w:t xml:space="preserve">Snow settled on the stone steps beside the stable. (sb ×4)</w:t>
+      </w:r>
+    </w:p>
+    <w:p>
+      <w:pPr>
+        <w:ind w:left="720" w:first-line="-720"/>
+      </w:pPr>
+      <w:r>
+        <w:rPr>
+          <w:rFonts w:ascii="Helvetica" w:hAnsi="Helvetica" w:cs="Helvetica"/>
+          <w:sz w:val="24"/>
+          <w:sz-cs w:val="24"/>
+        </w:rPr>
+        <w:t xml:space="preserve"/>
+        <w:tab/>
+        <w:t xml:space="preserve">•</w:t>
+        <w:tab/>
+        <w:t xml:space="preserve"/>
+      </w:r>
+      <w:r>
+        <w:rPr>
+          <w:rFonts w:ascii="Helvetica" w:hAnsi="Helvetica" w:cs="Helvetica"/>
+          <w:sz w:val="24"/>
+          <w:sz-cs w:val="24"/>
+          <w:spacing w:val="0"/>
+        </w:rPr>
+        <w:t xml:space="preserve">The student spoke with skill and steady speed. (sb ×5)</w:t>
+      </w:r>
+    </w:p>
+    <w:p>
+      <w:pPr>
+        <w:ind w:left="720" w:first-line="-720"/>
+      </w:pPr>
+      <w:r>
+        <w:rPr>
+          <w:rFonts w:ascii="Helvetica" w:hAnsi="Helvetica" w:cs="Helvetica"/>
+          <w:sz w:val="24"/>
+          <w:sz-cs w:val="24"/>
+        </w:rPr>
+        <w:t xml:space="preserve"/>
+        <w:tab/>
+        <w:t xml:space="preserve">•</w:t>
+        <w:tab/>
+        <w:t xml:space="preserve"/>
+      </w:r>
+      <w:r>
+        <w:rPr>
+          <w:rFonts w:ascii="Helvetica" w:hAnsi="Helvetica" w:cs="Helvetica"/>
+          <w:sz w:val="24"/>
+          <w:sz-cs w:val="24"/>
+          <w:spacing w:val="0"/>
+        </w:rPr>
+        <w:t xml:space="preserve">Sweep the space, stack the sticks, and start the stove. (sb ×6)</w:t>
+      </w:r>
+    </w:p>
+    <w:p>
+      <w:pPr>
+        <w:ind w:left="720" w:first-line="-720"/>
+      </w:pPr>
+      <w:r>
+        <w:rPr>
+          <w:rFonts w:ascii="Helvetica" w:hAnsi="Helvetica" w:cs="Helvetica"/>
+          <w:sz w:val="24"/>
+          <w:sz-cs w:val="24"/>
+        </w:rPr>
+        <w:t xml:space="preserve"/>
+        <w:tab/>
+        <w:t xml:space="preserve">•</w:t>
+        <w:tab/>
+        <w:t xml:space="preserve"/>
+      </w:r>
+      <w:r>
+        <w:rPr>
+          <w:rFonts w:ascii="Helvetica" w:hAnsi="Helvetica" w:cs="Helvetica"/>
+          <w:sz w:val="24"/>
+          <w:sz-cs w:val="24"/>
+          <w:spacing w:val="0"/>
+        </w:rPr>
+        <w:t xml:space="preserve">My stomach settles when I sit still and stay slow. (sb ×3)</w:t>
+      </w:r>
+    </w:p>
+    <w:p>
+      <w:pPr>
+        <w:ind w:left="720" w:first-line="-720"/>
+      </w:pPr>
+      <w:r>
+        <w:rPr>
+          <w:rFonts w:ascii="Helvetica" w:hAnsi="Helvetica" w:cs="Helvetica"/>
+          <w:sz w:val="24"/>
+          <w:sz-cs w:val="24"/>
+        </w:rPr>
+        <w:t xml:space="preserve"/>
+        <w:tab/>
+        <w:t xml:space="preserve">•</w:t>
+        <w:tab/>
+        <w:t xml:space="preserve"/>
+      </w:r>
+      <w:r>
+        <w:rPr>
+          <w:rFonts w:ascii="Helvetica" w:hAnsi="Helvetica" w:cs="Helvetica"/>
+          <w:sz w:val="24"/>
+          <w:sz-cs w:val="24"/>
+          <w:spacing w:val="0"/>
+        </w:rPr>
+        <w:t xml:space="preserve">Sudden storms swept past the small stone school. (sb ×5)</w:t>
       </w:r>
     </w:p>
     <w:p>
@@ -3511,7 +4551,7 @@
           <w:b/>
           <w:spacing w:val="0"/>
         </w:rPr>
-        <w:t xml:space="preserve">Final clusters (12)</w:t>
+        <w:t xml:space="preserve">Final clusters (20)</w:t>
       </w:r>
     </w:p>
     <w:p>
@@ -3824,6 +4864,214 @@
           <w:spacing w:val="0"/>
         </w:rPr>
         <w:t xml:space="preserve">Paint the fence and mend the yard. (fc ×3)</w:t>
+      </w:r>
+    </w:p>
+    <w:p>
+      <w:pPr>
+        <w:ind w:left="720" w:first-line="-720"/>
+      </w:pPr>
+      <w:r>
+        <w:rPr>
+          <w:rFonts w:ascii="Helvetica" w:hAnsi="Helvetica" w:cs="Helvetica"/>
+          <w:sz w:val="24"/>
+          <w:sz-cs w:val="24"/>
+        </w:rPr>
+        <w:t xml:space="preserve"/>
+        <w:tab/>
+        <w:t xml:space="preserve">•</w:t>
+        <w:tab/>
+        <w:t xml:space="preserve"/>
+      </w:r>
+      <w:r>
+        <w:rPr>
+          <w:rFonts w:ascii="Helvetica" w:hAnsi="Helvetica" w:cs="Helvetica"/>
+          <w:sz w:val="24"/>
+          <w:sz-cs w:val="24"/>
+          <w:spacing w:val="0"/>
+        </w:rPr>
+        <w:t xml:space="preserve">Hold the cold milk and hand me the old list. (fc ×6)</w:t>
+      </w:r>
+    </w:p>
+    <w:p>
+      <w:pPr>
+        <w:ind w:left="720" w:first-line="-720"/>
+      </w:pPr>
+      <w:r>
+        <w:rPr>
+          <w:rFonts w:ascii="Helvetica" w:hAnsi="Helvetica" w:cs="Helvetica"/>
+          <w:sz w:val="24"/>
+          <w:sz-cs w:val="24"/>
+        </w:rPr>
+        <w:t xml:space="preserve"/>
+        <w:tab/>
+        <w:t xml:space="preserve">•</w:t>
+        <w:tab/>
+        <w:t xml:space="preserve"/>
+      </w:r>
+      <w:r>
+        <w:rPr>
+          <w:rFonts w:ascii="Helvetica" w:hAnsi="Helvetica" w:cs="Helvetica"/>
+          <w:sz w:val="24"/>
+          <w:sz-cs w:val="24"/>
+          <w:spacing w:val="0"/>
+        </w:rPr>
+        <w:t xml:space="preserve">The band marched past the old west field. (fc ×5)</w:t>
+      </w:r>
+    </w:p>
+    <w:p>
+      <w:pPr>
+        <w:ind w:left="720" w:first-line="-720"/>
+      </w:pPr>
+      <w:r>
+        <w:rPr>
+          <w:rFonts w:ascii="Helvetica" w:hAnsi="Helvetica" w:cs="Helvetica"/>
+          <w:sz w:val="24"/>
+          <w:sz-cs w:val="24"/>
+        </w:rPr>
+        <w:t xml:space="preserve"/>
+        <w:tab/>
+        <w:t xml:space="preserve">•</w:t>
+        <w:tab/>
+        <w:t xml:space="preserve"/>
+      </w:r>
+      <w:r>
+        <w:rPr>
+          <w:rFonts w:ascii="Helvetica" w:hAnsi="Helvetica" w:cs="Helvetica"/>
+          <w:sz w:val="24"/>
+          <w:sz-cs w:val="24"/>
+          <w:spacing w:val="0"/>
+        </w:rPr>
+        <w:t xml:space="preserve">Send the last list to my old desk next week. (fc ×5)</w:t>
+      </w:r>
+    </w:p>
+    <w:p>
+      <w:pPr>
+        <w:ind w:left="720" w:first-line="-720"/>
+      </w:pPr>
+      <w:r>
+        <w:rPr>
+          <w:rFonts w:ascii="Helvetica" w:hAnsi="Helvetica" w:cs="Helvetica"/>
+          <w:sz w:val="24"/>
+          <w:sz-cs w:val="24"/>
+        </w:rPr>
+        <w:t xml:space="preserve"/>
+        <w:tab/>
+        <w:t xml:space="preserve">•</w:t>
+        <w:tab/>
+        <w:t xml:space="preserve"/>
+      </w:r>
+      <w:r>
+        <w:rPr>
+          <w:rFonts w:ascii="Helvetica" w:hAnsi="Helvetica" w:cs="Helvetica"/>
+          <w:sz w:val="24"/>
+          <w:sz-cs w:val="24"/>
+          <w:spacing w:val="0"/>
+        </w:rPr>
+        <w:t xml:space="preserve">First hold my hand, then help the child stand. (fc ×6)</w:t>
+      </w:r>
+    </w:p>
+    <w:p>
+      <w:pPr>
+        <w:ind w:left="720" w:first-line="-720"/>
+      </w:pPr>
+      <w:r>
+        <w:rPr>
+          <w:rFonts w:ascii="Helvetica" w:hAnsi="Helvetica" w:cs="Helvetica"/>
+          <w:sz w:val="24"/>
+          <w:sz-cs w:val="24"/>
+        </w:rPr>
+        <w:t xml:space="preserve"/>
+        <w:tab/>
+        <w:t xml:space="preserve">•</w:t>
+        <w:tab/>
+        <w:t xml:space="preserve"/>
+      </w:r>
+      <w:r>
+        <w:rPr>
+          <w:rFonts w:ascii="Helvetica" w:hAnsi="Helvetica" w:cs="Helvetica"/>
+          <w:sz w:val="24"/>
+          <w:sz-cs w:val="24"/>
+          <w:spacing w:val="0"/>
+        </w:rPr>
+        <w:t xml:space="preserve">The old fence bent in the cold wind. (fc ×4)</w:t>
+      </w:r>
+    </w:p>
+    <w:p>
+      <w:pPr>
+        <w:ind w:left="720" w:first-line="-720"/>
+      </w:pPr>
+      <w:r>
+        <w:rPr>
+          <w:rFonts w:ascii="Helvetica" w:hAnsi="Helvetica" w:cs="Helvetica"/>
+          <w:sz w:val="24"/>
+          <w:sz-cs w:val="24"/>
+        </w:rPr>
+        <w:t xml:space="preserve"/>
+        <w:tab/>
+        <w:t xml:space="preserve">•</w:t>
+        <w:tab/>
+        <w:t xml:space="preserve"/>
+      </w:r>
+      <w:r>
+        <w:rPr>
+          <w:rFonts w:ascii="Helvetica" w:hAnsi="Helvetica" w:cs="Helvetica"/>
+          <w:sz w:val="24"/>
+          <w:sz-cs w:val="24"/>
+          <w:spacing w:val="0"/>
+        </w:rPr>
+        <w:t xml:space="preserve">The child found gold sand and old shells. (fc ×6)</w:t>
+      </w:r>
+    </w:p>
+    <w:p>
+      <w:pPr>
+        <w:ind w:left="720" w:first-line="-720"/>
+      </w:pPr>
+      <w:r>
+        <w:rPr>
+          <w:rFonts w:ascii="Helvetica" w:hAnsi="Helvetica" w:cs="Helvetica"/>
+          <w:sz w:val="24"/>
+          <w:sz-cs w:val="24"/>
+        </w:rPr>
+        <w:t xml:space="preserve"/>
+        <w:tab/>
+        <w:t xml:space="preserve">•</w:t>
+        <w:tab/>
+        <w:t xml:space="preserve"/>
+      </w:r>
+      <w:r>
+        <w:rPr>
+          <w:rFonts w:ascii="Helvetica" w:hAnsi="Helvetica" w:cs="Helvetica"/>
+          <w:sz w:val="24"/>
+          <w:sz-cs w:val="24"/>
+          <w:spacing w:val="0"/>
+        </w:rPr>
+        <w:t xml:space="preserve">He kept the old belt and left the rest. (fc ×5)</w:t>
+      </w:r>
+    </w:p>
+    <w:p>
+      <w:pPr>
+        <w:ind w:left="720" w:first-line="-720"/>
+      </w:pPr>
+      <w:r>
+        <w:rPr>
+          <w:rFonts w:ascii="Helvetica" w:hAnsi="Helvetica" w:cs="Helvetica"/>
+          <w:sz w:val="24"/>
+          <w:sz-cs w:val="24"/>
+        </w:rPr>
+        <w:t xml:space="preserve"/>
+        <w:tab/>
+        <w:t xml:space="preserve">•</w:t>
+        <w:tab/>
+        <w:t xml:space="preserve"/>
+      </w:r>
+      <w:r>
+        <w:rPr>
+          <w:rFonts w:ascii="Helvetica" w:hAnsi="Helvetica" w:cs="Helvetica"/>
+          <w:sz w:val="24"/>
+          <w:sz-cs w:val="24"/>
+          <w:spacing w:val="0"/>
+        </w:rPr>
+        <w:t xml:space="preserve">Ask the guest to hold the last box. (fc ×4)</w:t>
       </w:r>
     </w:p>
     <w:p>

--- a/Tongue and Groove Word Library.docx
+++ b/Tongue and Groove Word Library.docx
@@ -57,7 +57,7 @@
           <w:b/>
           <w:spacing w:val="0"/>
         </w:rPr>
-        <w:t xml:space="preserve">Totals: 276 pool words (tiers 2–5) + 104 place-switchers · 121 drill sentences · 342 scenario sentences</w:t>
+        <w:t xml:space="preserve">Totals: 276 pool words (tiers 2–5) + 104 place-switchers · 121 drill sentences · 397 scenario sentences</w:t>
       </w:r>
       <w:r>
         <w:rPr>
@@ -5115,7 +5115,7 @@
           <w:b/>
           <w:spacing w:val="0"/>
         </w:rPr>
-        <w:t xml:space="preserve">Restaurant (41 words · 80 sentences)</w:t>
+        <w:t xml:space="preserve">Restaurant (41 words · 92 sentences)</w:t>
       </w:r>
     </w:p>
     <w:p>
@@ -7244,6 +7244,318 @@
           <w:spacing w:val="0"/>
         </w:rPr>
         <w:t xml:space="preserve">Stop by the salad station before the steaks arrive. (sb ×3)</w:t>
+      </w:r>
+    </w:p>
+    <w:p>
+      <w:pPr>
+        <w:ind w:left="720" w:first-line="-720"/>
+      </w:pPr>
+      <w:r>
+        <w:rPr>
+          <w:rFonts w:ascii="Helvetica" w:hAnsi="Helvetica" w:cs="Helvetica"/>
+          <w:sz w:val="24"/>
+          <w:sz-cs w:val="24"/>
+        </w:rPr>
+        <w:t xml:space="preserve"/>
+        <w:tab/>
+        <w:t xml:space="preserve">•</w:t>
+        <w:tab/>
+        <w:t xml:space="preserve"/>
+      </w:r>
+      <w:r>
+        <w:rPr>
+          <w:rFonts w:ascii="Helvetica" w:hAnsi="Helvetica" w:cs="Helvetica"/>
+          <w:sz w:val="24"/>
+          <w:sz-cs w:val="24"/>
+          <w:spacing w:val="0"/>
+        </w:rPr>
+        <w:t xml:space="preserve">Could I get fresh bread and a green salad? (rb ×3)</w:t>
+      </w:r>
+    </w:p>
+    <w:p>
+      <w:pPr>
+        <w:ind w:left="720" w:first-line="-720"/>
+      </w:pPr>
+      <w:r>
+        <w:rPr>
+          <w:rFonts w:ascii="Helvetica" w:hAnsi="Helvetica" w:cs="Helvetica"/>
+          <w:sz w:val="24"/>
+          <w:sz-cs w:val="24"/>
+        </w:rPr>
+        <w:t xml:space="preserve"/>
+        <w:tab/>
+        <w:t xml:space="preserve">•</w:t>
+        <w:tab/>
+        <w:t xml:space="preserve"/>
+      </w:r>
+      <w:r>
+        <w:rPr>
+          <w:rFonts w:ascii="Helvetica" w:hAnsi="Helvetica" w:cs="Helvetica"/>
+          <w:sz w:val="24"/>
+          <w:sz-cs w:val="24"/>
+          <w:spacing w:val="0"/>
+        </w:rPr>
+        <w:t xml:space="preserve">Could I try the grilled chicken with fresh broccoli? (rb ×4)</w:t>
+      </w:r>
+    </w:p>
+    <w:p>
+      <w:pPr>
+        <w:ind w:left="720" w:first-line="-720"/>
+      </w:pPr>
+      <w:r>
+        <w:rPr>
+          <w:rFonts w:ascii="Helvetica" w:hAnsi="Helvetica" w:cs="Helvetica"/>
+          <w:sz w:val="24"/>
+          <w:sz-cs w:val="24"/>
+        </w:rPr>
+        <w:t xml:space="preserve"/>
+        <w:tab/>
+        <w:t xml:space="preserve">•</w:t>
+        <w:tab/>
+        <w:t xml:space="preserve"/>
+      </w:r>
+      <w:r>
+        <w:rPr>
+          <w:rFonts w:ascii="Helvetica" w:hAnsi="Helvetica" w:cs="Helvetica"/>
+          <w:sz w:val="24"/>
+          <w:sz-cs w:val="24"/>
+          <w:spacing w:val="0"/>
+        </w:rPr>
+        <w:t xml:space="preserve">Could I start with a small salad and sweet tea? (sb ×3)</w:t>
+      </w:r>
+    </w:p>
+    <w:p>
+      <w:pPr>
+        <w:ind w:left="720" w:first-line="-720"/>
+      </w:pPr>
+      <w:r>
+        <w:rPr>
+          <w:rFonts w:ascii="Helvetica" w:hAnsi="Helvetica" w:cs="Helvetica"/>
+          <w:sz w:val="24"/>
+          <w:sz-cs w:val="24"/>
+        </w:rPr>
+        <w:t xml:space="preserve"/>
+        <w:tab/>
+        <w:t xml:space="preserve">•</w:t>
+        <w:tab/>
+        <w:t xml:space="preserve"/>
+      </w:r>
+      <w:r>
+        <w:rPr>
+          <w:rFonts w:ascii="Helvetica" w:hAnsi="Helvetica" w:cs="Helvetica"/>
+          <w:sz w:val="24"/>
+          <w:sz-cs w:val="24"/>
+          <w:spacing w:val="0"/>
+        </w:rPr>
+        <w:t xml:space="preserve">Could I please have a clean plate and a glass of water? (lb ×4)</w:t>
+      </w:r>
+    </w:p>
+    <w:p>
+      <w:pPr>
+        <w:ind w:left="720" w:first-line="-720"/>
+      </w:pPr>
+      <w:r>
+        <w:rPr>
+          <w:rFonts w:ascii="Helvetica" w:hAnsi="Helvetica" w:cs="Helvetica"/>
+          <w:sz w:val="24"/>
+          <w:sz-cs w:val="24"/>
+        </w:rPr>
+        <w:t xml:space="preserve"/>
+        <w:tab/>
+        <w:t xml:space="preserve">•</w:t>
+        <w:tab/>
+        <w:t xml:space="preserve"/>
+      </w:r>
+      <w:r>
+        <w:rPr>
+          <w:rFonts w:ascii="Helvetica" w:hAnsi="Helvetica" w:cs="Helvetica"/>
+          <w:sz w:val="24"/>
+          <w:sz-cs w:val="24"/>
+          <w:spacing w:val="0"/>
+        </w:rPr>
+        <w:t xml:space="preserve">I'd like the cold milk and the last piece of toast. (fc ×4)</w:t>
+      </w:r>
+    </w:p>
+    <w:p>
+      <w:pPr>
+        <w:ind w:left="720" w:first-line="-720"/>
+      </w:pPr>
+      <w:r>
+        <w:rPr>
+          <w:rFonts w:ascii="Helvetica" w:hAnsi="Helvetica" w:cs="Helvetica"/>
+          <w:sz w:val="24"/>
+          <w:sz-cs w:val="24"/>
+        </w:rPr>
+        <w:t xml:space="preserve"/>
+        <w:tab/>
+        <w:t xml:space="preserve">•</w:t>
+        <w:tab/>
+        <w:t xml:space="preserve"/>
+      </w:r>
+      <w:r>
+        <w:rPr>
+          <w:rFonts w:ascii="Helvetica" w:hAnsi="Helvetica" w:cs="Helvetica"/>
+          <w:sz w:val="24"/>
+          <w:sz-cs w:val="24"/>
+          <w:spacing w:val="0"/>
+        </w:rPr>
+        <w:t xml:space="preserve">I think we'll both have something else, thank you. (th ×3)</w:t>
+      </w:r>
+    </w:p>
+    <w:p>
+      <w:pPr>
+        <w:ind w:left="720" w:first-line="-720"/>
+      </w:pPr>
+      <w:r>
+        <w:rPr>
+          <w:rFonts w:ascii="Helvetica" w:hAnsi="Helvetica" w:cs="Helvetica"/>
+          <w:sz w:val="24"/>
+          <w:sz-cs w:val="24"/>
+        </w:rPr>
+        <w:t xml:space="preserve"/>
+        <w:tab/>
+        <w:t xml:space="preserve">•</w:t>
+        <w:tab/>
+        <w:t xml:space="preserve"/>
+      </w:r>
+      <w:r>
+        <w:rPr>
+          <w:rFonts w:ascii="Helvetica" w:hAnsi="Helvetica" w:cs="Helvetica"/>
+          <w:sz w:val="24"/>
+          <w:sz-cs w:val="24"/>
+          <w:spacing w:val="0"/>
+        </w:rPr>
+        <w:t xml:space="preserve">Could we still get a small table by the stairs? (sb ×3)</w:t>
+      </w:r>
+    </w:p>
+    <w:p>
+      <w:pPr>
+        <w:ind w:left="720" w:first-line="-720"/>
+      </w:pPr>
+      <w:r>
+        <w:rPr>
+          <w:rFonts w:ascii="Helvetica" w:hAnsi="Helvetica" w:cs="Helvetica"/>
+          <w:sz w:val="24"/>
+          <w:sz-cs w:val="24"/>
+        </w:rPr>
+        <w:t xml:space="preserve"/>
+        <w:tab/>
+        <w:t xml:space="preserve">•</w:t>
+        <w:tab/>
+        <w:t xml:space="preserve"/>
+      </w:r>
+      <w:r>
+        <w:rPr>
+          <w:rFonts w:ascii="Helvetica" w:hAnsi="Helvetica" w:cs="Helvetica"/>
+          <w:sz w:val="24"/>
+          <w:sz-cs w:val="24"/>
+          <w:spacing w:val="0"/>
+        </w:rPr>
+        <w:t xml:space="preserve">Could you please clear the glasses and the plates? (lb ×4)</w:t>
+      </w:r>
+    </w:p>
+    <w:p>
+      <w:pPr>
+        <w:ind w:left="720" w:first-line="-720"/>
+      </w:pPr>
+      <w:r>
+        <w:rPr>
+          <w:rFonts w:ascii="Helvetica" w:hAnsi="Helvetica" w:cs="Helvetica"/>
+          <w:sz w:val="24"/>
+          <w:sz-cs w:val="24"/>
+        </w:rPr>
+        <w:t xml:space="preserve"/>
+        <w:tab/>
+        <w:t xml:space="preserve">•</w:t>
+        <w:tab/>
+        <w:t xml:space="preserve"/>
+      </w:r>
+      <w:r>
+        <w:rPr>
+          <w:rFonts w:ascii="Helvetica" w:hAnsi="Helvetica" w:cs="Helvetica"/>
+          <w:sz w:val="24"/>
+          <w:sz-cs w:val="24"/>
+          <w:spacing w:val="0"/>
+        </w:rPr>
+        <w:t xml:space="preserve">I'll start with the soup and a small sweet tea. (sb ×3)</w:t>
+      </w:r>
+    </w:p>
+    <w:p>
+      <w:pPr>
+        <w:ind w:left="720" w:first-line="-720"/>
+      </w:pPr>
+      <w:r>
+        <w:rPr>
+          <w:rFonts w:ascii="Helvetica" w:hAnsi="Helvetica" w:cs="Helvetica"/>
+          <w:sz w:val="24"/>
+          <w:sz-cs w:val="24"/>
+        </w:rPr>
+        <w:t xml:space="preserve"/>
+        <w:tab/>
+        <w:t xml:space="preserve">•</w:t>
+        <w:tab/>
+        <w:t xml:space="preserve"/>
+      </w:r>
+      <w:r>
+        <w:rPr>
+          <w:rFonts w:ascii="Helvetica" w:hAnsi="Helvetica" w:cs="Helvetica"/>
+          <w:sz w:val="24"/>
+          <w:sz-cs w:val="24"/>
+          <w:spacing w:val="0"/>
+        </w:rPr>
+        <w:t xml:space="preserve">Could you bring fresh bread and a green salad, please? (rb ×4)</w:t>
+      </w:r>
+    </w:p>
+    <w:p>
+      <w:pPr>
+        <w:ind w:left="720" w:first-line="-720"/>
+      </w:pPr>
+      <w:r>
+        <w:rPr>
+          <w:rFonts w:ascii="Helvetica" w:hAnsi="Helvetica" w:cs="Helvetica"/>
+          <w:sz w:val="24"/>
+          <w:sz-cs w:val="24"/>
+        </w:rPr>
+        <w:t xml:space="preserve"/>
+        <w:tab/>
+        <w:t xml:space="preserve">•</w:t>
+        <w:tab/>
+        <w:t xml:space="preserve"/>
+      </w:r>
+      <w:r>
+        <w:rPr>
+          <w:rFonts w:ascii="Helvetica" w:hAnsi="Helvetica" w:cs="Helvetica"/>
+          <w:sz w:val="24"/>
+          <w:sz-cs w:val="24"/>
+          <w:spacing w:val="0"/>
+        </w:rPr>
+        <w:t xml:space="preserve">I'd like the small steak with sweet potatoes, please. (sb ×3)</w:t>
+      </w:r>
+    </w:p>
+    <w:p>
+      <w:pPr>
+        <w:ind w:left="720" w:first-line="-720"/>
+      </w:pPr>
+      <w:r>
+        <w:rPr>
+          <w:rFonts w:ascii="Helvetica" w:hAnsi="Helvetica" w:cs="Helvetica"/>
+          <w:sz w:val="24"/>
+          <w:sz-cs w:val="24"/>
+        </w:rPr>
+        <w:t xml:space="preserve"/>
+        <w:tab/>
+        <w:t xml:space="preserve">•</w:t>
+        <w:tab/>
+        <w:t xml:space="preserve"/>
+      </w:r>
+      <w:r>
+        <w:rPr>
+          <w:rFonts w:ascii="Helvetica" w:hAnsi="Helvetica" w:cs="Helvetica"/>
+          <w:sz w:val="24"/>
+          <w:sz-cs w:val="24"/>
+          <w:spacing w:val="0"/>
+        </w:rPr>
+        <w:t xml:space="preserve">I think I'll thank the chef for the birthday cake. (th ×3)</w:t>
       </w:r>
     </w:p>
     <w:p>
@@ -7258,7 +7570,7 @@
           <w:b/>
           <w:spacing w:val="0"/>
         </w:rPr>
-        <w:t xml:space="preserve">Doctor visit (42 words · 72 sentences)</w:t>
+        <w:t xml:space="preserve">Doctor visit (42 words · 82 sentences)</w:t>
       </w:r>
     </w:p>
     <w:p>
@@ -9179,6 +9491,266 @@
           <w:spacing w:val="0"/>
         </w:rPr>
         <w:t xml:space="preserve">My birthday is the thirtieth of this month. (th ×4)</w:t>
+      </w:r>
+    </w:p>
+    <w:p>
+      <w:pPr>
+        <w:ind w:left="720" w:first-line="-720"/>
+      </w:pPr>
+      <w:r>
+        <w:rPr>
+          <w:rFonts w:ascii="Helvetica" w:hAnsi="Helvetica" w:cs="Helvetica"/>
+          <w:sz w:val="24"/>
+          <w:sz-cs w:val="24"/>
+        </w:rPr>
+        <w:t xml:space="preserve"/>
+        <w:tab/>
+        <w:t xml:space="preserve">•</w:t>
+        <w:tab/>
+        <w:t xml:space="preserve"/>
+      </w:r>
+      <w:r>
+        <w:rPr>
+          <w:rFonts w:ascii="Helvetica" w:hAnsi="Helvetica" w:cs="Helvetica"/>
+          <w:sz w:val="24"/>
+          <w:sz-cs w:val="24"/>
+          <w:spacing w:val="0"/>
+        </w:rPr>
+        <w:t xml:space="preserve">Can the specialist still schedule my swallowing study? (sb ×5)</w:t>
+      </w:r>
+    </w:p>
+    <w:p>
+      <w:pPr>
+        <w:ind w:left="720" w:first-line="-720"/>
+      </w:pPr>
+      <w:r>
+        <w:rPr>
+          <w:rFonts w:ascii="Helvetica" w:hAnsi="Helvetica" w:cs="Helvetica"/>
+          <w:sz w:val="24"/>
+          <w:sz-cs w:val="24"/>
+        </w:rPr>
+        <w:t xml:space="preserve"/>
+        <w:tab/>
+        <w:t xml:space="preserve">•</w:t>
+        <w:tab/>
+        <w:t xml:space="preserve"/>
+      </w:r>
+      <w:r>
+        <w:rPr>
+          <w:rFonts w:ascii="Helvetica" w:hAnsi="Helvetica" w:cs="Helvetica"/>
+          <w:sz w:val="24"/>
+          <w:sz-cs w:val="24"/>
+          <w:spacing w:val="0"/>
+        </w:rPr>
+        <w:t xml:space="preserve">I think the therapy is helping my breathing. (th ×3)</w:t>
+      </w:r>
+    </w:p>
+    <w:p>
+      <w:pPr>
+        <w:ind w:left="720" w:first-line="-720"/>
+      </w:pPr>
+      <w:r>
+        <w:rPr>
+          <w:rFonts w:ascii="Helvetica" w:hAnsi="Helvetica" w:cs="Helvetica"/>
+          <w:sz w:val="24"/>
+          <w:sz-cs w:val="24"/>
+        </w:rPr>
+        <w:t xml:space="preserve"/>
+        <w:tab/>
+        <w:t xml:space="preserve">•</w:t>
+        <w:tab/>
+        <w:t xml:space="preserve"/>
+      </w:r>
+      <w:r>
+        <w:rPr>
+          <w:rFonts w:ascii="Helvetica" w:hAnsi="Helvetica" w:cs="Helvetica"/>
+          <w:sz w:val="24"/>
+          <w:sz-cs w:val="24"/>
+          <w:spacing w:val="0"/>
+        </w:rPr>
+        <w:t xml:space="preserve">Could you send the last test results to my doctor? (fc ×4)</w:t>
+      </w:r>
+    </w:p>
+    <w:p>
+      <w:pPr>
+        <w:ind w:left="720" w:first-line="-720"/>
+      </w:pPr>
+      <w:r>
+        <w:rPr>
+          <w:rFonts w:ascii="Helvetica" w:hAnsi="Helvetica" w:cs="Helvetica"/>
+          <w:sz w:val="24"/>
+          <w:sz-cs w:val="24"/>
+        </w:rPr>
+        <w:t xml:space="preserve"/>
+        <w:tab/>
+        <w:t xml:space="preserve">•</w:t>
+        <w:tab/>
+        <w:t xml:space="preserve"/>
+      </w:r>
+      <w:r>
+        <w:rPr>
+          <w:rFonts w:ascii="Helvetica" w:hAnsi="Helvetica" w:cs="Helvetica"/>
+          <w:sz w:val="24"/>
+          <w:sz-cs w:val="24"/>
+          <w:spacing w:val="0"/>
+        </w:rPr>
+        <w:t xml:space="preserve">Could you please explain that clearly and slowly? (lb ×4)</w:t>
+      </w:r>
+    </w:p>
+    <w:p>
+      <w:pPr>
+        <w:ind w:left="720" w:first-line="-720"/>
+      </w:pPr>
+      <w:r>
+        <w:rPr>
+          <w:rFonts w:ascii="Helvetica" w:hAnsi="Helvetica" w:cs="Helvetica"/>
+          <w:sz w:val="24"/>
+          <w:sz-cs w:val="24"/>
+        </w:rPr>
+        <w:t xml:space="preserve"/>
+        <w:tab/>
+        <w:t xml:space="preserve">•</w:t>
+        <w:tab/>
+        <w:t xml:space="preserve"/>
+      </w:r>
+      <w:r>
+        <w:rPr>
+          <w:rFonts w:ascii="Helvetica" w:hAnsi="Helvetica" w:cs="Helvetica"/>
+          <w:sz w:val="24"/>
+          <w:sz-cs w:val="24"/>
+          <w:spacing w:val="0"/>
+        </w:rPr>
+        <w:t xml:space="preserve">Could you explain the instructions for my strength stretches? (tri ×3)</w:t>
+      </w:r>
+    </w:p>
+    <w:p>
+      <w:pPr>
+        <w:ind w:left="720" w:first-line="-720"/>
+      </w:pPr>
+      <w:r>
+        <w:rPr>
+          <w:rFonts w:ascii="Helvetica" w:hAnsi="Helvetica" w:cs="Helvetica"/>
+          <w:sz w:val="24"/>
+          <w:sz-cs w:val="24"/>
+        </w:rPr>
+        <w:t xml:space="preserve"/>
+        <w:tab/>
+        <w:t xml:space="preserve">•</w:t>
+        <w:tab/>
+        <w:t xml:space="preserve"/>
+      </w:r>
+      <w:r>
+        <w:rPr>
+          <w:rFonts w:ascii="Helvetica" w:hAnsi="Helvetica" w:cs="Helvetica"/>
+          <w:sz w:val="24"/>
+          <w:sz-cs w:val="24"/>
+          <w:spacing w:val="0"/>
+        </w:rPr>
+        <w:t xml:space="preserve">I'd like to speak with the specialist about my speech. (sb ×3)</w:t>
+      </w:r>
+    </w:p>
+    <w:p>
+      <w:pPr>
+        <w:ind w:left="720" w:first-line="-720"/>
+      </w:pPr>
+      <w:r>
+        <w:rPr>
+          <w:rFonts w:ascii="Helvetica" w:hAnsi="Helvetica" w:cs="Helvetica"/>
+          <w:sz w:val="24"/>
+          <w:sz-cs w:val="24"/>
+        </w:rPr>
+        <w:t xml:space="preserve"/>
+        <w:tab/>
+        <w:t xml:space="preserve">•</w:t>
+        <w:tab/>
+        <w:t xml:space="preserve"/>
+      </w:r>
+      <w:r>
+        <w:rPr>
+          <w:rFonts w:ascii="Helvetica" w:hAnsi="Helvetica" w:cs="Helvetica"/>
+          <w:sz w:val="24"/>
+          <w:sz-cs w:val="24"/>
+          <w:spacing w:val="0"/>
+        </w:rPr>
+        <w:t xml:space="preserve">I'd like to thank the therapist for everything this month. (th ×4)</w:t>
+      </w:r>
+    </w:p>
+    <w:p>
+      <w:pPr>
+        <w:ind w:left="720" w:first-line="-720"/>
+      </w:pPr>
+      <w:r>
+        <w:rPr>
+          <w:rFonts w:ascii="Helvetica" w:hAnsi="Helvetica" w:cs="Helvetica"/>
+          <w:sz w:val="24"/>
+          <w:sz-cs w:val="24"/>
+        </w:rPr>
+        <w:t xml:space="preserve"/>
+        <w:tab/>
+        <w:t xml:space="preserve">•</w:t>
+        <w:tab/>
+        <w:t xml:space="preserve"/>
+      </w:r>
+      <w:r>
+        <w:rPr>
+          <w:rFonts w:ascii="Helvetica" w:hAnsi="Helvetica" w:cs="Helvetica"/>
+          <w:sz w:val="24"/>
+          <w:sz-cs w:val="24"/>
+          <w:spacing w:val="0"/>
+        </w:rPr>
+        <w:t xml:space="preserve">I still get dizzy when I stand up from the stool. (sb ×3)</w:t>
+      </w:r>
+    </w:p>
+    <w:p>
+      <w:pPr>
+        <w:ind w:left="720" w:first-line="-720"/>
+      </w:pPr>
+      <w:r>
+        <w:rPr>
+          <w:rFonts w:ascii="Helvetica" w:hAnsi="Helvetica" w:cs="Helvetica"/>
+          <w:sz w:val="24"/>
+          <w:sz-cs w:val="24"/>
+        </w:rPr>
+        <w:t xml:space="preserve"/>
+        <w:tab/>
+        <w:t xml:space="preserve">•</w:t>
+        <w:tab/>
+        <w:t xml:space="preserve"/>
+      </w:r>
+      <w:r>
+        <w:rPr>
+          <w:rFonts w:ascii="Helvetica" w:hAnsi="Helvetica" w:cs="Helvetica"/>
+          <w:sz w:val="24"/>
+          <w:sz-cs w:val="24"/>
+          <w:spacing w:val="0"/>
+        </w:rPr>
+        <w:t xml:space="preserve">Could you please explain the plan for my speech clearly? (lb ×4)</w:t>
+      </w:r>
+    </w:p>
+    <w:p>
+      <w:pPr>
+        <w:ind w:left="720" w:first-line="-720"/>
+      </w:pPr>
+      <w:r>
+        <w:rPr>
+          <w:rFonts w:ascii="Helvetica" w:hAnsi="Helvetica" w:cs="Helvetica"/>
+          <w:sz w:val="24"/>
+          <w:sz-cs w:val="24"/>
+        </w:rPr>
+        <w:t xml:space="preserve"/>
+        <w:tab/>
+        <w:t xml:space="preserve">•</w:t>
+        <w:tab/>
+        <w:t xml:space="preserve"/>
+      </w:r>
+      <w:r>
+        <w:rPr>
+          <w:rFonts w:ascii="Helvetica" w:hAnsi="Helvetica" w:cs="Helvetica"/>
+          <w:sz w:val="24"/>
+          <w:sz-cs w:val="24"/>
+          <w:spacing w:val="0"/>
+        </w:rPr>
+        <w:t xml:space="preserve">I think my breathing and my throat feel better this month. (th ×4)</w:t>
       </w:r>
     </w:p>
     <w:p>
@@ -9193,7 +9765,7 @@
           <w:b/>
           <w:spacing w:val="0"/>
         </w:rPr>
-        <w:t xml:space="preserve">Work &amp; business (40 words · 47 sentences)</w:t>
+        <w:t xml:space="preserve">Work &amp; business (40 words · 58 sentences)</w:t>
       </w:r>
     </w:p>
     <w:p>
@@ -10464,6 +11036,292 @@
           <w:spacing w:val="0"/>
         </w:rPr>
         <w:t xml:space="preserve">Bring the printed brochures to the front desk. (rb ×4)</w:t>
+      </w:r>
+    </w:p>
+    <w:p>
+      <w:pPr>
+        <w:ind w:left="720" w:first-line="-720"/>
+      </w:pPr>
+      <w:r>
+        <w:rPr>
+          <w:rFonts w:ascii="Helvetica" w:hAnsi="Helvetica" w:cs="Helvetica"/>
+          <w:sz w:val="24"/>
+          <w:sz-cs w:val="24"/>
+        </w:rPr>
+        <w:t xml:space="preserve"/>
+        <w:tab/>
+        <w:t xml:space="preserve">•</w:t>
+        <w:tab/>
+        <w:t xml:space="preserve"/>
+      </w:r>
+      <w:r>
+        <w:rPr>
+          <w:rFonts w:ascii="Helvetica" w:hAnsi="Helvetica" w:cs="Helvetica"/>
+          <w:sz w:val="24"/>
+          <w:sz-cs w:val="24"/>
+          <w:spacing w:val="0"/>
+        </w:rPr>
+        <w:t xml:space="preserve">Could you print the agenda before the progress review? (rb ×3)</w:t>
+      </w:r>
+    </w:p>
+    <w:p>
+      <w:pPr>
+        <w:ind w:left="720" w:first-line="-720"/>
+      </w:pPr>
+      <w:r>
+        <w:rPr>
+          <w:rFonts w:ascii="Helvetica" w:hAnsi="Helvetica" w:cs="Helvetica"/>
+          <w:sz w:val="24"/>
+          <w:sz-cs w:val="24"/>
+        </w:rPr>
+        <w:t xml:space="preserve"/>
+        <w:tab/>
+        <w:t xml:space="preserve">•</w:t>
+        <w:tab/>
+        <w:t xml:space="preserve"/>
+      </w:r>
+      <w:r>
+        <w:rPr>
+          <w:rFonts w:ascii="Helvetica" w:hAnsi="Helvetica" w:cs="Helvetica"/>
+          <w:sz w:val="24"/>
+          <w:sz-cs w:val="24"/>
+          <w:spacing w:val="0"/>
+        </w:rPr>
+        <w:t xml:space="preserve">Could you please explain the plan clearly to the class? (lb ×5)</w:t>
+      </w:r>
+    </w:p>
+    <w:p>
+      <w:pPr>
+        <w:ind w:left="720" w:first-line="-720"/>
+      </w:pPr>
+      <w:r>
+        <w:rPr>
+          <w:rFonts w:ascii="Helvetica" w:hAnsi="Helvetica" w:cs="Helvetica"/>
+          <w:sz w:val="24"/>
+          <w:sz-cs w:val="24"/>
+        </w:rPr>
+        <w:t xml:space="preserve"/>
+        <w:tab/>
+        <w:t xml:space="preserve">•</w:t>
+        <w:tab/>
+        <w:t xml:space="preserve"/>
+      </w:r>
+      <w:r>
+        <w:rPr>
+          <w:rFonts w:ascii="Helvetica" w:hAnsi="Helvetica" w:cs="Helvetica"/>
+          <w:sz w:val="24"/>
+          <w:sz-cs w:val="24"/>
+          <w:spacing w:val="0"/>
+        </w:rPr>
+        <w:t xml:space="preserve">I'd like to print the progress report before the presentation. (rb ×4)</w:t>
+      </w:r>
+    </w:p>
+    <w:p>
+      <w:pPr>
+        <w:ind w:left="720" w:first-line="-720"/>
+      </w:pPr>
+      <w:r>
+        <w:rPr>
+          <w:rFonts w:ascii="Helvetica" w:hAnsi="Helvetica" w:cs="Helvetica"/>
+          <w:sz w:val="24"/>
+          <w:sz-cs w:val="24"/>
+        </w:rPr>
+        <w:t xml:space="preserve"/>
+        <w:tab/>
+        <w:t xml:space="preserve">•</w:t>
+        <w:tab/>
+        <w:t xml:space="preserve"/>
+      </w:r>
+      <w:r>
+        <w:rPr>
+          <w:rFonts w:ascii="Helvetica" w:hAnsi="Helvetica" w:cs="Helvetica"/>
+          <w:sz w:val="24"/>
+          <w:sz-cs w:val="24"/>
+          <w:spacing w:val="0"/>
+        </w:rPr>
+        <w:t xml:space="preserve">Could we still schedule a short staff meeting this week? (sb ×3)</w:t>
+      </w:r>
+    </w:p>
+    <w:p>
+      <w:pPr>
+        <w:ind w:left="720" w:first-line="-720"/>
+      </w:pPr>
+      <w:r>
+        <w:rPr>
+          <w:rFonts w:ascii="Helvetica" w:hAnsi="Helvetica" w:cs="Helvetica"/>
+          <w:sz w:val="24"/>
+          <w:sz-cs w:val="24"/>
+        </w:rPr>
+        <w:t xml:space="preserve"/>
+        <w:tab/>
+        <w:t xml:space="preserve">•</w:t>
+        <w:tab/>
+        <w:t xml:space="preserve"/>
+      </w:r>
+      <w:r>
+        <w:rPr>
+          <w:rFonts w:ascii="Helvetica" w:hAnsi="Helvetica" w:cs="Helvetica"/>
+          <w:sz w:val="24"/>
+          <w:sz-cs w:val="24"/>
+          <w:spacing w:val="0"/>
+        </w:rPr>
+        <w:t xml:space="preserve">I'd like to thank them both for another smooth month. (th ×4)</w:t>
+      </w:r>
+    </w:p>
+    <w:p>
+      <w:pPr>
+        <w:ind w:left="720" w:first-line="-720"/>
+      </w:pPr>
+      <w:r>
+        <w:rPr>
+          <w:rFonts w:ascii="Helvetica" w:hAnsi="Helvetica" w:cs="Helvetica"/>
+          <w:sz w:val="24"/>
+          <w:sz-cs w:val="24"/>
+        </w:rPr>
+        <w:t xml:space="preserve"/>
+        <w:tab/>
+        <w:t xml:space="preserve">•</w:t>
+        <w:tab/>
+        <w:t xml:space="preserve"/>
+      </w:r>
+      <w:r>
+        <w:rPr>
+          <w:rFonts w:ascii="Helvetica" w:hAnsi="Helvetica" w:cs="Helvetica"/>
+          <w:sz w:val="24"/>
+          <w:sz-cs w:val="24"/>
+          <w:spacing w:val="0"/>
+        </w:rPr>
+        <w:t xml:space="preserve">I need the exact amount and the correct account contact. (fc ×5)</w:t>
+      </w:r>
+    </w:p>
+    <w:p>
+      <w:pPr>
+        <w:ind w:left="720" w:first-line="-720"/>
+      </w:pPr>
+      <w:r>
+        <w:rPr>
+          <w:rFonts w:ascii="Helvetica" w:hAnsi="Helvetica" w:cs="Helvetica"/>
+          <w:sz w:val="24"/>
+          <w:sz-cs w:val="24"/>
+        </w:rPr>
+        <w:t xml:space="preserve"/>
+        <w:tab/>
+        <w:t xml:space="preserve">•</w:t>
+        <w:tab/>
+        <w:t xml:space="preserve"/>
+      </w:r>
+      <w:r>
+        <w:rPr>
+          <w:rFonts w:ascii="Helvetica" w:hAnsi="Helvetica" w:cs="Helvetica"/>
+          <w:sz w:val="24"/>
+          <w:sz-cs w:val="24"/>
+          <w:spacing w:val="0"/>
+        </w:rPr>
+        <w:t xml:space="preserve">I'd like to speak with my supervisor about the staff schedule. (sb ×3)</w:t>
+      </w:r>
+    </w:p>
+    <w:p>
+      <w:pPr>
+        <w:ind w:left="720" w:first-line="-720"/>
+      </w:pPr>
+      <w:r>
+        <w:rPr>
+          <w:rFonts w:ascii="Helvetica" w:hAnsi="Helvetica" w:cs="Helvetica"/>
+          <w:sz w:val="24"/>
+          <w:sz-cs w:val="24"/>
+        </w:rPr>
+        <w:t xml:space="preserve"/>
+        <w:tab/>
+        <w:t xml:space="preserve">•</w:t>
+        <w:tab/>
+        <w:t xml:space="preserve"/>
+      </w:r>
+      <w:r>
+        <w:rPr>
+          <w:rFonts w:ascii="Helvetica" w:hAnsi="Helvetica" w:cs="Helvetica"/>
+          <w:sz w:val="24"/>
+          <w:sz-cs w:val="24"/>
+          <w:spacing w:val="0"/>
+        </w:rPr>
+        <w:t xml:space="preserve">Could you bring the printed brochures to the front desk? (rb ×4)</w:t>
+      </w:r>
+    </w:p>
+    <w:p>
+      <w:pPr>
+        <w:ind w:left="720" w:first-line="-720"/>
+      </w:pPr>
+      <w:r>
+        <w:rPr>
+          <w:rFonts w:ascii="Helvetica" w:hAnsi="Helvetica" w:cs="Helvetica"/>
+          <w:sz w:val="24"/>
+          <w:sz-cs w:val="24"/>
+        </w:rPr>
+        <w:t xml:space="preserve"/>
+        <w:tab/>
+        <w:t xml:space="preserve">•</w:t>
+        <w:tab/>
+        <w:t xml:space="preserve"/>
+      </w:r>
+      <w:r>
+        <w:rPr>
+          <w:rFonts w:ascii="Helvetica" w:hAnsi="Helvetica" w:cs="Helvetica"/>
+          <w:sz w:val="24"/>
+          <w:sz-cs w:val="24"/>
+          <w:spacing w:val="0"/>
+        </w:rPr>
+        <w:t xml:space="preserve">I think I'll thank the whole team for another good month. (th ×4)</w:t>
+      </w:r>
+    </w:p>
+    <w:p>
+      <w:pPr>
+        <w:ind w:left="720" w:first-line="-720"/>
+      </w:pPr>
+      <w:r>
+        <w:rPr>
+          <w:rFonts w:ascii="Helvetica" w:hAnsi="Helvetica" w:cs="Helvetica"/>
+          <w:sz w:val="24"/>
+          <w:sz-cs w:val="24"/>
+        </w:rPr>
+        <w:t xml:space="preserve"/>
+        <w:tab/>
+        <w:t xml:space="preserve">•</w:t>
+        <w:tab/>
+        <w:t xml:space="preserve"/>
+      </w:r>
+      <w:r>
+        <w:rPr>
+          <w:rFonts w:ascii="Helvetica" w:hAnsi="Helvetica" w:cs="Helvetica"/>
+          <w:sz w:val="24"/>
+          <w:sz-cs w:val="24"/>
+          <w:spacing w:val="0"/>
+        </w:rPr>
+        <w:t xml:space="preserve">Could you please explain the clear plan to the client? (lb ×5)</w:t>
+      </w:r>
+    </w:p>
+    <w:p>
+      <w:pPr>
+        <w:ind w:left="720" w:first-line="-720"/>
+      </w:pPr>
+      <w:r>
+        <w:rPr>
+          <w:rFonts w:ascii="Helvetica" w:hAnsi="Helvetica" w:cs="Helvetica"/>
+          <w:sz w:val="24"/>
+          <w:sz-cs w:val="24"/>
+        </w:rPr>
+        <w:t xml:space="preserve"/>
+        <w:tab/>
+        <w:t xml:space="preserve">•</w:t>
+        <w:tab/>
+        <w:t xml:space="preserve"/>
+      </w:r>
+      <w:r>
+        <w:rPr>
+          <w:rFonts w:ascii="Helvetica" w:hAnsi="Helvetica" w:cs="Helvetica"/>
+          <w:sz w:val="24"/>
+          <w:sz-cs w:val="24"/>
+          <w:spacing w:val="0"/>
+        </w:rPr>
+        <w:t xml:space="preserve">I'd like the printed proposal before the progress meeting. (rb ×4)</w:t>
       </w:r>
     </w:p>
     <w:p>
@@ -10478,7 +11336,7 @@
           <w:b/>
           <w:spacing w:val="0"/>
         </w:rPr>
-        <w:t xml:space="preserve">Phone calls (36 words · 48 sentences)</w:t>
+        <w:t xml:space="preserve">Phone calls (36 words · 57 sentences)</w:t>
       </w:r>
     </w:p>
     <w:p>
@@ -11775,6 +12633,240 @@
           <w:spacing w:val="0"/>
         </w:rPr>
         <w:t xml:space="preserve">The strong signal streams without a struggle. (tri ×3)</w:t>
+      </w:r>
+    </w:p>
+    <w:p>
+      <w:pPr>
+        <w:ind w:left="720" w:first-line="-720"/>
+      </w:pPr>
+      <w:r>
+        <w:rPr>
+          <w:rFonts w:ascii="Helvetica" w:hAnsi="Helvetica" w:cs="Helvetica"/>
+          <w:sz w:val="24"/>
+          <w:sz-cs w:val="24"/>
+        </w:rPr>
+        <w:t xml:space="preserve"/>
+        <w:tab/>
+        <w:t xml:space="preserve">•</w:t>
+        <w:tab/>
+        <w:t xml:space="preserve"/>
+      </w:r>
+      <w:r>
+        <w:rPr>
+          <w:rFonts w:ascii="Helvetica" w:hAnsi="Helvetica" w:cs="Helvetica"/>
+          <w:sz w:val="24"/>
+          <w:sz-cs w:val="24"/>
+          <w:spacing w:val="0"/>
+        </w:rPr>
+        <w:t xml:space="preserve">I'm trying to transfer money from my credit account. (rb ×3)</w:t>
+      </w:r>
+    </w:p>
+    <w:p>
+      <w:pPr>
+        <w:ind w:left="720" w:first-line="-720"/>
+      </w:pPr>
+      <w:r>
+        <w:rPr>
+          <w:rFonts w:ascii="Helvetica" w:hAnsi="Helvetica" w:cs="Helvetica"/>
+          <w:sz w:val="24"/>
+          <w:sz-cs w:val="24"/>
+        </w:rPr>
+        <w:t xml:space="preserve"/>
+        <w:tab/>
+        <w:t xml:space="preserve">•</w:t>
+        <w:tab/>
+        <w:t xml:space="preserve"/>
+      </w:r>
+      <w:r>
+        <w:rPr>
+          <w:rFonts w:ascii="Helvetica" w:hAnsi="Helvetica" w:cs="Helvetica"/>
+          <w:sz w:val="24"/>
+          <w:sz-cs w:val="24"/>
+          <w:spacing w:val="0"/>
+        </w:rPr>
+        <w:t xml:space="preserve">Could you please speak slowly and spell that clearly? (lb ×3)</w:t>
+      </w:r>
+    </w:p>
+    <w:p>
+      <w:pPr>
+        <w:ind w:left="720" w:first-line="-720"/>
+      </w:pPr>
+      <w:r>
+        <w:rPr>
+          <w:rFonts w:ascii="Helvetica" w:hAnsi="Helvetica" w:cs="Helvetica"/>
+          <w:sz w:val="24"/>
+          <w:sz-cs w:val="24"/>
+        </w:rPr>
+        <w:t xml:space="preserve"/>
+        <w:tab/>
+        <w:t xml:space="preserve">•</w:t>
+        <w:tab/>
+        <w:t xml:space="preserve"/>
+      </w:r>
+      <w:r>
+        <w:rPr>
+          <w:rFonts w:ascii="Helvetica" w:hAnsi="Helvetica" w:cs="Helvetica"/>
+          <w:sz w:val="24"/>
+          <w:sz-cs w:val="24"/>
+          <w:spacing w:val="0"/>
+        </w:rPr>
+        <w:t xml:space="preserve">I'd like to stop the service and start a smaller plan. (sb ×3)</w:t>
+      </w:r>
+    </w:p>
+    <w:p>
+      <w:pPr>
+        <w:ind w:left="720" w:first-line="-720"/>
+      </w:pPr>
+      <w:r>
+        <w:rPr>
+          <w:rFonts w:ascii="Helvetica" w:hAnsi="Helvetica" w:cs="Helvetica"/>
+          <w:sz w:val="24"/>
+          <w:sz-cs w:val="24"/>
+        </w:rPr>
+        <w:t xml:space="preserve"/>
+        <w:tab/>
+        <w:t xml:space="preserve">•</w:t>
+        <w:tab/>
+        <w:t xml:space="preserve"/>
+      </w:r>
+      <w:r>
+        <w:rPr>
+          <w:rFonts w:ascii="Helvetica" w:hAnsi="Helvetica" w:cs="Helvetica"/>
+          <w:sz w:val="24"/>
+          <w:sz-cs w:val="24"/>
+          <w:spacing w:val="0"/>
+        </w:rPr>
+        <w:t xml:space="preserve">I can't find the last four digits of my account. (fc ×4)</w:t>
+      </w:r>
+    </w:p>
+    <w:p>
+      <w:pPr>
+        <w:ind w:left="720" w:first-line="-720"/>
+      </w:pPr>
+      <w:r>
+        <w:rPr>
+          <w:rFonts w:ascii="Helvetica" w:hAnsi="Helvetica" w:cs="Helvetica"/>
+          <w:sz w:val="24"/>
+          <w:sz-cs w:val="24"/>
+        </w:rPr>
+        <w:t xml:space="preserve"/>
+        <w:tab/>
+        <w:t xml:space="preserve">•</w:t>
+        <w:tab/>
+        <w:t xml:space="preserve"/>
+      </w:r>
+      <w:r>
+        <w:rPr>
+          <w:rFonts w:ascii="Helvetica" w:hAnsi="Helvetica" w:cs="Helvetica"/>
+          <w:sz w:val="24"/>
+          <w:sz-cs w:val="24"/>
+          <w:spacing w:val="0"/>
+        </w:rPr>
+        <w:t xml:space="preserve">Could you please explain the plan clearly? (lb ×4)</w:t>
+      </w:r>
+    </w:p>
+    <w:p>
+      <w:pPr>
+        <w:ind w:left="720" w:first-line="-720"/>
+      </w:pPr>
+      <w:r>
+        <w:rPr>
+          <w:rFonts w:ascii="Helvetica" w:hAnsi="Helvetica" w:cs="Helvetica"/>
+          <w:sz w:val="24"/>
+          <w:sz-cs w:val="24"/>
+        </w:rPr>
+        <w:t xml:space="preserve"/>
+        <w:tab/>
+        <w:t xml:space="preserve">•</w:t>
+        <w:tab/>
+        <w:t xml:space="preserve"/>
+      </w:r>
+      <w:r>
+        <w:rPr>
+          <w:rFonts w:ascii="Helvetica" w:hAnsi="Helvetica" w:cs="Helvetica"/>
+          <w:sz w:val="24"/>
+          <w:sz-cs w:val="24"/>
+          <w:spacing w:val="0"/>
+        </w:rPr>
+        <w:t xml:space="preserve">I need to stop the service — I still want a statement. (sb ×3)</w:t>
+      </w:r>
+    </w:p>
+    <w:p>
+      <w:pPr>
+        <w:ind w:left="720" w:first-line="-720"/>
+      </w:pPr>
+      <w:r>
+        <w:rPr>
+          <w:rFonts w:ascii="Helvetica" w:hAnsi="Helvetica" w:cs="Helvetica"/>
+          <w:sz w:val="24"/>
+          <w:sz-cs w:val="24"/>
+        </w:rPr>
+        <w:t xml:space="preserve"/>
+        <w:tab/>
+        <w:t xml:space="preserve">•</w:t>
+        <w:tab/>
+        <w:t xml:space="preserve"/>
+      </w:r>
+      <w:r>
+        <w:rPr>
+          <w:rFonts w:ascii="Helvetica" w:hAnsi="Helvetica" w:cs="Helvetica"/>
+          <w:sz w:val="24"/>
+          <w:sz-cs w:val="24"/>
+          <w:spacing w:val="0"/>
+        </w:rPr>
+        <w:t xml:space="preserve">I want to send the last payment and hold the rest. (fc ×6)</w:t>
+      </w:r>
+    </w:p>
+    <w:p>
+      <w:pPr>
+        <w:ind w:left="720" w:first-line="-720"/>
+      </w:pPr>
+      <w:r>
+        <w:rPr>
+          <w:rFonts w:ascii="Helvetica" w:hAnsi="Helvetica" w:cs="Helvetica"/>
+          <w:sz w:val="24"/>
+          <w:sz-cs w:val="24"/>
+        </w:rPr>
+        <w:t xml:space="preserve"/>
+        <w:tab/>
+        <w:t xml:space="preserve">•</w:t>
+        <w:tab/>
+        <w:t xml:space="preserve"/>
+      </w:r>
+      <w:r>
+        <w:rPr>
+          <w:rFonts w:ascii="Helvetica" w:hAnsi="Helvetica" w:cs="Helvetica"/>
+          <w:sz w:val="24"/>
+          <w:sz-cs w:val="24"/>
+          <w:spacing w:val="0"/>
+        </w:rPr>
+        <w:t xml:space="preserve">Could you please explain the flat monthly plan clearly? (lb ×5)</w:t>
+      </w:r>
+    </w:p>
+    <w:p>
+      <w:pPr>
+        <w:ind w:left="720" w:first-line="-720"/>
+      </w:pPr>
+      <w:r>
+        <w:rPr>
+          <w:rFonts w:ascii="Helvetica" w:hAnsi="Helvetica" w:cs="Helvetica"/>
+          <w:sz w:val="24"/>
+          <w:sz-cs w:val="24"/>
+        </w:rPr>
+        <w:t xml:space="preserve"/>
+        <w:tab/>
+        <w:t xml:space="preserve">•</w:t>
+        <w:tab/>
+        <w:t xml:space="preserve"/>
+      </w:r>
+      <w:r>
+        <w:rPr>
+          <w:rFonts w:ascii="Helvetica" w:hAnsi="Helvetica" w:cs="Helvetica"/>
+          <w:sz w:val="24"/>
+          <w:sz-cs w:val="24"/>
+          <w:spacing w:val="0"/>
+        </w:rPr>
+        <w:t xml:space="preserve">I still can't speak fast — could you stay on the line? (sb ×3)</w:t>
       </w:r>
     </w:p>
     <w:p>
@@ -11789,7 +12881,7 @@
           <w:b/>
           <w:spacing w:val="0"/>
         </w:rPr>
-        <w:t xml:space="preserve">Family &amp; social (38 words · 49 sentences)</w:t>
+        <w:t xml:space="preserve">Family &amp; social (38 words · 55 sentences)</w:t>
       </w:r>
     </w:p>
     <w:p>
@@ -13112,6 +14204,162 @@
           <w:spacing w:val="0"/>
         </w:rPr>
         <w:t xml:space="preserve">My cousins went camping last August. (fc ×4)</w:t>
+      </w:r>
+    </w:p>
+    <w:p>
+      <w:pPr>
+        <w:ind w:left="720" w:first-line="-720"/>
+      </w:pPr>
+      <w:r>
+        <w:rPr>
+          <w:rFonts w:ascii="Helvetica" w:hAnsi="Helvetica" w:cs="Helvetica"/>
+          <w:sz w:val="24"/>
+          <w:sz-cs w:val="24"/>
+        </w:rPr>
+        <w:t xml:space="preserve"/>
+        <w:tab/>
+        <w:t xml:space="preserve">•</w:t>
+        <w:tab/>
+        <w:t xml:space="preserve"/>
+      </w:r>
+      <w:r>
+        <w:rPr>
+          <w:rFonts w:ascii="Helvetica" w:hAnsi="Helvetica" w:cs="Helvetica"/>
+          <w:sz w:val="24"/>
+          <w:sz-cs w:val="24"/>
+          <w:spacing w:val="0"/>
+        </w:rPr>
+        <w:t xml:space="preserve">Could you thank your brother for the birthday gift? (th ×3)</w:t>
+      </w:r>
+    </w:p>
+    <w:p>
+      <w:pPr>
+        <w:ind w:left="720" w:first-line="-720"/>
+      </w:pPr>
+      <w:r>
+        <w:rPr>
+          <w:rFonts w:ascii="Helvetica" w:hAnsi="Helvetica" w:cs="Helvetica"/>
+          <w:sz w:val="24"/>
+          <w:sz-cs w:val="24"/>
+        </w:rPr>
+        <w:t xml:space="preserve"/>
+        <w:tab/>
+        <w:t xml:space="preserve">•</w:t>
+        <w:tab/>
+        <w:t xml:space="preserve"/>
+      </w:r>
+      <w:r>
+        <w:rPr>
+          <w:rFonts w:ascii="Helvetica" w:hAnsi="Helvetica" w:cs="Helvetica"/>
+          <w:sz w:val="24"/>
+          <w:sz-cs w:val="24"/>
+          <w:spacing w:val="0"/>
+        </w:rPr>
+        <w:t xml:space="preserve">Could you please pass the clean plates and the glasses? (lb ×4)</w:t>
+      </w:r>
+    </w:p>
+    <w:p>
+      <w:pPr>
+        <w:ind w:left="720" w:first-line="-720"/>
+      </w:pPr>
+      <w:r>
+        <w:rPr>
+          <w:rFonts w:ascii="Helvetica" w:hAnsi="Helvetica" w:cs="Helvetica"/>
+          <w:sz w:val="24"/>
+          <w:sz-cs w:val="24"/>
+        </w:rPr>
+        <w:t xml:space="preserve"/>
+        <w:tab/>
+        <w:t xml:space="preserve">•</w:t>
+        <w:tab/>
+        <w:t xml:space="preserve"/>
+      </w:r>
+      <w:r>
+        <w:rPr>
+          <w:rFonts w:ascii="Helvetica" w:hAnsi="Helvetica" w:cs="Helvetica"/>
+          <w:sz w:val="24"/>
+          <w:sz-cs w:val="24"/>
+          <w:spacing w:val="0"/>
+        </w:rPr>
+        <w:t xml:space="preserve">I'd like to thank them both for everything this month. (th ×3)</w:t>
+      </w:r>
+    </w:p>
+    <w:p>
+      <w:pPr>
+        <w:ind w:left="720" w:first-line="-720"/>
+      </w:pPr>
+      <w:r>
+        <w:rPr>
+          <w:rFonts w:ascii="Helvetica" w:hAnsi="Helvetica" w:cs="Helvetica"/>
+          <w:sz w:val="24"/>
+          <w:sz-cs w:val="24"/>
+        </w:rPr>
+        <w:t xml:space="preserve"/>
+        <w:tab/>
+        <w:t xml:space="preserve">•</w:t>
+        <w:tab/>
+        <w:t xml:space="preserve"/>
+      </w:r>
+      <w:r>
+        <w:rPr>
+          <w:rFonts w:ascii="Helvetica" w:hAnsi="Helvetica" w:cs="Helvetica"/>
+          <w:sz w:val="24"/>
+          <w:sz-cs w:val="24"/>
+          <w:spacing w:val="0"/>
+        </w:rPr>
+        <w:t xml:space="preserve">Can you bring fresh bread and green grapes to dinner? (rb ×5)</w:t>
+      </w:r>
+    </w:p>
+    <w:p>
+      <w:pPr>
+        <w:ind w:left="720" w:first-line="-720"/>
+      </w:pPr>
+      <w:r>
+        <w:rPr>
+          <w:rFonts w:ascii="Helvetica" w:hAnsi="Helvetica" w:cs="Helvetica"/>
+          <w:sz w:val="24"/>
+          <w:sz-cs w:val="24"/>
+        </w:rPr>
+        <w:t xml:space="preserve"/>
+        <w:tab/>
+        <w:t xml:space="preserve">•</w:t>
+        <w:tab/>
+        <w:t xml:space="preserve"/>
+      </w:r>
+      <w:r>
+        <w:rPr>
+          <w:rFonts w:ascii="Helvetica" w:hAnsi="Helvetica" w:cs="Helvetica"/>
+          <w:sz w:val="24"/>
+          <w:sz-cs w:val="24"/>
+          <w:spacing w:val="0"/>
+        </w:rPr>
+        <w:t xml:space="preserve">I'd like to call my brother and my mother this Thursday. (th ×3)</w:t>
+      </w:r>
+    </w:p>
+    <w:p>
+      <w:pPr>
+        <w:ind w:left="720" w:first-line="-720"/>
+      </w:pPr>
+      <w:r>
+        <w:rPr>
+          <w:rFonts w:ascii="Helvetica" w:hAnsi="Helvetica" w:cs="Helvetica"/>
+          <w:sz w:val="24"/>
+          <w:sz-cs w:val="24"/>
+        </w:rPr>
+        <w:t xml:space="preserve"/>
+        <w:tab/>
+        <w:t xml:space="preserve">•</w:t>
+        <w:tab/>
+        <w:t xml:space="preserve"/>
+      </w:r>
+      <w:r>
+        <w:rPr>
+          <w:rFonts w:ascii="Helvetica" w:hAnsi="Helvetica" w:cs="Helvetica"/>
+          <w:sz w:val="24"/>
+          <w:sz-cs w:val="24"/>
+          <w:spacing w:val="0"/>
+        </w:rPr>
+        <w:t xml:space="preserve">I think they're coming this Thursday for my birthday. (th ×3)</w:t>
       </w:r>
     </w:p>
     <w:p>
@@ -13126,7 +14374,7 @@
           <w:b/>
           <w:spacing w:val="0"/>
         </w:rPr>
-        <w:t xml:space="preserve">Shopping (34 words · 46 sentences)</w:t>
+        <w:t xml:space="preserve">Shopping (34 words · 53 sentences)</w:t>
       </w:r>
     </w:p>
     <w:p>
@@ -14371,6 +15619,188 @@
           <w:spacing w:val="0"/>
         </w:rPr>
         <w:t xml:space="preserve">The flower place sells blooming plants. (lb ×4)</w:t>
+      </w:r>
+    </w:p>
+    <w:p>
+      <w:pPr>
+        <w:ind w:left="720" w:first-line="-720"/>
+      </w:pPr>
+      <w:r>
+        <w:rPr>
+          <w:rFonts w:ascii="Helvetica" w:hAnsi="Helvetica" w:cs="Helvetica"/>
+          <w:sz w:val="24"/>
+          <w:sz-cs w:val="24"/>
+        </w:rPr>
+        <w:t xml:space="preserve"/>
+        <w:tab/>
+        <w:t xml:space="preserve">•</w:t>
+        <w:tab/>
+        <w:t xml:space="preserve"/>
+      </w:r>
+      <w:r>
+        <w:rPr>
+          <w:rFonts w:ascii="Helvetica" w:hAnsi="Helvetica" w:cs="Helvetica"/>
+          <w:sz w:val="24"/>
+          <w:sz-cs w:val="24"/>
+          <w:spacing w:val="0"/>
+        </w:rPr>
+        <w:t xml:space="preserve">Could I please get a clean plastic bag for the glass? (lb ×4)</w:t>
+      </w:r>
+    </w:p>
+    <w:p>
+      <w:pPr>
+        <w:ind w:left="720" w:first-line="-720"/>
+      </w:pPr>
+      <w:r>
+        <w:rPr>
+          <w:rFonts w:ascii="Helvetica" w:hAnsi="Helvetica" w:cs="Helvetica"/>
+          <w:sz w:val="24"/>
+          <w:sz-cs w:val="24"/>
+        </w:rPr>
+        <w:t xml:space="preserve"/>
+        <w:tab/>
+        <w:t xml:space="preserve">•</w:t>
+        <w:tab/>
+        <w:t xml:space="preserve"/>
+      </w:r>
+      <w:r>
+        <w:rPr>
+          <w:rFonts w:ascii="Helvetica" w:hAnsi="Helvetica" w:cs="Helvetica"/>
+          <w:sz w:val="24"/>
+          <w:sz-cs w:val="24"/>
+          <w:spacing w:val="0"/>
+        </w:rPr>
+        <w:t xml:space="preserve">I can't find the cold milk — which aisle is it in? (fc ×3)</w:t>
+      </w:r>
+    </w:p>
+    <w:p>
+      <w:pPr>
+        <w:ind w:left="720" w:first-line="-720"/>
+      </w:pPr>
+      <w:r>
+        <w:rPr>
+          <w:rFonts w:ascii="Helvetica" w:hAnsi="Helvetica" w:cs="Helvetica"/>
+          <w:sz w:val="24"/>
+          <w:sz-cs w:val="24"/>
+        </w:rPr>
+        <w:t xml:space="preserve"/>
+        <w:tab/>
+        <w:t xml:space="preserve">•</w:t>
+        <w:tab/>
+        <w:t xml:space="preserve"/>
+      </w:r>
+      <w:r>
+        <w:rPr>
+          <w:rFonts w:ascii="Helvetica" w:hAnsi="Helvetica" w:cs="Helvetica"/>
+          <w:sz w:val="24"/>
+          <w:sz-cs w:val="24"/>
+          <w:spacing w:val="0"/>
+        </w:rPr>
+        <w:t xml:space="preserve">Could you tell me the price of the fresh green grapes? (rb ×4)</w:t>
+      </w:r>
+    </w:p>
+    <w:p>
+      <w:pPr>
+        <w:ind w:left="720" w:first-line="-720"/>
+      </w:pPr>
+      <w:r>
+        <w:rPr>
+          <w:rFonts w:ascii="Helvetica" w:hAnsi="Helvetica" w:cs="Helvetica"/>
+          <w:sz w:val="24"/>
+          <w:sz-cs w:val="24"/>
+        </w:rPr>
+        <w:t xml:space="preserve"/>
+        <w:tab/>
+        <w:t xml:space="preserve">•</w:t>
+        <w:tab/>
+        <w:t xml:space="preserve"/>
+      </w:r>
+      <w:r>
+        <w:rPr>
+          <w:rFonts w:ascii="Helvetica" w:hAnsi="Helvetica" w:cs="Helvetica"/>
+          <w:sz w:val="24"/>
+          <w:sz-cs w:val="24"/>
+          <w:spacing w:val="0"/>
+        </w:rPr>
+        <w:t xml:space="preserve">I'd like to stop at the store for a small snack. (sb ×4)</w:t>
+      </w:r>
+    </w:p>
+    <w:p>
+      <w:pPr>
+        <w:ind w:left="720" w:first-line="-720"/>
+      </w:pPr>
+      <w:r>
+        <w:rPr>
+          <w:rFonts w:ascii="Helvetica" w:hAnsi="Helvetica" w:cs="Helvetica"/>
+          <w:sz w:val="24"/>
+          <w:sz-cs w:val="24"/>
+        </w:rPr>
+        <w:t xml:space="preserve"/>
+        <w:tab/>
+        <w:t xml:space="preserve">•</w:t>
+        <w:tab/>
+        <w:t xml:space="preserve"/>
+      </w:r>
+      <w:r>
+        <w:rPr>
+          <w:rFonts w:ascii="Helvetica" w:hAnsi="Helvetica" w:cs="Helvetica"/>
+          <w:sz w:val="24"/>
+          <w:sz-cs w:val="24"/>
+          <w:spacing w:val="0"/>
+        </w:rPr>
+        <w:t xml:space="preserve">I'd like to send back the last order and hold the rest. (fc ×4)</w:t>
+      </w:r>
+    </w:p>
+    <w:p>
+      <w:pPr>
+        <w:ind w:left="720" w:first-line="-720"/>
+      </w:pPr>
+      <w:r>
+        <w:rPr>
+          <w:rFonts w:ascii="Helvetica" w:hAnsi="Helvetica" w:cs="Helvetica"/>
+          <w:sz w:val="24"/>
+          <w:sz-cs w:val="24"/>
+        </w:rPr>
+        <w:t xml:space="preserve"/>
+        <w:tab/>
+        <w:t xml:space="preserve">•</w:t>
+        <w:tab/>
+        <w:t xml:space="preserve"/>
+      </w:r>
+      <w:r>
+        <w:rPr>
+          <w:rFonts w:ascii="Helvetica" w:hAnsi="Helvetica" w:cs="Helvetica"/>
+          <w:sz w:val="24"/>
+          <w:sz-cs w:val="24"/>
+          <w:spacing w:val="0"/>
+        </w:rPr>
+        <w:t xml:space="preserve">I'd like a fresh printed receipt for the cheaper brand. (rb ×3)</w:t>
+      </w:r>
+    </w:p>
+    <w:p>
+      <w:pPr>
+        <w:ind w:left="720" w:first-line="-720"/>
+      </w:pPr>
+      <w:r>
+        <w:rPr>
+          <w:rFonts w:ascii="Helvetica" w:hAnsi="Helvetica" w:cs="Helvetica"/>
+          <w:sz w:val="24"/>
+          <w:sz-cs w:val="24"/>
+        </w:rPr>
+        <w:t xml:space="preserve"/>
+        <w:tab/>
+        <w:t xml:space="preserve">•</w:t>
+        <w:tab/>
+        <w:t xml:space="preserve"/>
+      </w:r>
+      <w:r>
+        <w:rPr>
+          <w:rFonts w:ascii="Helvetica" w:hAnsi="Helvetica" w:cs="Helvetica"/>
+          <w:sz w:val="24"/>
+          <w:sz-cs w:val="24"/>
+          <w:spacing w:val="0"/>
+        </w:rPr>
+        <w:t xml:space="preserve">Could you please explain the discount clearly? (lb ×3)</w:t>
       </w:r>
     </w:p>
     <w:p>

--- a/Tongue and Groove Word Library.docx
+++ b/Tongue and Groove Word Library.docx
@@ -57,7 +57,7 @@
           <w:b/>
           <w:spacing w:val="0"/>
         </w:rPr>
-        <w:t xml:space="preserve">Totals: 276 pool words (tiers 2–5) + 104 place-switchers · 121 drill sentences · 397 scenario sentences</w:t>
+        <w:t xml:space="preserve">Totals: 276 pool words (tiers 2–5) + 104 place-switchers · 121 drill sentences · 457 scenario sentences</w:t>
       </w:r>
       <w:r>
         <w:rPr>
@@ -5115,7 +5115,7 @@
           <w:b/>
           <w:spacing w:val="0"/>
         </w:rPr>
-        <w:t xml:space="preserve">Restaurant (41 words · 92 sentences)</w:t>
+        <w:t xml:space="preserve">Restaurant (41 words · 102 sentences)</w:t>
       </w:r>
     </w:p>
     <w:p>
@@ -7556,6 +7556,266 @@
           <w:spacing w:val="0"/>
         </w:rPr>
         <w:t xml:space="preserve">I think I'll thank the chef for the birthday cake. (th ×3)</w:t>
+      </w:r>
+    </w:p>
+    <w:p>
+      <w:pPr>
+        <w:ind w:left="720" w:first-line="-720"/>
+      </w:pPr>
+      <w:r>
+        <w:rPr>
+          <w:rFonts w:ascii="Helvetica" w:hAnsi="Helvetica" w:cs="Helvetica"/>
+          <w:sz w:val="24"/>
+          <w:sz-cs w:val="24"/>
+        </w:rPr>
+        <w:t xml:space="preserve"/>
+        <w:tab/>
+        <w:t xml:space="preserve">•</w:t>
+        <w:tab/>
+        <w:t xml:space="preserve"/>
+      </w:r>
+      <w:r>
+        <w:rPr>
+          <w:rFonts w:ascii="Helvetica" w:hAnsi="Helvetica" w:cs="Helvetica"/>
+          <w:sz w:val="24"/>
+          <w:sz-cs w:val="24"/>
+          <w:spacing w:val="0"/>
+        </w:rPr>
+        <w:t xml:space="preserve">I think we'd like to sit near the north window. (th ×2)</w:t>
+      </w:r>
+    </w:p>
+    <w:p>
+      <w:pPr>
+        <w:ind w:left="720" w:first-line="-720"/>
+      </w:pPr>
+      <w:r>
+        <w:rPr>
+          <w:rFonts w:ascii="Helvetica" w:hAnsi="Helvetica" w:cs="Helvetica"/>
+          <w:sz w:val="24"/>
+          <w:sz-cs w:val="24"/>
+        </w:rPr>
+        <w:t xml:space="preserve"/>
+        <w:tab/>
+        <w:t xml:space="preserve">•</w:t>
+        <w:tab/>
+        <w:t xml:space="preserve"/>
+      </w:r>
+      <w:r>
+        <w:rPr>
+          <w:rFonts w:ascii="Helvetica" w:hAnsi="Helvetica" w:cs="Helvetica"/>
+          <w:sz w:val="24"/>
+          <w:sz-cs w:val="24"/>
+          <w:spacing w:val="0"/>
+        </w:rPr>
+        <w:t xml:space="preserve">Thanks — could we get another menu? (th ×2)</w:t>
+      </w:r>
+    </w:p>
+    <w:p>
+      <w:pPr>
+        <w:ind w:left="720" w:first-line="-720"/>
+      </w:pPr>
+      <w:r>
+        <w:rPr>
+          <w:rFonts w:ascii="Helvetica" w:hAnsi="Helvetica" w:cs="Helvetica"/>
+          <w:sz w:val="24"/>
+          <w:sz-cs w:val="24"/>
+        </w:rPr>
+        <w:t xml:space="preserve"/>
+        <w:tab/>
+        <w:t xml:space="preserve">•</w:t>
+        <w:tab/>
+        <w:t xml:space="preserve"/>
+      </w:r>
+      <w:r>
+        <w:rPr>
+          <w:rFonts w:ascii="Helvetica" w:hAnsi="Helvetica" w:cs="Helvetica"/>
+          <w:sz w:val="24"/>
+          <w:sz-cs w:val="24"/>
+          <w:spacing w:val="0"/>
+        </w:rPr>
+        <w:t xml:space="preserve">Could we start with the soup special? (sb ×2)</w:t>
+      </w:r>
+    </w:p>
+    <w:p>
+      <w:pPr>
+        <w:ind w:left="720" w:first-line="-720"/>
+      </w:pPr>
+      <w:r>
+        <w:rPr>
+          <w:rFonts w:ascii="Helvetica" w:hAnsi="Helvetica" w:cs="Helvetica"/>
+          <w:sz w:val="24"/>
+          <w:sz-cs w:val="24"/>
+        </w:rPr>
+        <w:t xml:space="preserve"/>
+        <w:tab/>
+        <w:t xml:space="preserve">•</w:t>
+        <w:tab/>
+        <w:t xml:space="preserve"/>
+      </w:r>
+      <w:r>
+        <w:rPr>
+          <w:rFonts w:ascii="Helvetica" w:hAnsi="Helvetica" w:cs="Helvetica"/>
+          <w:sz w:val="24"/>
+          <w:sz-cs w:val="24"/>
+          <w:spacing w:val="0"/>
+        </w:rPr>
+        <w:t xml:space="preserve">Could I get a small spoon for my soup? (sb ×2)</w:t>
+      </w:r>
+    </w:p>
+    <w:p>
+      <w:pPr>
+        <w:ind w:left="720" w:first-line="-720"/>
+      </w:pPr>
+      <w:r>
+        <w:rPr>
+          <w:rFonts w:ascii="Helvetica" w:hAnsi="Helvetica" w:cs="Helvetica"/>
+          <w:sz w:val="24"/>
+          <w:sz-cs w:val="24"/>
+        </w:rPr>
+        <w:t xml:space="preserve"/>
+        <w:tab/>
+        <w:t xml:space="preserve">•</w:t>
+        <w:tab/>
+        <w:t xml:space="preserve"/>
+      </w:r>
+      <w:r>
+        <w:rPr>
+          <w:rFonts w:ascii="Helvetica" w:hAnsi="Helvetica" w:cs="Helvetica"/>
+          <w:sz w:val="24"/>
+          <w:sz-cs w:val="24"/>
+          <w:spacing w:val="0"/>
+        </w:rPr>
+        <w:t xml:space="preserve">Could we have dessert last? (fc ×2)</w:t>
+      </w:r>
+    </w:p>
+    <w:p>
+      <w:pPr>
+        <w:ind w:left="720" w:first-line="-720"/>
+      </w:pPr>
+      <w:r>
+        <w:rPr>
+          <w:rFonts w:ascii="Helvetica" w:hAnsi="Helvetica" w:cs="Helvetica"/>
+          <w:sz w:val="24"/>
+          <w:sz-cs w:val="24"/>
+        </w:rPr>
+        <w:t xml:space="preserve"/>
+        <w:tab/>
+        <w:t xml:space="preserve">•</w:t>
+        <w:tab/>
+        <w:t xml:space="preserve"/>
+      </w:r>
+      <w:r>
+        <w:rPr>
+          <w:rFonts w:ascii="Helvetica" w:hAnsi="Helvetica" w:cs="Helvetica"/>
+          <w:sz w:val="24"/>
+          <w:sz-cs w:val="24"/>
+          <w:spacing w:val="0"/>
+        </w:rPr>
+        <w:t xml:space="preserve">I'd like the salt and a moment to decide. (fc ×2)</w:t>
+      </w:r>
+    </w:p>
+    <w:p>
+      <w:pPr>
+        <w:ind w:left="720" w:first-line="-720"/>
+      </w:pPr>
+      <w:r>
+        <w:rPr>
+          <w:rFonts w:ascii="Helvetica" w:hAnsi="Helvetica" w:cs="Helvetica"/>
+          <w:sz w:val="24"/>
+          <w:sz-cs w:val="24"/>
+        </w:rPr>
+        <w:t xml:space="preserve"/>
+        <w:tab/>
+        <w:t xml:space="preserve">•</w:t>
+        <w:tab/>
+        <w:t xml:space="preserve"/>
+      </w:r>
+      <w:r>
+        <w:rPr>
+          <w:rFonts w:ascii="Helvetica" w:hAnsi="Helvetica" w:cs="Helvetica"/>
+          <w:sz w:val="24"/>
+          <w:sz-cs w:val="24"/>
+          <w:spacing w:val="0"/>
+        </w:rPr>
+        <w:t xml:space="preserve">My friend would like the grilled fish. (rb ×2)</w:t>
+      </w:r>
+    </w:p>
+    <w:p>
+      <w:pPr>
+        <w:ind w:left="720" w:first-line="-720"/>
+      </w:pPr>
+      <w:r>
+        <w:rPr>
+          <w:rFonts w:ascii="Helvetica" w:hAnsi="Helvetica" w:cs="Helvetica"/>
+          <w:sz w:val="24"/>
+          <w:sz-cs w:val="24"/>
+        </w:rPr>
+        <w:t xml:space="preserve"/>
+        <w:tab/>
+        <w:t xml:space="preserve">•</w:t>
+        <w:tab/>
+        <w:t xml:space="preserve"/>
+      </w:r>
+      <w:r>
+        <w:rPr>
+          <w:rFonts w:ascii="Helvetica" w:hAnsi="Helvetica" w:cs="Helvetica"/>
+          <w:sz w:val="24"/>
+          <w:sz-cs w:val="24"/>
+          <w:spacing w:val="0"/>
+        </w:rPr>
+        <w:t xml:space="preserve">I'd like to order the grilled trout. (rb ×2)</w:t>
+      </w:r>
+    </w:p>
+    <w:p>
+      <w:pPr>
+        <w:ind w:left="720" w:first-line="-720"/>
+      </w:pPr>
+      <w:r>
+        <w:rPr>
+          <w:rFonts w:ascii="Helvetica" w:hAnsi="Helvetica" w:cs="Helvetica"/>
+          <w:sz w:val="24"/>
+          <w:sz-cs w:val="24"/>
+        </w:rPr>
+        <w:t xml:space="preserve"/>
+        <w:tab/>
+        <w:t xml:space="preserve">•</w:t>
+        <w:tab/>
+        <w:t xml:space="preserve"/>
+      </w:r>
+      <w:r>
+        <w:rPr>
+          <w:rFonts w:ascii="Helvetica" w:hAnsi="Helvetica" w:cs="Helvetica"/>
+          <w:sz w:val="24"/>
+          <w:sz-cs w:val="24"/>
+          <w:spacing w:val="0"/>
+        </w:rPr>
+        <w:t xml:space="preserve">Please hand me a clean napkin. (lb ×2)</w:t>
+      </w:r>
+    </w:p>
+    <w:p>
+      <w:pPr>
+        <w:ind w:left="720" w:first-line="-720"/>
+      </w:pPr>
+      <w:r>
+        <w:rPr>
+          <w:rFonts w:ascii="Helvetica" w:hAnsi="Helvetica" w:cs="Helvetica"/>
+          <w:sz w:val="24"/>
+          <w:sz-cs w:val="24"/>
+        </w:rPr>
+        <w:t xml:space="preserve"/>
+        <w:tab/>
+        <w:t xml:space="preserve">•</w:t>
+        <w:tab/>
+        <w:t xml:space="preserve"/>
+      </w:r>
+      <w:r>
+        <w:rPr>
+          <w:rFonts w:ascii="Helvetica" w:hAnsi="Helvetica" w:cs="Helvetica"/>
+          <w:sz w:val="24"/>
+          <w:sz-cs w:val="24"/>
+          <w:spacing w:val="0"/>
+        </w:rPr>
+        <w:t xml:space="preserve">Could we split the last strawberry? (tri ×2)</w:t>
       </w:r>
     </w:p>
     <w:p>
@@ -7570,7 +7830,7 @@
           <w:b/>
           <w:spacing w:val="0"/>
         </w:rPr>
-        <w:t xml:space="preserve">Doctor visit (42 words · 82 sentences)</w:t>
+        <w:t xml:space="preserve">Doctor visit (42 words · 92 sentences)</w:t>
       </w:r>
     </w:p>
     <w:p>
@@ -9751,6 +10011,266 @@
           <w:spacing w:val="0"/>
         </w:rPr>
         <w:t xml:space="preserve">I think my breathing and my throat feel better this month. (th ×4)</w:t>
+      </w:r>
+    </w:p>
+    <w:p>
+      <w:pPr>
+        <w:ind w:left="720" w:first-line="-720"/>
+      </w:pPr>
+      <w:r>
+        <w:rPr>
+          <w:rFonts w:ascii="Helvetica" w:hAnsi="Helvetica" w:cs="Helvetica"/>
+          <w:sz w:val="24"/>
+          <w:sz-cs w:val="24"/>
+        </w:rPr>
+        <w:t xml:space="preserve"/>
+        <w:tab/>
+        <w:t xml:space="preserve">•</w:t>
+        <w:tab/>
+        <w:t xml:space="preserve"/>
+      </w:r>
+      <w:r>
+        <w:rPr>
+          <w:rFonts w:ascii="Helvetica" w:hAnsi="Helvetica" w:cs="Helvetica"/>
+          <w:sz w:val="24"/>
+          <w:sz-cs w:val="24"/>
+          <w:spacing w:val="0"/>
+        </w:rPr>
+        <w:t xml:space="preserve">I think my breathing is worse at night. (th ×2)</w:t>
+      </w:r>
+    </w:p>
+    <w:p>
+      <w:pPr>
+        <w:ind w:left="720" w:first-line="-720"/>
+      </w:pPr>
+      <w:r>
+        <w:rPr>
+          <w:rFonts w:ascii="Helvetica" w:hAnsi="Helvetica" w:cs="Helvetica"/>
+          <w:sz w:val="24"/>
+          <w:sz-cs w:val="24"/>
+        </w:rPr>
+        <w:t xml:space="preserve"/>
+        <w:tab/>
+        <w:t xml:space="preserve">•</w:t>
+        <w:tab/>
+        <w:t xml:space="preserve"/>
+      </w:r>
+      <w:r>
+        <w:rPr>
+          <w:rFonts w:ascii="Helvetica" w:hAnsi="Helvetica" w:cs="Helvetica"/>
+          <w:sz w:val="24"/>
+          <w:sz-cs w:val="24"/>
+          <w:spacing w:val="0"/>
+        </w:rPr>
+        <w:t xml:space="preserve">Is this the right month for my thyroid test? (th ×2)</w:t>
+      </w:r>
+    </w:p>
+    <w:p>
+      <w:pPr>
+        <w:ind w:left="720" w:first-line="-720"/>
+      </w:pPr>
+      <w:r>
+        <w:rPr>
+          <w:rFonts w:ascii="Helvetica" w:hAnsi="Helvetica" w:cs="Helvetica"/>
+          <w:sz w:val="24"/>
+          <w:sz-cs w:val="24"/>
+        </w:rPr>
+        <w:t xml:space="preserve"/>
+        <w:tab/>
+        <w:t xml:space="preserve">•</w:t>
+        <w:tab/>
+        <w:t xml:space="preserve"/>
+      </w:r>
+      <w:r>
+        <w:rPr>
+          <w:rFonts w:ascii="Helvetica" w:hAnsi="Helvetica" w:cs="Helvetica"/>
+          <w:sz w:val="24"/>
+          <w:sz-cs w:val="24"/>
+          <w:spacing w:val="0"/>
+        </w:rPr>
+        <w:t xml:space="preserve">My throat feels stronger this week. (tri ×2)</w:t>
+      </w:r>
+    </w:p>
+    <w:p>
+      <w:pPr>
+        <w:ind w:left="720" w:first-line="-720"/>
+      </w:pPr>
+      <w:r>
+        <w:rPr>
+          <w:rFonts w:ascii="Helvetica" w:hAnsi="Helvetica" w:cs="Helvetica"/>
+          <w:sz w:val="24"/>
+          <w:sz-cs w:val="24"/>
+        </w:rPr>
+        <w:t xml:space="preserve"/>
+        <w:tab/>
+        <w:t xml:space="preserve">•</w:t>
+        <w:tab/>
+        <w:t xml:space="preserve"/>
+      </w:r>
+      <w:r>
+        <w:rPr>
+          <w:rFonts w:ascii="Helvetica" w:hAnsi="Helvetica" w:cs="Helvetica"/>
+          <w:sz w:val="24"/>
+          <w:sz-cs w:val="24"/>
+          <w:spacing w:val="0"/>
+        </w:rPr>
+        <w:t xml:space="preserve">I still do my strength and stretching exercises. (tri ×2)</w:t>
+      </w:r>
+    </w:p>
+    <w:p>
+      <w:pPr>
+        <w:ind w:left="720" w:first-line="-720"/>
+      </w:pPr>
+      <w:r>
+        <w:rPr>
+          <w:rFonts w:ascii="Helvetica" w:hAnsi="Helvetica" w:cs="Helvetica"/>
+          <w:sz w:val="24"/>
+          <w:sz-cs w:val="24"/>
+        </w:rPr>
+        <w:t xml:space="preserve"/>
+        <w:tab/>
+        <w:t xml:space="preserve">•</w:t>
+        <w:tab/>
+        <w:t xml:space="preserve"/>
+      </w:r>
+      <w:r>
+        <w:rPr>
+          <w:rFonts w:ascii="Helvetica" w:hAnsi="Helvetica" w:cs="Helvetica"/>
+          <w:sz w:val="24"/>
+          <w:sz-cs w:val="24"/>
+          <w:spacing w:val="0"/>
+        </w:rPr>
+        <w:t xml:space="preserve">My stomach hurts when I stand up. (sb ×2)</w:t>
+      </w:r>
+    </w:p>
+    <w:p>
+      <w:pPr>
+        <w:ind w:left="720" w:first-line="-720"/>
+      </w:pPr>
+      <w:r>
+        <w:rPr>
+          <w:rFonts w:ascii="Helvetica" w:hAnsi="Helvetica" w:cs="Helvetica"/>
+          <w:sz w:val="24"/>
+          <w:sz-cs w:val="24"/>
+        </w:rPr>
+        <w:t xml:space="preserve"/>
+        <w:tab/>
+        <w:t xml:space="preserve">•</w:t>
+        <w:tab/>
+        <w:t xml:space="preserve"/>
+      </w:r>
+      <w:r>
+        <w:rPr>
+          <w:rFonts w:ascii="Helvetica" w:hAnsi="Helvetica" w:cs="Helvetica"/>
+          <w:sz w:val="24"/>
+          <w:sz-cs w:val="24"/>
+          <w:spacing w:val="0"/>
+        </w:rPr>
+        <w:t xml:space="preserve">Can you spell the name of that specialist? (sb ×2)</w:t>
+      </w:r>
+    </w:p>
+    <w:p>
+      <w:pPr>
+        <w:ind w:left="720" w:first-line="-720"/>
+      </w:pPr>
+      <w:r>
+        <w:rPr>
+          <w:rFonts w:ascii="Helvetica" w:hAnsi="Helvetica" w:cs="Helvetica"/>
+          <w:sz w:val="24"/>
+          <w:sz-cs w:val="24"/>
+        </w:rPr>
+        <w:t xml:space="preserve"/>
+        <w:tab/>
+        <w:t xml:space="preserve">•</w:t>
+        <w:tab/>
+        <w:t xml:space="preserve"/>
+      </w:r>
+      <w:r>
+        <w:rPr>
+          <w:rFonts w:ascii="Helvetica" w:hAnsi="Helvetica" w:cs="Helvetica"/>
+          <w:sz w:val="24"/>
+          <w:sz-cs w:val="24"/>
+          <w:spacing w:val="0"/>
+        </w:rPr>
+        <w:t xml:space="preserve">My ankles are swelling and my knees feel stiff. (sb ×2)</w:t>
+      </w:r>
+    </w:p>
+    <w:p>
+      <w:pPr>
+        <w:ind w:left="720" w:first-line="-720"/>
+      </w:pPr>
+      <w:r>
+        <w:rPr>
+          <w:rFonts w:ascii="Helvetica" w:hAnsi="Helvetica" w:cs="Helvetica"/>
+          <w:sz w:val="24"/>
+          <w:sz-cs w:val="24"/>
+        </w:rPr>
+        <w:t xml:space="preserve"/>
+        <w:tab/>
+        <w:t xml:space="preserve">•</w:t>
+        <w:tab/>
+        <w:t xml:space="preserve"/>
+      </w:r>
+      <w:r>
+        <w:rPr>
+          <w:rFonts w:ascii="Helvetica" w:hAnsi="Helvetica" w:cs="Helvetica"/>
+          <w:sz w:val="24"/>
+          <w:sz-cs w:val="24"/>
+          <w:spacing w:val="0"/>
+        </w:rPr>
+        <w:t xml:space="preserve">Could you print a copy of my drug list? (rb ×2)</w:t>
+      </w:r>
+    </w:p>
+    <w:p>
+      <w:pPr>
+        <w:ind w:left="720" w:first-line="-720"/>
+      </w:pPr>
+      <w:r>
+        <w:rPr>
+          <w:rFonts w:ascii="Helvetica" w:hAnsi="Helvetica" w:cs="Helvetica"/>
+          <w:sz w:val="24"/>
+          <w:sz-cs w:val="24"/>
+        </w:rPr>
+        <w:t xml:space="preserve"/>
+        <w:tab/>
+        <w:t xml:space="preserve">•</w:t>
+        <w:tab/>
+        <w:t xml:space="preserve"/>
+      </w:r>
+      <w:r>
+        <w:rPr>
+          <w:rFonts w:ascii="Helvetica" w:hAnsi="Helvetica" w:cs="Helvetica"/>
+          <w:sz w:val="24"/>
+          <w:sz-cs w:val="24"/>
+          <w:spacing w:val="0"/>
+        </w:rPr>
+        <w:t xml:space="preserve">Could my drugs be causing this tremor? (rb ×2)</w:t>
+      </w:r>
+    </w:p>
+    <w:p>
+      <w:pPr>
+        <w:ind w:left="720" w:first-line="-720"/>
+      </w:pPr>
+      <w:r>
+        <w:rPr>
+          <w:rFonts w:ascii="Helvetica" w:hAnsi="Helvetica" w:cs="Helvetica"/>
+          <w:sz w:val="24"/>
+          <w:sz-cs w:val="24"/>
+        </w:rPr>
+        <w:t xml:space="preserve"/>
+        <w:tab/>
+        <w:t xml:space="preserve">•</w:t>
+        <w:tab/>
+        <w:t xml:space="preserve"/>
+      </w:r>
+      <w:r>
+        <w:rPr>
+          <w:rFonts w:ascii="Helvetica" w:hAnsi="Helvetica" w:cs="Helvetica"/>
+          <w:sz w:val="24"/>
+          <w:sz-cs w:val="24"/>
+          <w:spacing w:val="0"/>
+        </w:rPr>
+        <w:t xml:space="preserve">I'd like a clear plan for the next six weeks. (lb ×2)</w:t>
       </w:r>
     </w:p>
     <w:p>
@@ -9765,7 +10285,7 @@
           <w:b/>
           <w:spacing w:val="0"/>
         </w:rPr>
-        <w:t xml:space="preserve">Work &amp; business (40 words · 58 sentences)</w:t>
+        <w:t xml:space="preserve">Work &amp; business (40 words · 68 sentences)</w:t>
       </w:r>
     </w:p>
     <w:p>
@@ -11322,6 +11842,266 @@
           <w:spacing w:val="0"/>
         </w:rPr>
         <w:t xml:space="preserve">I'd like the printed proposal before the progress meeting. (rb ×4)</w:t>
+      </w:r>
+    </w:p>
+    <w:p>
+      <w:pPr>
+        <w:ind w:left="720" w:first-line="-720"/>
+      </w:pPr>
+      <w:r>
+        <w:rPr>
+          <w:rFonts w:ascii="Helvetica" w:hAnsi="Helvetica" w:cs="Helvetica"/>
+          <w:sz w:val="24"/>
+          <w:sz-cs w:val="24"/>
+        </w:rPr>
+        <w:t xml:space="preserve"/>
+        <w:tab/>
+        <w:t xml:space="preserve">•</w:t>
+        <w:tab/>
+        <w:t xml:space="preserve"/>
+      </w:r>
+      <w:r>
+        <w:rPr>
+          <w:rFonts w:ascii="Helvetica" w:hAnsi="Helvetica" w:cs="Helvetica"/>
+          <w:sz w:val="24"/>
+          <w:sz-cs w:val="24"/>
+          <w:spacing w:val="0"/>
+        </w:rPr>
+        <w:t xml:space="preserve">Could you send the report before noon? (fc ×2)</w:t>
+      </w:r>
+    </w:p>
+    <w:p>
+      <w:pPr>
+        <w:ind w:left="720" w:first-line="-720"/>
+      </w:pPr>
+      <w:r>
+        <w:rPr>
+          <w:rFonts w:ascii="Helvetica" w:hAnsi="Helvetica" w:cs="Helvetica"/>
+          <w:sz w:val="24"/>
+          <w:sz-cs w:val="24"/>
+        </w:rPr>
+        <w:t xml:space="preserve"/>
+        <w:tab/>
+        <w:t xml:space="preserve">•</w:t>
+        <w:tab/>
+        <w:t xml:space="preserve"/>
+      </w:r>
+      <w:r>
+        <w:rPr>
+          <w:rFonts w:ascii="Helvetica" w:hAnsi="Helvetica" w:cs="Helvetica"/>
+          <w:sz w:val="24"/>
+          <w:sz-cs w:val="24"/>
+          <w:spacing w:val="0"/>
+        </w:rPr>
+        <w:t xml:space="preserve">Please connect me with the accounts team. (fc ×2)</w:t>
+      </w:r>
+    </w:p>
+    <w:p>
+      <w:pPr>
+        <w:ind w:left="720" w:first-line="-720"/>
+      </w:pPr>
+      <w:r>
+        <w:rPr>
+          <w:rFonts w:ascii="Helvetica" w:hAnsi="Helvetica" w:cs="Helvetica"/>
+          <w:sz w:val="24"/>
+          <w:sz-cs w:val="24"/>
+        </w:rPr>
+        <w:t xml:space="preserve"/>
+        <w:tab/>
+        <w:t xml:space="preserve">•</w:t>
+        <w:tab/>
+        <w:t xml:space="preserve"/>
+      </w:r>
+      <w:r>
+        <w:rPr>
+          <w:rFonts w:ascii="Helvetica" w:hAnsi="Helvetica" w:cs="Helvetica"/>
+          <w:sz w:val="24"/>
+          <w:sz-cs w:val="24"/>
+          <w:spacing w:val="0"/>
+        </w:rPr>
+        <w:t xml:space="preserve">Would you include the client on the call? (lb ×2)</w:t>
+      </w:r>
+    </w:p>
+    <w:p>
+      <w:pPr>
+        <w:ind w:left="720" w:first-line="-720"/>
+      </w:pPr>
+      <w:r>
+        <w:rPr>
+          <w:rFonts w:ascii="Helvetica" w:hAnsi="Helvetica" w:cs="Helvetica"/>
+          <w:sz w:val="24"/>
+          <w:sz-cs w:val="24"/>
+        </w:rPr>
+        <w:t xml:space="preserve"/>
+        <w:tab/>
+        <w:t xml:space="preserve">•</w:t>
+        <w:tab/>
+        <w:t xml:space="preserve"/>
+      </w:r>
+      <w:r>
+        <w:rPr>
+          <w:rFonts w:ascii="Helvetica" w:hAnsi="Helvetica" w:cs="Helvetica"/>
+          <w:sz w:val="24"/>
+          <w:sz-cs w:val="24"/>
+          <w:spacing w:val="0"/>
+        </w:rPr>
+        <w:t xml:space="preserve">I'd like a clean copy of the slides. (lb ×2)</w:t>
+      </w:r>
+    </w:p>
+    <w:p>
+      <w:pPr>
+        <w:ind w:left="720" w:first-line="-720"/>
+      </w:pPr>
+      <w:r>
+        <w:rPr>
+          <w:rFonts w:ascii="Helvetica" w:hAnsi="Helvetica" w:cs="Helvetica"/>
+          <w:sz w:val="24"/>
+          <w:sz-cs w:val="24"/>
+        </w:rPr>
+        <w:t xml:space="preserve"/>
+        <w:tab/>
+        <w:t xml:space="preserve">•</w:t>
+        <w:tab/>
+        <w:t xml:space="preserve"/>
+      </w:r>
+      <w:r>
+        <w:rPr>
+          <w:rFonts w:ascii="Helvetica" w:hAnsi="Helvetica" w:cs="Helvetica"/>
+          <w:sz w:val="24"/>
+          <w:sz-cs w:val="24"/>
+          <w:spacing w:val="0"/>
+        </w:rPr>
+        <w:t xml:space="preserve">Thanks for covering my shift this month. (th ×2)</w:t>
+      </w:r>
+    </w:p>
+    <w:p>
+      <w:pPr>
+        <w:ind w:left="720" w:first-line="-720"/>
+      </w:pPr>
+      <w:r>
+        <w:rPr>
+          <w:rFonts w:ascii="Helvetica" w:hAnsi="Helvetica" w:cs="Helvetica"/>
+          <w:sz w:val="24"/>
+          <w:sz-cs w:val="24"/>
+        </w:rPr>
+        <w:t xml:space="preserve"/>
+        <w:tab/>
+        <w:t xml:space="preserve">•</w:t>
+        <w:tab/>
+        <w:t xml:space="preserve"/>
+      </w:r>
+      <w:r>
+        <w:rPr>
+          <w:rFonts w:ascii="Helvetica" w:hAnsi="Helvetica" w:cs="Helvetica"/>
+          <w:sz w:val="24"/>
+          <w:sz-cs w:val="24"/>
+          <w:spacing w:val="0"/>
+        </w:rPr>
+        <w:t xml:space="preserve">I'd like to discuss our strategy for stronger sales. (tri ×2)</w:t>
+      </w:r>
+    </w:p>
+    <w:p>
+      <w:pPr>
+        <w:ind w:left="720" w:first-line="-720"/>
+      </w:pPr>
+      <w:r>
+        <w:rPr>
+          <w:rFonts w:ascii="Helvetica" w:hAnsi="Helvetica" w:cs="Helvetica"/>
+          <w:sz w:val="24"/>
+          <w:sz-cs w:val="24"/>
+        </w:rPr>
+        <w:t xml:space="preserve"/>
+        <w:tab/>
+        <w:t xml:space="preserve">•</w:t>
+        <w:tab/>
+        <w:t xml:space="preserve"/>
+      </w:r>
+      <w:r>
+        <w:rPr>
+          <w:rFonts w:ascii="Helvetica" w:hAnsi="Helvetica" w:cs="Helvetica"/>
+          <w:sz w:val="24"/>
+          <w:sz-cs w:val="24"/>
+          <w:spacing w:val="0"/>
+        </w:rPr>
+        <w:t xml:space="preserve">Could you describe the instructions in the email? (tri ×2)</w:t>
+      </w:r>
+    </w:p>
+    <w:p>
+      <w:pPr>
+        <w:ind w:left="720" w:first-line="-720"/>
+      </w:pPr>
+      <w:r>
+        <w:rPr>
+          <w:rFonts w:ascii="Helvetica" w:hAnsi="Helvetica" w:cs="Helvetica"/>
+          <w:sz w:val="24"/>
+          <w:sz-cs w:val="24"/>
+        </w:rPr>
+        <w:t xml:space="preserve"/>
+        <w:tab/>
+        <w:t xml:space="preserve">•</w:t>
+        <w:tab/>
+        <w:t xml:space="preserve"/>
+      </w:r>
+      <w:r>
+        <w:rPr>
+          <w:rFonts w:ascii="Helvetica" w:hAnsi="Helvetica" w:cs="Helvetica"/>
+          <w:sz w:val="24"/>
+          <w:sz-cs w:val="24"/>
+          <w:spacing w:val="0"/>
+        </w:rPr>
+        <w:t xml:space="preserve">I'd like to schedule a staff meeting. (sb ×2)</w:t>
+      </w:r>
+    </w:p>
+    <w:p>
+      <w:pPr>
+        <w:ind w:left="720" w:first-line="-720"/>
+      </w:pPr>
+      <w:r>
+        <w:rPr>
+          <w:rFonts w:ascii="Helvetica" w:hAnsi="Helvetica" w:cs="Helvetica"/>
+          <w:sz w:val="24"/>
+          <w:sz-cs w:val="24"/>
+        </w:rPr>
+        <w:t xml:space="preserve"/>
+        <w:tab/>
+        <w:t xml:space="preserve">•</w:t>
+        <w:tab/>
+        <w:t xml:space="preserve"/>
+      </w:r>
+      <w:r>
+        <w:rPr>
+          <w:rFonts w:ascii="Helvetica" w:hAnsi="Helvetica" w:cs="Helvetica"/>
+          <w:sz w:val="24"/>
+          <w:sz-cs w:val="24"/>
+          <w:spacing w:val="0"/>
+        </w:rPr>
+        <w:t xml:space="preserve">Could you scan the statement and send it over? (sb ×2)</w:t>
+      </w:r>
+    </w:p>
+    <w:p>
+      <w:pPr>
+        <w:ind w:left="720" w:first-line="-720"/>
+      </w:pPr>
+      <w:r>
+        <w:rPr>
+          <w:rFonts w:ascii="Helvetica" w:hAnsi="Helvetica" w:cs="Helvetica"/>
+          <w:sz w:val="24"/>
+          <w:sz-cs w:val="24"/>
+        </w:rPr>
+        <w:t xml:space="preserve"/>
+        <w:tab/>
+        <w:t xml:space="preserve">•</w:t>
+        <w:tab/>
+        <w:t xml:space="preserve"/>
+      </w:r>
+      <w:r>
+        <w:rPr>
+          <w:rFonts w:ascii="Helvetica" w:hAnsi="Helvetica" w:cs="Helvetica"/>
+          <w:sz w:val="24"/>
+          <w:sz-cs w:val="24"/>
+          <w:spacing w:val="0"/>
+        </w:rPr>
+        <w:t xml:space="preserve">I sent the invoice to the wrong department. (fc ×2)</w:t>
       </w:r>
     </w:p>
     <w:p>
@@ -11336,7 +12116,7 @@
           <w:b/>
           <w:spacing w:val="0"/>
         </w:rPr>
-        <w:t xml:space="preserve">Phone calls (36 words · 57 sentences)</w:t>
+        <w:t xml:space="preserve">Phone calls (36 words · 67 sentences)</w:t>
       </w:r>
     </w:p>
     <w:p>
@@ -12867,6 +13647,266 @@
           <w:spacing w:val="0"/>
         </w:rPr>
         <w:t xml:space="preserve">I still can't speak fast — could you stay on the line? (sb ×3)</w:t>
+      </w:r>
+    </w:p>
+    <w:p>
+      <w:pPr>
+        <w:ind w:left="720" w:first-line="-720"/>
+      </w:pPr>
+      <w:r>
+        <w:rPr>
+          <w:rFonts w:ascii="Helvetica" w:hAnsi="Helvetica" w:cs="Helvetica"/>
+          <w:sz w:val="24"/>
+          <w:sz-cs w:val="24"/>
+        </w:rPr>
+        <w:t xml:space="preserve"/>
+        <w:tab/>
+        <w:t xml:space="preserve">•</w:t>
+        <w:tab/>
+        <w:t xml:space="preserve"/>
+      </w:r>
+      <w:r>
+        <w:rPr>
+          <w:rFonts w:ascii="Helvetica" w:hAnsi="Helvetica" w:cs="Helvetica"/>
+          <w:sz w:val="24"/>
+          <w:sz-cs w:val="24"/>
+          <w:spacing w:val="0"/>
+        </w:rPr>
+        <w:t xml:space="preserve">Could you transfer me to the front desk? (rb ×2)</w:t>
+      </w:r>
+    </w:p>
+    <w:p>
+      <w:pPr>
+        <w:ind w:left="720" w:first-line="-720"/>
+      </w:pPr>
+      <w:r>
+        <w:rPr>
+          <w:rFonts w:ascii="Helvetica" w:hAnsi="Helvetica" w:cs="Helvetica"/>
+          <w:sz w:val="24"/>
+          <w:sz-cs w:val="24"/>
+        </w:rPr>
+        <w:t xml:space="preserve"/>
+        <w:tab/>
+        <w:t xml:space="preserve">•</w:t>
+        <w:tab/>
+        <w:t xml:space="preserve"/>
+      </w:r>
+      <w:r>
+        <w:rPr>
+          <w:rFonts w:ascii="Helvetica" w:hAnsi="Helvetica" w:cs="Helvetica"/>
+          <w:sz w:val="24"/>
+          <w:sz-cs w:val="24"/>
+          <w:spacing w:val="0"/>
+        </w:rPr>
+        <w:t xml:space="preserve">I'd prefer that you print the bill. (rb ×2)</w:t>
+      </w:r>
+    </w:p>
+    <w:p>
+      <w:pPr>
+        <w:ind w:left="720" w:first-line="-720"/>
+      </w:pPr>
+      <w:r>
+        <w:rPr>
+          <w:rFonts w:ascii="Helvetica" w:hAnsi="Helvetica" w:cs="Helvetica"/>
+          <w:sz w:val="24"/>
+          <w:sz-cs w:val="24"/>
+        </w:rPr>
+        <w:t xml:space="preserve"/>
+        <w:tab/>
+        <w:t xml:space="preserve">•</w:t>
+        <w:tab/>
+        <w:t xml:space="preserve"/>
+      </w:r>
+      <w:r>
+        <w:rPr>
+          <w:rFonts w:ascii="Helvetica" w:hAnsi="Helvetica" w:cs="Helvetica"/>
+          <w:sz w:val="24"/>
+          <w:sz-cs w:val="24"/>
+          <w:spacing w:val="0"/>
+        </w:rPr>
+        <w:t xml:space="preserve">Can you stay on the line while I get my statement? (sb ×2)</w:t>
+      </w:r>
+    </w:p>
+    <w:p>
+      <w:pPr>
+        <w:ind w:left="720" w:first-line="-720"/>
+      </w:pPr>
+      <w:r>
+        <w:rPr>
+          <w:rFonts w:ascii="Helvetica" w:hAnsi="Helvetica" w:cs="Helvetica"/>
+          <w:sz w:val="24"/>
+          <w:sz-cs w:val="24"/>
+        </w:rPr>
+        <w:t xml:space="preserve"/>
+        <w:tab/>
+        <w:t xml:space="preserve">•</w:t>
+        <w:tab/>
+        <w:t xml:space="preserve"/>
+      </w:r>
+      <w:r>
+        <w:rPr>
+          <w:rFonts w:ascii="Helvetica" w:hAnsi="Helvetica" w:cs="Helvetica"/>
+          <w:sz w:val="24"/>
+          <w:sz-cs w:val="24"/>
+          <w:spacing w:val="0"/>
+        </w:rPr>
+        <w:t xml:space="preserve">I'd like to speak with someone about my statement. (sb ×2)</w:t>
+      </w:r>
+    </w:p>
+    <w:p>
+      <w:pPr>
+        <w:ind w:left="720" w:first-line="-720"/>
+      </w:pPr>
+      <w:r>
+        <w:rPr>
+          <w:rFonts w:ascii="Helvetica" w:hAnsi="Helvetica" w:cs="Helvetica"/>
+          <w:sz w:val="24"/>
+          <w:sz-cs w:val="24"/>
+        </w:rPr>
+        <w:t xml:space="preserve"/>
+        <w:tab/>
+        <w:t xml:space="preserve">•</w:t>
+        <w:tab/>
+        <w:t xml:space="preserve"/>
+      </w:r>
+      <w:r>
+        <w:rPr>
+          <w:rFonts w:ascii="Helvetica" w:hAnsi="Helvetica" w:cs="Helvetica"/>
+          <w:sz w:val="24"/>
+          <w:sz-cs w:val="24"/>
+          <w:spacing w:val="0"/>
+        </w:rPr>
+        <w:t xml:space="preserve">Could you describe the strange charge on my account? (tri ×2)</w:t>
+      </w:r>
+    </w:p>
+    <w:p>
+      <w:pPr>
+        <w:ind w:left="720" w:first-line="-720"/>
+      </w:pPr>
+      <w:r>
+        <w:rPr>
+          <w:rFonts w:ascii="Helvetica" w:hAnsi="Helvetica" w:cs="Helvetica"/>
+          <w:sz w:val="24"/>
+          <w:sz-cs w:val="24"/>
+        </w:rPr>
+        <w:t xml:space="preserve"/>
+        <w:tab/>
+        <w:t xml:space="preserve">•</w:t>
+        <w:tab/>
+        <w:t xml:space="preserve"/>
+      </w:r>
+      <w:r>
+        <w:rPr>
+          <w:rFonts w:ascii="Helvetica" w:hAnsi="Helvetica" w:cs="Helvetica"/>
+          <w:sz w:val="24"/>
+          <w:sz-cs w:val="24"/>
+          <w:spacing w:val="0"/>
+        </w:rPr>
+        <w:t xml:space="preserve">I'd like to stress that my instructions were clear. (tri ×2)</w:t>
+      </w:r>
+    </w:p>
+    <w:p>
+      <w:pPr>
+        <w:ind w:left="720" w:first-line="-720"/>
+      </w:pPr>
+      <w:r>
+        <w:rPr>
+          <w:rFonts w:ascii="Helvetica" w:hAnsi="Helvetica" w:cs="Helvetica"/>
+          <w:sz w:val="24"/>
+          <w:sz-cs w:val="24"/>
+        </w:rPr>
+        <w:t xml:space="preserve"/>
+        <w:tab/>
+        <w:t xml:space="preserve">•</w:t>
+        <w:tab/>
+        <w:t xml:space="preserve"/>
+      </w:r>
+      <w:r>
+        <w:rPr>
+          <w:rFonts w:ascii="Helvetica" w:hAnsi="Helvetica" w:cs="Helvetica"/>
+          <w:sz w:val="24"/>
+          <w:sz-cs w:val="24"/>
+          <w:spacing w:val="0"/>
+        </w:rPr>
+        <w:t xml:space="preserve">Could you connect me to the billing department? (fc ×2)</w:t>
+      </w:r>
+    </w:p>
+    <w:p>
+      <w:pPr>
+        <w:ind w:left="720" w:first-line="-720"/>
+      </w:pPr>
+      <w:r>
+        <w:rPr>
+          <w:rFonts w:ascii="Helvetica" w:hAnsi="Helvetica" w:cs="Helvetica"/>
+          <w:sz w:val="24"/>
+          <w:sz-cs w:val="24"/>
+        </w:rPr>
+        <w:t xml:space="preserve"/>
+        <w:tab/>
+        <w:t xml:space="preserve">•</w:t>
+        <w:tab/>
+        <w:t xml:space="preserve"/>
+      </w:r>
+      <w:r>
+        <w:rPr>
+          <w:rFonts w:ascii="Helvetica" w:hAnsi="Helvetica" w:cs="Helvetica"/>
+          <w:sz w:val="24"/>
+          <w:sz-cs w:val="24"/>
+          <w:spacing w:val="0"/>
+        </w:rPr>
+        <w:t xml:space="preserve">I'll contact you the moment I hear back. (fc ×2)</w:t>
+      </w:r>
+    </w:p>
+    <w:p>
+      <w:pPr>
+        <w:ind w:left="720" w:first-line="-720"/>
+      </w:pPr>
+      <w:r>
+        <w:rPr>
+          <w:rFonts w:ascii="Helvetica" w:hAnsi="Helvetica" w:cs="Helvetica"/>
+          <w:sz w:val="24"/>
+          <w:sz-cs w:val="24"/>
+        </w:rPr>
+        <w:t xml:space="preserve"/>
+        <w:tab/>
+        <w:t xml:space="preserve">•</w:t>
+        <w:tab/>
+        <w:t xml:space="preserve"/>
+      </w:r>
+      <w:r>
+        <w:rPr>
+          <w:rFonts w:ascii="Helvetica" w:hAnsi="Helvetica" w:cs="Helvetica"/>
+          <w:sz w:val="24"/>
+          <w:sz-cs w:val="24"/>
+          <w:spacing w:val="0"/>
+        </w:rPr>
+        <w:t xml:space="preserve">Is there anything else I should authorize? (th ×2)</w:t>
+      </w:r>
+    </w:p>
+    <w:p>
+      <w:pPr>
+        <w:ind w:left="720" w:first-line="-720"/>
+      </w:pPr>
+      <w:r>
+        <w:rPr>
+          <w:rFonts w:ascii="Helvetica" w:hAnsi="Helvetica" w:cs="Helvetica"/>
+          <w:sz w:val="24"/>
+          <w:sz-cs w:val="24"/>
+        </w:rPr>
+        <w:t xml:space="preserve"/>
+        <w:tab/>
+        <w:t xml:space="preserve">•</w:t>
+        <w:tab/>
+        <w:t xml:space="preserve"/>
+      </w:r>
+      <w:r>
+        <w:rPr>
+          <w:rFonts w:ascii="Helvetica" w:hAnsi="Helvetica" w:cs="Helvetica"/>
+          <w:sz w:val="24"/>
+          <w:sz-cs w:val="24"/>
+          <w:spacing w:val="0"/>
+        </w:rPr>
+        <w:t xml:space="preserve">I think there's something wrong with my bill. (th ×2)</w:t>
       </w:r>
     </w:p>
     <w:p>
@@ -12881,7 +13921,7 @@
           <w:b/>
           <w:spacing w:val="0"/>
         </w:rPr>
-        <w:t xml:space="preserve">Family &amp; social (38 words · 55 sentences)</w:t>
+        <w:t xml:space="preserve">Family &amp; social (38 words · 65 sentences)</w:t>
       </w:r>
     </w:p>
     <w:p>
@@ -14360,6 +15400,266 @@
           <w:spacing w:val="0"/>
         </w:rPr>
         <w:t xml:space="preserve">I think they're coming this Thursday for my birthday. (th ×3)</w:t>
+      </w:r>
+    </w:p>
+    <w:p>
+      <w:pPr>
+        <w:ind w:left="720" w:first-line="-720"/>
+      </w:pPr>
+      <w:r>
+        <w:rPr>
+          <w:rFonts w:ascii="Helvetica" w:hAnsi="Helvetica" w:cs="Helvetica"/>
+          <w:sz w:val="24"/>
+          <w:sz-cs w:val="24"/>
+        </w:rPr>
+        <w:t xml:space="preserve"/>
+        <w:tab/>
+        <w:t xml:space="preserve">•</w:t>
+        <w:tab/>
+        <w:t xml:space="preserve"/>
+      </w:r>
+      <w:r>
+        <w:rPr>
+          <w:rFonts w:ascii="Helvetica" w:hAnsi="Helvetica" w:cs="Helvetica"/>
+          <w:sz w:val="24"/>
+          <w:sz-cs w:val="24"/>
+          <w:spacing w:val="0"/>
+        </w:rPr>
+        <w:t xml:space="preserve">Would you close the blinds for me? (lb ×2)</w:t>
+      </w:r>
+    </w:p>
+    <w:p>
+      <w:pPr>
+        <w:ind w:left="720" w:first-line="-720"/>
+      </w:pPr>
+      <w:r>
+        <w:rPr>
+          <w:rFonts w:ascii="Helvetica" w:hAnsi="Helvetica" w:cs="Helvetica"/>
+          <w:sz w:val="24"/>
+          <w:sz-cs w:val="24"/>
+        </w:rPr>
+        <w:t xml:space="preserve"/>
+        <w:tab/>
+        <w:t xml:space="preserve">•</w:t>
+        <w:tab/>
+        <w:t xml:space="preserve"/>
+      </w:r>
+      <w:r>
+        <w:rPr>
+          <w:rFonts w:ascii="Helvetica" w:hAnsi="Helvetica" w:cs="Helvetica"/>
+          <w:sz w:val="24"/>
+          <w:sz-cs w:val="24"/>
+          <w:spacing w:val="0"/>
+        </w:rPr>
+        <w:t xml:space="preserve">We're planning a picnic at the club. (lb ×2)</w:t>
+      </w:r>
+    </w:p>
+    <w:p>
+      <w:pPr>
+        <w:ind w:left="720" w:first-line="-720"/>
+      </w:pPr>
+      <w:r>
+        <w:rPr>
+          <w:rFonts w:ascii="Helvetica" w:hAnsi="Helvetica" w:cs="Helvetica"/>
+          <w:sz w:val="24"/>
+          <w:sz-cs w:val="24"/>
+        </w:rPr>
+        <w:t xml:space="preserve"/>
+        <w:tab/>
+        <w:t xml:space="preserve">•</w:t>
+        <w:tab/>
+        <w:t xml:space="preserve"/>
+      </w:r>
+      <w:r>
+        <w:rPr>
+          <w:rFonts w:ascii="Helvetica" w:hAnsi="Helvetica" w:cs="Helvetica"/>
+          <w:sz w:val="24"/>
+          <w:sz-cs w:val="24"/>
+          <w:spacing w:val="0"/>
+        </w:rPr>
+        <w:t xml:space="preserve">Would you please play the piano for us? (lb ×2)</w:t>
+      </w:r>
+    </w:p>
+    <w:p>
+      <w:pPr>
+        <w:ind w:left="720" w:first-line="-720"/>
+      </w:pPr>
+      <w:r>
+        <w:rPr>
+          <w:rFonts w:ascii="Helvetica" w:hAnsi="Helvetica" w:cs="Helvetica"/>
+          <w:sz w:val="24"/>
+          <w:sz-cs w:val="24"/>
+        </w:rPr>
+        <w:t xml:space="preserve"/>
+        <w:tab/>
+        <w:t xml:space="preserve">•</w:t>
+        <w:tab/>
+        <w:t xml:space="preserve"/>
+      </w:r>
+      <w:r>
+        <w:rPr>
+          <w:rFonts w:ascii="Helvetica" w:hAnsi="Helvetica" w:cs="Helvetica"/>
+          <w:sz w:val="24"/>
+          <w:sz-cs w:val="24"/>
+          <w:spacing w:val="0"/>
+        </w:rPr>
+        <w:t xml:space="preserve">I still swim on Sundays with my sister. (sb ×2)</w:t>
+      </w:r>
+    </w:p>
+    <w:p>
+      <w:pPr>
+        <w:ind w:left="720" w:first-line="-720"/>
+      </w:pPr>
+      <w:r>
+        <w:rPr>
+          <w:rFonts w:ascii="Helvetica" w:hAnsi="Helvetica" w:cs="Helvetica"/>
+          <w:sz w:val="24"/>
+          <w:sz-cs w:val="24"/>
+        </w:rPr>
+        <w:t xml:space="preserve"/>
+        <w:tab/>
+        <w:t xml:space="preserve">•</w:t>
+        <w:tab/>
+        <w:t xml:space="preserve"/>
+      </w:r>
+      <w:r>
+        <w:rPr>
+          <w:rFonts w:ascii="Helvetica" w:hAnsi="Helvetica" w:cs="Helvetica"/>
+          <w:sz w:val="24"/>
+          <w:sz-cs w:val="24"/>
+          <w:spacing w:val="0"/>
+        </w:rPr>
+        <w:t xml:space="preserve">Would you stop by and stay for supper? (sb ×2)</w:t>
+      </w:r>
+    </w:p>
+    <w:p>
+      <w:pPr>
+        <w:ind w:left="720" w:first-line="-720"/>
+      </w:pPr>
+      <w:r>
+        <w:rPr>
+          <w:rFonts w:ascii="Helvetica" w:hAnsi="Helvetica" w:cs="Helvetica"/>
+          <w:sz w:val="24"/>
+          <w:sz-cs w:val="24"/>
+        </w:rPr>
+        <w:t xml:space="preserve"/>
+        <w:tab/>
+        <w:t xml:space="preserve">•</w:t>
+        <w:tab/>
+        <w:t xml:space="preserve"/>
+      </w:r>
+      <w:r>
+        <w:rPr>
+          <w:rFonts w:ascii="Helvetica" w:hAnsi="Helvetica" w:cs="Helvetica"/>
+          <w:sz w:val="24"/>
+          <w:sz-cs w:val="24"/>
+          <w:spacing w:val="0"/>
+        </w:rPr>
+        <w:t xml:space="preserve">My grandson is getting stronger at street hockey. (tri ×2)</w:t>
+      </w:r>
+    </w:p>
+    <w:p>
+      <w:pPr>
+        <w:ind w:left="720" w:first-line="-720"/>
+      </w:pPr>
+      <w:r>
+        <w:rPr>
+          <w:rFonts w:ascii="Helvetica" w:hAnsi="Helvetica" w:cs="Helvetica"/>
+          <w:sz w:val="24"/>
+          <w:sz-cs w:val="24"/>
+        </w:rPr>
+        <w:t xml:space="preserve"/>
+        <w:tab/>
+        <w:t xml:space="preserve">•</w:t>
+        <w:tab/>
+        <w:t xml:space="preserve"/>
+      </w:r>
+      <w:r>
+        <w:rPr>
+          <w:rFonts w:ascii="Helvetica" w:hAnsi="Helvetica" w:cs="Helvetica"/>
+          <w:sz w:val="24"/>
+          <w:sz-cs w:val="24"/>
+          <w:spacing w:val="0"/>
+        </w:rPr>
+        <w:t xml:space="preserve">I sent a gift for the wedding. (fc ×2)</w:t>
+      </w:r>
+    </w:p>
+    <w:p>
+      <w:pPr>
+        <w:ind w:left="720" w:first-line="-720"/>
+      </w:pPr>
+      <w:r>
+        <w:rPr>
+          <w:rFonts w:ascii="Helvetica" w:hAnsi="Helvetica" w:cs="Helvetica"/>
+          <w:sz w:val="24"/>
+          <w:sz-cs w:val="24"/>
+        </w:rPr>
+        <w:t xml:space="preserve"/>
+        <w:tab/>
+        <w:t xml:space="preserve">•</w:t>
+        <w:tab/>
+        <w:t xml:space="preserve"/>
+      </w:r>
+      <w:r>
+        <w:rPr>
+          <w:rFonts w:ascii="Helvetica" w:hAnsi="Helvetica" w:cs="Helvetica"/>
+          <w:sz w:val="24"/>
+          <w:sz-cs w:val="24"/>
+          <w:spacing w:val="0"/>
+        </w:rPr>
+        <w:t xml:space="preserve">Could you drive me to my granddaughter's recital? (rb ×2)</w:t>
+      </w:r>
+    </w:p>
+    <w:p>
+      <w:pPr>
+        <w:ind w:left="720" w:first-line="-720"/>
+      </w:pPr>
+      <w:r>
+        <w:rPr>
+          <w:rFonts w:ascii="Helvetica" w:hAnsi="Helvetica" w:cs="Helvetica"/>
+          <w:sz w:val="24"/>
+          <w:sz-cs w:val="24"/>
+        </w:rPr>
+        <w:t xml:space="preserve"/>
+        <w:tab/>
+        <w:t xml:space="preserve">•</w:t>
+        <w:tab/>
+        <w:t xml:space="preserve"/>
+      </w:r>
+      <w:r>
+        <w:rPr>
+          <w:rFonts w:ascii="Helvetica" w:hAnsi="Helvetica" w:cs="Helvetica"/>
+          <w:sz w:val="24"/>
+          <w:sz-cs w:val="24"/>
+          <w:spacing w:val="0"/>
+        </w:rPr>
+        <w:t xml:space="preserve">I can't attend the concert on Sunday. (fc ×2)</w:t>
+      </w:r>
+    </w:p>
+    <w:p>
+      <w:pPr>
+        <w:ind w:left="720" w:first-line="-720"/>
+      </w:pPr>
+      <w:r>
+        <w:rPr>
+          <w:rFonts w:ascii="Helvetica" w:hAnsi="Helvetica" w:cs="Helvetica"/>
+          <w:sz w:val="24"/>
+          <w:sz-cs w:val="24"/>
+        </w:rPr>
+        <w:t xml:space="preserve"/>
+        <w:tab/>
+        <w:t xml:space="preserve">•</w:t>
+        <w:tab/>
+        <w:t xml:space="preserve"/>
+      </w:r>
+      <w:r>
+        <w:rPr>
+          <w:rFonts w:ascii="Helvetica" w:hAnsi="Helvetica" w:cs="Helvetica"/>
+          <w:sz w:val="24"/>
+          <w:sz-cs w:val="24"/>
+          <w:spacing w:val="0"/>
+        </w:rPr>
+        <w:t xml:space="preserve">Could you drive my grandson home? (rb ×2)</w:t>
       </w:r>
     </w:p>
     <w:p>
@@ -14374,7 +15674,7 @@
           <w:b/>
           <w:spacing w:val="0"/>
         </w:rPr>
-        <w:t xml:space="preserve">Shopping (34 words · 53 sentences)</w:t>
+        <w:t xml:space="preserve">Shopping (34 words · 63 sentences)</w:t>
       </w:r>
     </w:p>
     <w:p>
@@ -15801,6 +17101,266 @@
           <w:spacing w:val="0"/>
         </w:rPr>
         <w:t xml:space="preserve">Could you please explain the discount clearly? (lb ×3)</w:t>
+      </w:r>
+    </w:p>
+    <w:p>
+      <w:pPr>
+        <w:ind w:left="720" w:first-line="-720"/>
+      </w:pPr>
+      <w:r>
+        <w:rPr>
+          <w:rFonts w:ascii="Helvetica" w:hAnsi="Helvetica" w:cs="Helvetica"/>
+          <w:sz w:val="24"/>
+          <w:sz-cs w:val="24"/>
+        </w:rPr>
+        <w:t xml:space="preserve"/>
+        <w:tab/>
+        <w:t xml:space="preserve">•</w:t>
+        <w:tab/>
+        <w:t xml:space="preserve"/>
+      </w:r>
+      <w:r>
+        <w:rPr>
+          <w:rFonts w:ascii="Helvetica" w:hAnsi="Helvetica" w:cs="Helvetica"/>
+          <w:sz w:val="24"/>
+          <w:sz-cs w:val="24"/>
+          <w:spacing w:val="0"/>
+        </w:rPr>
+        <w:t xml:space="preserve">Where can I find the strawberries and the string beans? (tri ×2)</w:t>
+      </w:r>
+    </w:p>
+    <w:p>
+      <w:pPr>
+        <w:ind w:left="720" w:first-line="-720"/>
+      </w:pPr>
+      <w:r>
+        <w:rPr>
+          <w:rFonts w:ascii="Helvetica" w:hAnsi="Helvetica" w:cs="Helvetica"/>
+          <w:sz w:val="24"/>
+          <w:sz-cs w:val="24"/>
+        </w:rPr>
+        <w:t xml:space="preserve"/>
+        <w:tab/>
+        <w:t xml:space="preserve">•</w:t>
+        <w:tab/>
+        <w:t xml:space="preserve"/>
+      </w:r>
+      <w:r>
+        <w:rPr>
+          <w:rFonts w:ascii="Helvetica" w:hAnsi="Helvetica" w:cs="Helvetica"/>
+          <w:sz w:val="24"/>
+          <w:sz-cs w:val="24"/>
+          <w:spacing w:val="0"/>
+        </w:rPr>
+        <w:t xml:space="preserve">I need a street map and a strong shopping bag. (tri ×2)</w:t>
+      </w:r>
+    </w:p>
+    <w:p>
+      <w:pPr>
+        <w:ind w:left="720" w:first-line="-720"/>
+      </w:pPr>
+      <w:r>
+        <w:rPr>
+          <w:rFonts w:ascii="Helvetica" w:hAnsi="Helvetica" w:cs="Helvetica"/>
+          <w:sz w:val="24"/>
+          <w:sz-cs w:val="24"/>
+        </w:rPr>
+        <w:t xml:space="preserve"/>
+        <w:tab/>
+        <w:t xml:space="preserve">•</w:t>
+        <w:tab/>
+        <w:t xml:space="preserve"/>
+      </w:r>
+      <w:r>
+        <w:rPr>
+          <w:rFonts w:ascii="Helvetica" w:hAnsi="Helvetica" w:cs="Helvetica"/>
+          <w:sz w:val="24"/>
+          <w:sz-cs w:val="24"/>
+          <w:spacing w:val="0"/>
+        </w:rPr>
+        <w:t xml:space="preserve">Do you think these are worth the price? (th ×2)</w:t>
+      </w:r>
+    </w:p>
+    <w:p>
+      <w:pPr>
+        <w:ind w:left="720" w:first-line="-720"/>
+      </w:pPr>
+      <w:r>
+        <w:rPr>
+          <w:rFonts w:ascii="Helvetica" w:hAnsi="Helvetica" w:cs="Helvetica"/>
+          <w:sz w:val="24"/>
+          <w:sz-cs w:val="24"/>
+        </w:rPr>
+        <w:t xml:space="preserve"/>
+        <w:tab/>
+        <w:t xml:space="preserve">•</w:t>
+        <w:tab/>
+        <w:t xml:space="preserve"/>
+      </w:r>
+      <w:r>
+        <w:rPr>
+          <w:rFonts w:ascii="Helvetica" w:hAnsi="Helvetica" w:cs="Helvetica"/>
+          <w:sz w:val="24"/>
+          <w:sz-cs w:val="24"/>
+          <w:spacing w:val="0"/>
+        </w:rPr>
+        <w:t xml:space="preserve">I think this month's sale ends on Sunday. (th ×2)</w:t>
+      </w:r>
+    </w:p>
+    <w:p>
+      <w:pPr>
+        <w:ind w:left="720" w:first-line="-720"/>
+      </w:pPr>
+      <w:r>
+        <w:rPr>
+          <w:rFonts w:ascii="Helvetica" w:hAnsi="Helvetica" w:cs="Helvetica"/>
+          <w:sz w:val="24"/>
+          <w:sz-cs w:val="24"/>
+        </w:rPr>
+        <w:t xml:space="preserve"/>
+        <w:tab/>
+        <w:t xml:space="preserve">•</w:t>
+        <w:tab/>
+        <w:t xml:space="preserve"/>
+      </w:r>
+      <w:r>
+        <w:rPr>
+          <w:rFonts w:ascii="Helvetica" w:hAnsi="Helvetica" w:cs="Helvetica"/>
+          <w:sz w:val="24"/>
+          <w:sz-cs w:val="24"/>
+          <w:spacing w:val="0"/>
+        </w:rPr>
+        <w:t xml:space="preserve">Where can I find the small spoons? (sb ×2)</w:t>
+      </w:r>
+    </w:p>
+    <w:p>
+      <w:pPr>
+        <w:ind w:left="720" w:first-line="-720"/>
+      </w:pPr>
+      <w:r>
+        <w:rPr>
+          <w:rFonts w:ascii="Helvetica" w:hAnsi="Helvetica" w:cs="Helvetica"/>
+          <w:sz w:val="24"/>
+          <w:sz-cs w:val="24"/>
+        </w:rPr>
+        <w:t xml:space="preserve"/>
+        <w:tab/>
+        <w:t xml:space="preserve">•</w:t>
+        <w:tab/>
+        <w:t xml:space="preserve"/>
+      </w:r>
+      <w:r>
+        <w:rPr>
+          <w:rFonts w:ascii="Helvetica" w:hAnsi="Helvetica" w:cs="Helvetica"/>
+          <w:sz w:val="24"/>
+          <w:sz-cs w:val="24"/>
+          <w:spacing w:val="0"/>
+        </w:rPr>
+        <w:t xml:space="preserve">Could I speak to the store manager? (sb ×2)</w:t>
+      </w:r>
+    </w:p>
+    <w:p>
+      <w:pPr>
+        <w:ind w:left="720" w:first-line="-720"/>
+      </w:pPr>
+      <w:r>
+        <w:rPr>
+          <w:rFonts w:ascii="Helvetica" w:hAnsi="Helvetica" w:cs="Helvetica"/>
+          <w:sz w:val="24"/>
+          <w:sz-cs w:val="24"/>
+        </w:rPr>
+        <w:t xml:space="preserve"/>
+        <w:tab/>
+        <w:t xml:space="preserve">•</w:t>
+        <w:tab/>
+        <w:t xml:space="preserve"/>
+      </w:r>
+      <w:r>
+        <w:rPr>
+          <w:rFonts w:ascii="Helvetica" w:hAnsi="Helvetica" w:cs="Helvetica"/>
+          <w:sz w:val="24"/>
+          <w:sz-cs w:val="24"/>
+          <w:spacing w:val="0"/>
+        </w:rPr>
+        <w:t xml:space="preserve">Could you bring a cart for my groceries? (rb ×2)</w:t>
+      </w:r>
+    </w:p>
+    <w:p>
+      <w:pPr>
+        <w:ind w:left="720" w:first-line="-720"/>
+      </w:pPr>
+      <w:r>
+        <w:rPr>
+          <w:rFonts w:ascii="Helvetica" w:hAnsi="Helvetica" w:cs="Helvetica"/>
+          <w:sz w:val="24"/>
+          <w:sz-cs w:val="24"/>
+        </w:rPr>
+        <w:t xml:space="preserve"/>
+        <w:tab/>
+        <w:t xml:space="preserve">•</w:t>
+        <w:tab/>
+        <w:t xml:space="preserve"/>
+      </w:r>
+      <w:r>
+        <w:rPr>
+          <w:rFonts w:ascii="Helvetica" w:hAnsi="Helvetica" w:cs="Helvetica"/>
+          <w:sz w:val="24"/>
+          <w:sz-cs w:val="24"/>
+          <w:spacing w:val="0"/>
+        </w:rPr>
+        <w:t xml:space="preserve">Could you print my receipt from Friday? (rb ×2)</w:t>
+      </w:r>
+    </w:p>
+    <w:p>
+      <w:pPr>
+        <w:ind w:left="720" w:first-line="-720"/>
+      </w:pPr>
+      <w:r>
+        <w:rPr>
+          <w:rFonts w:ascii="Helvetica" w:hAnsi="Helvetica" w:cs="Helvetica"/>
+          <w:sz w:val="24"/>
+          <w:sz-cs w:val="24"/>
+        </w:rPr>
+        <w:t xml:space="preserve"/>
+        <w:tab/>
+        <w:t xml:space="preserve">•</w:t>
+        <w:tab/>
+        <w:t xml:space="preserve"/>
+      </w:r>
+      <w:r>
+        <w:rPr>
+          <w:rFonts w:ascii="Helvetica" w:hAnsi="Helvetica" w:cs="Helvetica"/>
+          <w:sz w:val="24"/>
+          <w:sz-cs w:val="24"/>
+          <w:spacing w:val="0"/>
+        </w:rPr>
+        <w:t xml:space="preserve">Could you please place the eggs on top? (lb ×2)</w:t>
+      </w:r>
+    </w:p>
+    <w:p>
+      <w:pPr>
+        <w:ind w:left="720" w:first-line="-720"/>
+      </w:pPr>
+      <w:r>
+        <w:rPr>
+          <w:rFonts w:ascii="Helvetica" w:hAnsi="Helvetica" w:cs="Helvetica"/>
+          <w:sz w:val="24"/>
+          <w:sz-cs w:val="24"/>
+        </w:rPr>
+        <w:t xml:space="preserve"/>
+        <w:tab/>
+        <w:t xml:space="preserve">•</w:t>
+        <w:tab/>
+        <w:t xml:space="preserve"/>
+      </w:r>
+      <w:r>
+        <w:rPr>
+          <w:rFonts w:ascii="Helvetica" w:hAnsi="Helvetica" w:cs="Helvetica"/>
+          <w:sz w:val="24"/>
+          <w:sz-cs w:val="24"/>
+          <w:spacing w:val="0"/>
+        </w:rPr>
+        <w:t xml:space="preserve">Could I please have a clean bag? (lb ×2)</w:t>
       </w:r>
     </w:p>
     <w:p>

--- a/Tongue and Groove Word Library.docx
+++ b/Tongue and Groove Word Library.docx
@@ -57,7 +57,7 @@
           <w:b/>
           <w:spacing w:val="0"/>
         </w:rPr>
-        <w:t xml:space="preserve">Totals: 276 pool words (tiers 2–5) + 104 place-switchers · 121 drill sentences · 457 scenario sentences</w:t>
+        <w:t xml:space="preserve">Totals: 548 pool words (tiers 2–5) + 104 place-switchers · 121 drill sentences · 457 scenario sentences</w:t>
       </w:r>
       <w:r>
         <w:rPr>
@@ -81,7 +81,7 @@
           <w:b/>
           <w:spacing w:val="0"/>
         </w:rPr>
-        <w:t xml:space="preserve">TH sounds (20)</w:t>
+        <w:t xml:space="preserve">TH sounds (41)</w:t>
       </w:r>
     </w:p>
     <w:p>
@@ -96,7 +96,7 @@
           <w:b/>
           <w:spacing w:val="0"/>
         </w:rPr>
-        <w:t xml:space="preserve">Tier 2 (11)</w:t>
+        <w:t xml:space="preserve">Tier 2 (12)</w:t>
       </w:r>
     </w:p>
     <w:p>
@@ -110,7 +110,7 @@
           <w:sz-cs w:val="24"/>
           <w:spacing w:val="0"/>
         </w:rPr>
-        <w:t xml:space="preserve">nothing, together, brother, throughout, author, theory, therefore, weather, northern, southern, method</w:t>
+        <w:t xml:space="preserve">nothing, together, brother, throughout, author, theory, therefore, weather, northern, southern, method, therapy</w:t>
       </w:r>
     </w:p>
     <w:p>
@@ -125,7 +125,7 @@
           <w:b/>
           <w:spacing w:val="0"/>
         </w:rPr>
-        <w:t xml:space="preserve">Tier 3 (8)</w:t>
+        <w:t xml:space="preserve">Tier 3 (14)</w:t>
       </w:r>
     </w:p>
     <w:p>
@@ -139,7 +139,7 @@
           <w:sz-cs w:val="24"/>
           <w:spacing w:val="0"/>
         </w:rPr>
-        <w:t xml:space="preserve">something, anything, everything, thinking, themselves, otherwise, authority, healthy</w:t>
+        <w:t xml:space="preserve">something, anything, everything, thinking, themselves, otherwise, authority, healthy, birthday, bathroom, clothing, breathing, therapist, toothbrush</w:t>
       </w:r>
     </w:p>
     <w:p>
@@ -154,7 +154,7 @@
           <w:b/>
           <w:spacing w:val="0"/>
         </w:rPr>
-        <w:t xml:space="preserve">Tier 4 (1)</w:t>
+        <w:t xml:space="preserve">Tier 4 (13)</w:t>
       </w:r>
     </w:p>
     <w:p>
@@ -168,7 +168,36 @@
           <w:sz-cs w:val="24"/>
           <w:spacing w:val="0"/>
         </w:rPr>
-        <w:t xml:space="preserve">thousands</w:t>
+        <w:t xml:space="preserve">thousands, throwing, athletes, commonwealth, threatening, mathematics, northwest, athletic, southwest, thoroughly, altogether, strengthen, thankful</w:t>
+      </w:r>
+    </w:p>
+    <w:p>
+      <w:pPr>
+        <w:spacing w:after="280"/>
+      </w:pPr>
+      <w:r>
+        <w:rPr>
+          <w:rFonts w:ascii="Helvetica" w:hAnsi="Helvetica" w:cs="Helvetica"/>
+          <w:sz w:val="28"/>
+          <w:sz-cs w:val="28"/>
+          <w:b/>
+          <w:spacing w:val="0"/>
+        </w:rPr>
+        <w:t xml:space="preserve">Tier 5 (2)</w:t>
+      </w:r>
+    </w:p>
+    <w:p>
+      <w:pPr>
+        <w:spacing w:after="240"/>
+      </w:pPr>
+      <w:r>
+        <w:rPr>
+          <w:rFonts w:ascii="Helvetica" w:hAnsi="Helvetica" w:cs="Helvetica"/>
+          <w:sz w:val="24"/>
+          <w:sz-cs w:val="24"/>
+          <w:spacing w:val="0"/>
+        </w:rPr>
+        <w:t xml:space="preserve">grandfather, grandmother</w:t>
       </w:r>
     </w:p>
     <w:p>
@@ -183,7 +212,7 @@
           <w:b/>
           <w:spacing w:val="0"/>
         </w:rPr>
-        <w:t xml:space="preserve">3-consonant clusters (16)</w:t>
+        <w:t xml:space="preserve">3-consonant clusters (61)</w:t>
       </w:r>
     </w:p>
     <w:p>
@@ -227,7 +256,7 @@
           <w:b/>
           <w:spacing w:val="0"/>
         </w:rPr>
-        <w:t xml:space="preserve">Tier 3 (2)</w:t>
+        <w:t xml:space="preserve">Tier 3 (4)</w:t>
       </w:r>
     </w:p>
     <w:p>
@@ -241,7 +270,7 @@
           <w:sz-cs w:val="24"/>
           <w:spacing w:val="0"/>
         </w:rPr>
-        <w:t xml:space="preserve">district, described</w:t>
+        <w:t xml:space="preserve">district, described, bathroom, restroom</w:t>
       </w:r>
     </w:p>
     <w:p>
@@ -256,7 +285,7 @@
           <w:b/>
           <w:spacing w:val="0"/>
         </w:rPr>
-        <w:t xml:space="preserve">Tier 4 (11)</w:t>
+        <w:t xml:space="preserve">Tier 4 (49)</w:t>
       </w:r>
     </w:p>
     <w:p>
@@ -270,7 +299,7 @@
           <w:sz-cs w:val="24"/>
           <w:spacing w:val="0"/>
         </w:rPr>
-        <w:t xml:space="preserve">industry, construction, structure, description, industrial, distribution, ministry, struggle, stronger, structures, strongly</w:t>
+        <w:t xml:space="preserve">industry, construction, structure, description, industrial, distribution, ministry, struggle, stronger, structures, strongly, industries, describes, throwing, destruction, chemistry, screaming, struggling, instruments, registration, discrimination, distributed, districts, constructed, stranger, instrument, describing, demonstrated, streaming, demonstrate, striking, restricted, spreading, threatening, widespread, structural, illustrated, strictly, screening, abstract, instruction, strangers, strongest, destroying, frustrated, struggles, strengthen, stretching, strawberries</w:t>
       </w:r>
     </w:p>
     <w:p>
@@ -285,7 +314,7 @@
           <w:b/>
           <w:spacing w:val="0"/>
         </w:rPr>
-        <w:t xml:space="preserve">Tier 5 (2)</w:t>
+        <w:t xml:space="preserve">Tier 5 (7)</w:t>
       </w:r>
     </w:p>
     <w:p>
@@ -299,7 +328,7 @@
           <w:sz-cs w:val="24"/>
           <w:spacing w:val="0"/>
         </w:rPr>
-        <w:t xml:space="preserve">administration, infrastructure</w:t>
+        <w:t xml:space="preserve">administration, infrastructure, administrative, instructions, restrictions, administrator, prescription</w:t>
       </w:r>
     </w:p>
     <w:p>
@@ -314,7 +343,7 @@
           <w:b/>
           <w:spacing w:val="0"/>
         </w:rPr>
-        <w:t xml:space="preserve">L-blends (40)</w:t>
+        <w:t xml:space="preserve">L-blends (87)</w:t>
       </w:r>
     </w:p>
     <w:p>
@@ -329,7 +358,7 @@
           <w:b/>
           <w:spacing w:val="0"/>
         </w:rPr>
-        <w:t xml:space="preserve">Tier 2 (6)</w:t>
+        <w:t xml:space="preserve">Tier 2 (10)</w:t>
       </w:r>
     </w:p>
     <w:p>
@@ -343,7 +372,7 @@
           <w:sz-cs w:val="24"/>
           <w:spacing w:val="0"/>
         </w:rPr>
-        <w:t xml:space="preserve">problem, published, global, clearly, closed, placed</w:t>
+        <w:t xml:space="preserve">problem, published, global, clearly, closed, placed, flowers, glasses, cleaner, slippers</w:t>
       </w:r>
     </w:p>
     <w:p>
@@ -358,7 +387,7 @@
           <w:b/>
           <w:spacing w:val="0"/>
         </w:rPr>
-        <w:t xml:space="preserve">Tier 3 (16)</w:t>
+        <w:t xml:space="preserve">Tier 3 (20)</w:t>
       </w:r>
     </w:p>
     <w:p>
@@ -372,7 +401,7 @@
           <w:sz-cs w:val="24"/>
           <w:spacing w:val="0"/>
         </w:rPr>
-        <w:t xml:space="preserve">probably, include, english, problems, complete, simply, included, seriously, planning, explain, complex, previously, apply, employees, supply, obviously</w:t>
+        <w:t xml:space="preserve">probably, include, english, problems, complete, simply, included, seriously, planning, explain, complex, previously, apply, employees, supply, obviously, clothing, cleaning, blanket, blankets</w:t>
       </w:r>
     </w:p>
     <w:p>
@@ -387,7 +416,7 @@
           <w:b/>
           <w:spacing w:val="0"/>
         </w:rPr>
-        <w:t xml:space="preserve">Tier 4 (17)</w:t>
+        <w:t xml:space="preserve">Tier 4 (48)</w:t>
       </w:r>
     </w:p>
     <w:p>
@@ -401,7 +430,7 @@
           <w:sz-cs w:val="24"/>
           <w:spacing w:val="0"/>
         </w:rPr>
-        <w:t xml:space="preserve">including, completely, includes, established, application, influence, completed, slightly, conflict, assembly, explained, employment, exclusive, islands, republicans, complicated, strongly</w:t>
+        <w:t xml:space="preserve">including, completely, includes, established, application, influence, completed, slightly, conflict, assembly, explained, employment, exclusive, islands, republicans, complicated, strongly, explanation, replacement, explains, conclusion, translation, concluded, struggling, complaint, publications, applying, exclusively, complaints, explaining, completion, explosion, implement, influenced, exploration, compliance, simultaneously, accomplished, classroom, translated, inflation, complaining, establishing, reflects, conflicts, seemingly, influential, gambling</w:t>
       </w:r>
     </w:p>
     <w:p>
@@ -416,7 +445,7 @@
           <w:b/>
           <w:spacing w:val="0"/>
         </w:rPr>
-        <w:t xml:space="preserve">Tier 5 (1)</w:t>
+        <w:t xml:space="preserve">Tier 5 (9)</w:t>
       </w:r>
     </w:p>
     <w:p>
@@ -430,7 +459,7 @@
           <w:sz-cs w:val="24"/>
           <w:spacing w:val="0"/>
         </w:rPr>
-        <w:t xml:space="preserve">applications</w:t>
+        <w:t xml:space="preserve">applications, establishment, increasingly, incredibly, implementation, implemented, unemployment, implications, surprisingly</w:t>
       </w:r>
     </w:p>
     <w:p>
@@ -445,7 +474,7 @@
           <w:b/>
           <w:spacing w:val="0"/>
         </w:rPr>
-        <w:t xml:space="preserve">R-blends (107)</w:t>
+        <w:t xml:space="preserve">R-blends (258)</w:t>
       </w:r>
     </w:p>
     <w:p>
@@ -460,7 +489,7 @@
           <w:b/>
           <w:spacing w:val="0"/>
         </w:rPr>
-        <w:t xml:space="preserve">Tier 2 (27)</w:t>
+        <w:t xml:space="preserve">Tier 2 (34)</w:t>
       </w:r>
     </w:p>
     <w:p>
@@ -474,7 +503,7 @@
           <w:sz-cs w:val="24"/>
           <w:spacing w:val="0"/>
         </w:rPr>
-        <w:t xml:space="preserve">problem, program, project, present, training, brother, property, practice, professional, provided, agree, degree, secret, greater, professor, broken, prices, primary, produced, truly, freedom, traffic, agreed, critical, profile, prison, provides</w:t>
+        <w:t xml:space="preserve">problem, program, project, present, training, brother, property, practice, professional, provided, agree, degree, travel, secret, greater, professor, broken, prices, primary, produced, truly, freedom, traffic, agreed, critical, profile, prison, provides, grocery, drawer, groceries, freezer, driveway, crutches</w:t>
       </w:r>
     </w:p>
     <w:p>
@@ -489,7 +518,7 @@
           <w:b/>
           <w:spacing w:val="0"/>
         </w:rPr>
-        <w:t xml:space="preserve">Tier 3 (30)</w:t>
+        <w:t xml:space="preserve">Tier 3 (38)</w:t>
       </w:r>
     </w:p>
     <w:p>
@@ -503,7 +532,7 @@
           <w:sz-cs w:val="24"/>
           <w:spacing w:val="0"/>
         </w:rPr>
-        <w:t xml:space="preserve">country, children, president, control, probably, problems, production, countries, central, increase, district, products, treatment, described, extra, product, secretary, growing, approach, protect, address, congress, driving, programs, agreement, library, protection, traditional, previously, african</w:t>
+        <w:t xml:space="preserve">country, children, president, control, probably, problems, production, countries, central, increase, district, products, treatment, described, extra, product, secretary, growing, approach, protect, address, congress, driving, programs, agreement, library, protection, traditional, previously, african, breakfast, celebrate, crossing, breathing, dressing, laundry, restroom, toothbrush</w:t>
       </w:r>
     </w:p>
     <w:p>
@@ -518,7 +547,7 @@
           <w:b/>
           <w:spacing w:val="0"/>
         </w:rPr>
-        <w:t xml:space="preserve">Tier 4 (44)</w:t>
+        <w:t xml:space="preserve">Tier 4 (159)</w:t>
       </w:r>
     </w:p>
     <w:p>
@@ -532,7 +561,7 @@
           <w:sz-cs w:val="24"/>
           <w:spacing w:val="0"/>
         </w:rPr>
-        <w:t xml:space="preserve">industry, construction, contract, increased, structure, projects, extremely, background, appreciate, description, electric, introduced, transfer, industrial, girlfriend, increasing, transport, appropriate, approved, approximately, distribution, friendly, ministry, struggle, hundreds, improved, controlled, representative, frequently, electronic, expression, stronger, attractive, represented, expressed, presidential, representatives, approval, represents, structures, impressive, strongly, contrast, increases</w:t>
+        <w:t xml:space="preserve">industry, construction, contract, increased, structure, projects, extremely, background, appreciate, description, electric, introduced, transfer, industrial, girlfriend, increasing, transport, appropriate, approved, approximately, distribution, friendly, ministry, struggle, hundreds, improved, controlled, representative, frequently, electronic, expression, stronger, attractive, represented, expressed, presidential, representatives, approval, represents, structures, impressive, strongly, contrast, increases, electricity, electrical, industries, principles, controls, presents, contracts, describes, contributed, entrance, friendship, translation, agriculture, immigrants, improving, introduce, programming, destruction, extraordinary, representing, transferred, chemistry, impression, screaming, agricultural, contribute, contribution, impressed, photographs, principle, representation, struggling, transmission, aggressive, instruments, registration, underground, attracted, discrimination, distributed, districts, presentation, protecting, constructed, franchise, integrated, stranger, addressed, controversy, instrument, spectrum, approaches, professionals, controversial, describing, demonstrated, integration, integrity, interpretation, streaming, transactions, branches, transaction, attract, demonstrate, protests, striking, congressional, practically, restricted, spreading, widespread, proceedings, structural, approaching, celebrating, contrary, controlling, illustrated, propaganda, appreciated, approached, presidency, strictly, compromise, productivity, screening, translated, abstract, ingredients, instruction, strangers, addresses, controller, agreements, appreciation, preventing, strongest, attraction, grandma, destroying, treatments, contractor, frustrated, presenting, presidents, struggles, transformed, concentrate, strengthen, grandson, stretching, granddaughter, strawberries, crossword</w:t>
       </w:r>
     </w:p>
     <w:p>
@@ -547,7 +576,7 @@
           <w:b/>
           <w:spacing w:val="0"/>
         </w:rPr>
-        <w:t xml:space="preserve">Tier 5 (6)</w:t>
+        <w:t xml:space="preserve">Tier 5 (27)</w:t>
       </w:r>
     </w:p>
     <w:p>
@@ -561,7 +590,7 @@
           <w:sz-cs w:val="24"/>
           <w:spacing w:val="0"/>
         </w:rPr>
-        <w:t xml:space="preserve">administration, incredible, transportation, introduction, improvement, infrastructure</w:t>
+        <w:t xml:space="preserve">administration, incredible, transportation, introduction, improvement, infrastructure, administrative, congratulations, increasingly, incredibly, instructions, comprehensive, contributions, restrictions, concentration, improvements, grandfather, transformation, electronics, introducing, grandmother, surprisingly, contributing, administrator, prescription, grandparents, grandchildren</w:t>
       </w:r>
     </w:p>
     <w:p>
@@ -576,7 +605,7 @@
           <w:b/>
           <w:spacing w:val="0"/>
         </w:rPr>
-        <w:t xml:space="preserve">S-blends (23)</w:t>
+        <w:t xml:space="preserve">S-blends (48)</w:t>
       </w:r>
     </w:p>
     <w:p>
@@ -591,7 +620,7 @@
           <w:b/>
           <w:spacing w:val="0"/>
         </w:rPr>
-        <w:t xml:space="preserve">Tier 2 (11)</w:t>
+        <w:t xml:space="preserve">Tier 2 (15)</w:t>
       </w:r>
     </w:p>
     <w:p>
@@ -605,7 +634,7 @@
           <w:sz-cs w:val="24"/>
           <w:spacing w:val="0"/>
         </w:rPr>
-        <w:t xml:space="preserve">starting, specific, standard, student, stories, stupid, status, species, stopped, scale, smaller</w:t>
+        <w:t xml:space="preserve">starting, specific, standard, student, stories, stupid, status, species, stopped, scale, smaller, steady, swallow, sweater, stitches</w:t>
       </w:r>
     </w:p>
     <w:p>
@@ -620,7 +649,7 @@
           <w:b/>
           <w:spacing w:val="0"/>
         </w:rPr>
-        <w:t xml:space="preserve">Tier 3 (4)</w:t>
+        <w:t xml:space="preserve">Tier 3 (6)</w:t>
       </w:r>
     </w:p>
     <w:p>
@@ -634,7 +663,7 @@
           <w:sz-cs w:val="24"/>
           <w:spacing w:val="0"/>
         </w:rPr>
-        <w:t xml:space="preserve">students, statement, speaking, standing</w:t>
+        <w:t xml:space="preserve">students, statement, speaking, standing, spelling, swallowing</w:t>
       </w:r>
     </w:p>
     <w:p>
@@ -649,7 +678,7 @@
           <w:b/>
           <w:spacing w:val="0"/>
         </w:rPr>
-        <w:t xml:space="preserve">Tier 4 (8)</w:t>
+        <w:t xml:space="preserve">Tier 4 (27)</w:t>
       </w:r>
     </w:p>
     <w:p>
@@ -663,7 +692,7 @@
           <w:sz-cs w:val="24"/>
           <w:spacing w:val="0"/>
         </w:rPr>
-        <w:t xml:space="preserve">structure, struggle, statistics, stronger, statements, scientists, structures, strongly</w:t>
+        <w:t xml:space="preserve">structure, struggle, statistics, stronger, statements, scientists, structures, strongly, screaming, struggling, stranger, spectrum, streaming, striking, spreading, structural, strictly, screening, statistical, strangers, strongest, struggles, strengthen, stretching, strawberries, stumble, stiffness</w:t>
       </w:r>
     </w:p>
     <w:p>
@@ -678,7 +707,7 @@
           <w:b/>
           <w:spacing w:val="0"/>
         </w:rPr>
-        <w:t xml:space="preserve">Final clusters (132)</w:t>
+        <w:t xml:space="preserve">Final clusters (235)</w:t>
       </w:r>
     </w:p>
     <w:p>
@@ -693,7 +722,7 @@
           <w:b/>
           <w:spacing w:val="0"/>
         </w:rPr>
-        <w:t xml:space="preserve">Tier 2 (54)</w:t>
+        <w:t xml:space="preserve">Tier 2 (56)</w:t>
       </w:r>
     </w:p>
     <w:p>
@@ -707,7 +736,7 @@
           <w:sz-cs w:val="24"/>
           <w:spacing w:val="0"/>
         </w:rPr>
-        <w:t xml:space="preserve">different, almost, himself, project, account, perfect, event, present, result, questions, amount, itself, perhaps, difficult, systems, towards, percent, recent, respect, standard, effect, except, network, student, expect, western, content, husband, contact, levels, movement, happens, biggest, reasons, weekend, latest, details, direct, largest, records, reports, comment, officers, highest, accept, northern, demand, southern, agent, adult, artist, nations, remains, correct</w:t>
+        <w:t xml:space="preserve">different, almost, himself, project, account, perfect, event, present, result, questions, amount, itself, perhaps, difficult, systems, towards, percent, recent, respect, standard, effect, except, network, student, expect, western, content, husband, contact, levels, movement, happens, biggest, reasons, weekend, latest, details, direct, largest, records, reports, comment, officers, highest, accept, northern, demand, southern, agent, adult, artist, nations, remains, correct, flowers, slippers</w:t>
       </w:r>
     </w:p>
     <w:p>
@@ -722,7 +751,7 @@
           <w:b/>
           <w:spacing w:val="0"/>
         </w:rPr>
-        <w:t xml:space="preserve">Tier 3 (38)</w:t>
+        <w:t xml:space="preserve">Tier 3 (45)</w:t>
       </w:r>
     </w:p>
     <w:p>
@@ -736,7 +765,7 @@
           <w:sz-cs w:val="24"/>
           <w:spacing w:val="0"/>
         </w:rPr>
-        <w:t xml:space="preserve">government, president, important, understand, development, students, department, results, parents, problems, interest, management, events, district, products, treatment, conditions, significant, statement, subject, product, impact, protect, patients, programs, effects, agreement, characters, equipment, comments, operations, politics, seconds, attempt, animals, benefits, americans, actions</w:t>
+        <w:t xml:space="preserve">government, president, important, understand, development, students, department, results, parents, problems, interest, management, events, district, products, treatment, conditions, significant, statement, subject, product, impact, protect, patients, programs, effects, agreement, characters, equipment, comments, operations, politics, seconds, attempt, animals, benefits, americans, actions, breakfast, neighbors, therapist, upstairs, dentist, downstairs, blankets</w:t>
       </w:r>
     </w:p>
     <w:p>
@@ -751,7 +780,7 @@
           <w:b/>
           <w:spacing w:val="0"/>
         </w:rPr>
-        <w:t xml:space="preserve">Tier 4 (35)</w:t>
+        <w:t xml:space="preserve">Tier 4 (113)</w:t>
       </w:r>
     </w:p>
     <w:p>
@@ -765,7 +794,7 @@
           <w:sz-cs w:val="24"/>
           <w:spacing w:val="0"/>
         </w:rPr>
-        <w:t xml:space="preserve">contract, independent, environment, individuals, projects, background, thousands, elements, buildings, girlfriend, transport, interests, conflict, documents, requirements, residents, hundreds, entertainment, statistics, employment, constant, objects, statements, aspects, functions, islands, republicans, scientists, appointment, settlement, consistent, represents, symptoms, assessment, contrast</w:t>
+        <w:t xml:space="preserve">contract, independent, environment, individuals, projects, background, thousands, elements, buildings, girlfriend, transport, interests, conflict, documents, requirements, residents, hundreds, entertainment, statistics, employment, constant, objects, statements, aspects, functions, islands, republicans, scientists, appointment, settlement, consistent, represents, symptoms, assessment, contrast, enforcement, governments, components, expectations, replacement, explains, controls, presents, contracts, participants, consists, amendment, experiment, findings, subjects, immigrants, movements, instant, punishment, restaurants, arguments, complaint, instruments, underground, announcement, districts, engagement, conversations, involvement, distinct, intelligent, journalists, recommendations, characteristics, highlights, judgment, publications, concepts, instrument, arrangement, newspapers, professionals, complaints, opponents, transactions, campaigns, investigations, attract, departments, implement, paintings, protests, terrorists, excitement, assignment, contents, proceedings, accidents, interactions, incidents, mathematics, abstract, contacts, ingredients, northwest, strangers, activists, consultant, households, agreements, strongest, intentions, reflects, conflicts, southwest, treatments, presidents, crossword</w:t>
       </w:r>
     </w:p>
     <w:p>
@@ -780,7 +809,7 @@
           <w:b/>
           <w:spacing w:val="0"/>
         </w:rPr>
-        <w:t xml:space="preserve">Tier 5 (5)</w:t>
+        <w:t xml:space="preserve">Tier 5 (21)</w:t>
       </w:r>
     </w:p>
     <w:p>
@@ -794,7 +823,7 @@
           <w:sz-cs w:val="24"/>
           <w:spacing w:val="0"/>
         </w:rPr>
-        <w:t xml:space="preserve">investment, relationships, applications, institutions, improvement</w:t>
+        <w:t xml:space="preserve">investment, relationships, applications, institutions, improvement, establishment, congratulations, instructions, contributions, restrictions, improvements, investments, arrangements, developments, unemployment, experiments, electronics, understands, implications, inhabitants, grandparents</w:t>
       </w:r>
     </w:p>
     <w:p>
